--- a/downloads/student/ai-7-week-02.docx
+++ b/downloads/student/ai-7-week-02.docx
@@ -803,6 +803,16 @@
     <w:p>
       <w:r>
         <w:t>Small case counts leave substantial uncertainty; no significance or causal effect is supplied.</w:t>
+      </w:r>
+    </w:p>
+    <w:p>
+      <w:r>
+        <w:t>Read the labelled picture: Calculate the baseline and new rates for 2/10 and 4/10. Explain both twice the rate and the percentage-point change, and say why neither measures every learner’s improvement.</w:t>
+      </w:r>
+    </w:p>
+    <w:p>
+      <w:r>
+        <w:t>Change one thing: The headline changes to "every learner improves twice as much". Predict the result before checking the explanation. What remains the same?</w:t>
       </w:r>
     </w:p>
     <w:p>
@@ -1901,6 +1911,187 @@
         <w:t>Attempt the independent case before hints. Record whether you worked alone, used a hint or followed a model. After feedback, fix the first unsupported step and explain why it changed. A later check uses a changed case, not a copied answer.</w:t>
       </w:r>
     </w:p>
+    <w:p>
+      <w:pPr>
+        <w:pStyle w:val="Heading1"/>
+      </w:pPr>
+      <w:r>
+        <w:t>15. Your lesson route</w:t>
+      </w:r>
+    </w:p>
+    <w:p>
+      <w:r>
+        <w:t>Start with this question: Read a claim with its denominator. A fictional paper headline says a prompt is twice as effective. Its table reports four correct cases instead of two.</w:t>
+      </w:r>
+    </w:p>
+    <w:tbl>
+      <w:tblPr>
+        <w:tblStyle w:val="LightShading-Accent1"/>
+        <w:tblW w:type="auto" w:w="0"/>
+        <w:tblLook w:firstColumn="1" w:firstRow="1" w:lastColumn="0" w:lastRow="0" w:noHBand="0" w:noVBand="1" w:val="04A0"/>
+      </w:tblPr>
+      <w:tblGrid>
+        <w:gridCol w:w="5112"/>
+        <w:gridCol w:w="5112"/>
+      </w:tblGrid>
+      <w:tr>
+        <w:trPr>
+          <w:tblHeader/>
+        </w:trPr>
+        <w:tc>
+          <w:tcPr>
+            <w:tcW w:type="dxa" w:w="5112"/>
+          </w:tcPr>
+          <w:p>
+            <w:r>
+              <w:t>By the end, I can</w:t>
+            </w:r>
+          </w:p>
+        </w:tc>
+        <w:tc>
+          <w:tcPr>
+            <w:tcW w:type="dxa" w:w="5112"/>
+          </w:tcPr>
+          <w:p>
+            <w:r>
+              <w:t>How I will show it</w:t>
+            </w:r>
+          </w:p>
+        </w:tc>
+      </w:tr>
+      <w:tr>
+        <w:tc>
+          <w:tcPr>
+            <w:tcW w:type="dxa" w:w="5112"/>
+          </w:tcPr>
+          <w:p>
+            <w:r>
+              <w:t>Explain the mechanism and terminology of reading a research claim</w:t>
+            </w:r>
+          </w:p>
+        </w:tc>
+        <w:tc>
+          <w:tcPr>
+            <w:tcW w:type="dxa" w:w="5112"/>
+          </w:tcPr>
+          <w:p>
+            <w:r>
+              <w:t>Explain the deciding step, show a trace or test, and state one limit.</w:t>
+            </w:r>
+          </w:p>
+        </w:tc>
+      </w:tr>
+      <w:tr>
+        <w:tc>
+          <w:tcPr>
+            <w:tcW w:type="dxa" w:w="5112"/>
+          </w:tcPr>
+          <w:p>
+            <w:r>
+              <w:t>Apply the stated procedure to a new case with a traceable result</w:t>
+            </w:r>
+          </w:p>
+        </w:tc>
+        <w:tc>
+          <w:tcPr>
+            <w:tcW w:type="dxa" w:w="5112"/>
+          </w:tcPr>
+          <w:p>
+            <w:r>
+              <w:t>Explain the deciding step, show a trace or test, and state one limit.</w:t>
+            </w:r>
+          </w:p>
+        </w:tc>
+      </w:tr>
+      <w:tr>
+        <w:tc>
+          <w:tcPr>
+            <w:tcW w:type="dxa" w:w="5112"/>
+          </w:tcPr>
+          <w:p>
+            <w:r>
+              <w:t>Identify an assumption or limitation and design a revealing follow-up</w:t>
+            </w:r>
+          </w:p>
+        </w:tc>
+        <w:tc>
+          <w:tcPr>
+            <w:tcW w:type="dxa" w:w="5112"/>
+          </w:tcPr>
+          <w:p>
+            <w:r>
+              <w:t>Explain the deciding step, show a trace or test, and state one limit.</w:t>
+            </w:r>
+          </w:p>
+        </w:tc>
+      </w:tr>
+    </w:tbl>
+    <w:p>
+      <w:r>
+        <w:t>Remember → watch and explain → try with help → investigate → try independently → keep project evidence. Your teacher may spread this lesson across several classes.</w:t>
+      </w:r>
+    </w:p>
+    <w:p>
+      <w:r>
+        <w:t>Keep your first prediction. Compare it with what the evidence shows and explain any change.</w:t>
+      </w:r>
+    </w:p>
+    <w:p>
+      <w:pPr>
+        <w:pStyle w:val="Heading1"/>
+      </w:pPr>
+      <w:r>
+        <w:t>16. Finish and return</w:t>
+      </w:r>
+    </w:p>
+    <w:p>
+      <w:r>
+        <w:t>Close your notes. Explain this goal in your own words: Explain the mechanism and terminology of reading a research claim</w:t>
+      </w:r>
+    </w:p>
+    <w:p>
+      <w:pPr>
+        <w:pStyle w:val="Heading3"/>
+      </w:pPr>
+      <w:r>
+        <w:t>My deciding step, evidence and one remaining question</w:t>
+      </w:r>
+    </w:p>
+    <w:p>
+      <w:r>
+        <w:t>________________________________________________________________</w:t>
+      </w:r>
+    </w:p>
+    <w:p>
+      <w:r>
+        <w:t>________________________________________________________________</w:t>
+      </w:r>
+    </w:p>
+    <w:p>
+      <w:r>
+        <w:t>________________________________________________________________</w:t>
+      </w:r>
+    </w:p>
+    <w:p>
+      <w:r>
+        <w:t>________________________________________________________________</w:t>
+      </w:r>
+    </w:p>
+    <w:p>
+      <w:r>
+        <w:t>________________________________________________________________</w:t>
+      </w:r>
+    </w:p>
+    <w:p>
+      <w:r>
+        <w:t>If you are unsure, return to the worked picture and explain one arrow. If you are ready, change an input or assumption and justify your prediction.</w:t>
+      </w:r>
+    </w:p>
+    <w:p>
+      <w:r>
+        <w:t>Save your workbook evidence. At the next review, try a different case before opening your old answer.</w:t>
+      </w:r>
+    </w:p>
     <w:sectPr>
       <w:pgSz w:w="12240" w:h="15840"/>
       <w:pgMar w:top="936" w:right="1008" w:bottom="936" w:left="1008" w:header="720" w:footer="720" w:gutter="0"/>

--- a/downloads/student/ai-7-week-02.docx
+++ b/downloads/student/ai-7-week-02.docx
@@ -2092,6 +2092,192 @@
         <w:t>Save your workbook evidence. At the next review, try a different case before opening your old answer.</w:t>
       </w:r>
     </w:p>
+    <w:p>
+      <w:pPr>
+        <w:pStyle w:val="Heading1"/>
+      </w:pPr>
+      <w:r>
+        <w:t>17. Supported practice, repair and portfolio</w:t>
+      </w:r>
+    </w:p>
+    <w:p>
+      <w:r>
+        <w:t>Use this supported practice once, in the browser or on paper. Keep the reserved independent assessment for a separate first attempt before teacher feedback.</w:t>
+      </w:r>
+    </w:p>
+    <w:p>
+      <w:r>
+        <w:t>Read a claim with its denominator. A fictional paper headline says a prompt is twice as effective. Its table reports four correct cases instead of two.</w:t>
+      </w:r>
+    </w:p>
+    <w:p>
+      <w:pPr>
+        <w:pStyle w:val="Heading3"/>
+      </w:pPr>
+      <w:r>
+        <w:t>Practice 1: explain the deciding evidence</w:t>
+      </w:r>
+    </w:p>
+    <w:p>
+      <w:r>
+        <w:t>Which labelled step matches this detail? These ten cases support a descriptive comparison, not universal doubling.</w:t>
+      </w:r>
+    </w:p>
+    <w:p>
+      <w:r>
+        <w:t>1. Check claim scope</w:t>
+      </w:r>
+    </w:p>
+    <w:p>
+      <w:r>
+        <w:t>2. Calculate both changes</w:t>
+      </w:r>
+    </w:p>
+    <w:p>
+      <w:r>
+        <w:t>3. Find the measured outcome</w:t>
+      </w:r>
+    </w:p>
+    <w:p>
+      <w:pPr>
+        <w:pStyle w:val="Heading3"/>
+      </w:pPr>
+      <w:r>
+        <w:t>My selected conclusion, deciding fact and explanation</w:t>
+      </w:r>
+    </w:p>
+    <w:p>
+      <w:r>
+        <w:t>________________________________________________________________</w:t>
+      </w:r>
+    </w:p>
+    <w:p>
+      <w:r>
+        <w:t>________________________________________________________________</w:t>
+      </w:r>
+    </w:p>
+    <w:p>
+      <w:r>
+        <w:t>________________________________________________________________</w:t>
+      </w:r>
+    </w:p>
+    <w:p>
+      <w:r>
+        <w:t>________________________________________________________________</w:t>
+      </w:r>
+    </w:p>
+    <w:p>
+      <w:r>
+        <w:t>________________________________________________________________</w:t>
+      </w:r>
+    </w:p>
+    <w:p>
+      <w:r>
+        <w:t>Hint if needed: Read the steps in the pictorial case. Match the supplied detail to the stage that performs or records it.</w:t>
+      </w:r>
+    </w:p>
+    <w:p>
+      <w:r>
+        <w:t>After your attempt, compare with the supported explanation: Check claim scope These ten cases support a descriptive comparison, not universal doubling. A research claim compresses a method and result. Unpack the measured variable, denominator and comparison before accepting the headline.</w:t>
+      </w:r>
+    </w:p>
+    <w:p>
+      <w:pPr>
+        <w:pStyle w:val="Heading3"/>
+      </w:pPr>
+      <w:r>
+        <w:t>Practice 2: explain the deciding evidence</w:t>
+      </w:r>
+    </w:p>
+    <w:p>
+      <w:r>
+        <w:t>Changed-case practice: The headline changes to "every learner improves twice as much". Which conclusion is supported by the supplied facts?</w:t>
+      </w:r>
+    </w:p>
+    <w:p>
+      <w:r>
+        <w:t>1. We can decide the result without examining the changed input or the procedure.</w:t>
+      </w:r>
+    </w:p>
+    <w:p>
+      <w:r>
+        <w:t>2. This one example guarantees correct results for every future input.</w:t>
+      </w:r>
+    </w:p>
+    <w:p>
+      <w:r>
+        <w:t>3. That learner claim is unsupported by these answer counts.</w:t>
+      </w:r>
+    </w:p>
+    <w:p>
+      <w:pPr>
+        <w:pStyle w:val="Heading3"/>
+      </w:pPr>
+      <w:r>
+        <w:t>My selected conclusion, deciding fact and explanation</w:t>
+      </w:r>
+    </w:p>
+    <w:p>
+      <w:r>
+        <w:t>________________________________________________________________</w:t>
+      </w:r>
+    </w:p>
+    <w:p>
+      <w:r>
+        <w:t>________________________________________________________________</w:t>
+      </w:r>
+    </w:p>
+    <w:p>
+      <w:r>
+        <w:t>________________________________________________________________</w:t>
+      </w:r>
+    </w:p>
+    <w:p>
+      <w:r>
+        <w:t>________________________________________________________________</w:t>
+      </w:r>
+    </w:p>
+    <w:p>
+      <w:r>
+        <w:t>________________________________________________________________</w:t>
+      </w:r>
+    </w:p>
+    <w:p>
+      <w:r>
+        <w:t>Hint if needed: Use the changed condition and the deciding step in the pictorial trace. The answer must say what follows from those facts.</w:t>
+      </w:r>
+    </w:p>
+    <w:p>
+      <w:r>
+        <w:t>After your attempt, compare with the supported explanation: That learner claim is unsupported by these answer counts. The outcome and experimental unit have changed in the wording without new evidence.</w:t>
+      </w:r>
+    </w:p>
+    <w:p>
+      <w:pPr>
+        <w:pStyle w:val="Heading3"/>
+      </w:pPr>
+      <w:r>
+        <w:t>Repair a missing building block</w:t>
+      </w:r>
+    </w:p>
+    <w:p>
+      <w:r>
+        <w:t>Review A question that evidence can answer (ai-7/1). Goal: Explain the mechanism and terminology of a question that evidence can answer. Short practice: Which proposed diagram question has a measurable outcome? Name its versions, six-case denominator and fixed scoring, then explain why giving only B easier tasks spoils the comparison.. Return to this week and explain what you changed.</w:t>
+      </w:r>
+    </w:p>
+    <w:p>
+      <w:pPr>
+        <w:pStyle w:val="Heading3"/>
+      </w:pPr>
+      <w:r>
+        <w:t>Keep your completed work</w:t>
+      </w:r>
+    </w:p>
+    <w:p>
+      <w:r>
+        <w:t>Use Download completed work in the hosted lesson to export your answers, reflections, practice feedback and code-run evidence. Open the HTML copy to read or print it. Drafts stay in this browser when storage is available; clear drafts on a shared device.</w:t>
+      </w:r>
+    </w:p>
     <w:sectPr>
       <w:pgSz w:w="12240" w:h="15840"/>
       <w:pgMar w:top="936" w:right="1008" w:bottom="936" w:left="1008" w:header="720" w:footer="720" w:gutter="0"/>

--- a/downloads/student/ai-7-week-02.docx
+++ b/downloads/student/ai-7-week-02.docx
@@ -42,6 +42,11 @@
       </w:r>
     </w:p>
     <w:p>
+      <w:r>
+        <w:t>Start with the target: Explain the mechanism and terminology of reading a research claim. Try the recall before opening notes.</w:t>
+      </w:r>
+    </w:p>
+    <w:p>
       <w:pPr>
         <w:pStyle w:val="Heading3"/>
       </w:pPr>
@@ -50,17 +55,59 @@
       </w:r>
     </w:p>
     <w:p>
-      <w:r>
-        <w:t>I can explain the mechanism and terminology of reading a research claim.</w:t>
-      </w:r>
-    </w:p>
-    <w:p>
-      <w:r>
+      <w:pPr>
+        <w:spacing w:line="336" w:lineRule="auto" w:after="180"/>
+      </w:pPr>
+      <w:r>
+        <w:rPr>
+          <w:b w:val="0"/>
+        </w:rPr>
+        <w:t xml:space="preserve">I can explain the </w:t>
+      </w:r>
+      <w:r>
+        <w:rPr>
+          <w:b/>
+        </w:rPr>
+        <w:t>mechanism</w:t>
+      </w:r>
+      <w:r>
+        <w:rPr>
+          <w:b w:val="0"/>
+        </w:rPr>
+        <w:t xml:space="preserve"> and terminology of reading a research </w:t>
+      </w:r>
+      <w:r>
+        <w:rPr>
+          <w:b/>
+        </w:rPr>
+        <w:t>claim</w:t>
+      </w:r>
+      <w:r>
+        <w:rPr>
+          <w:b w:val="0"/>
+        </w:rPr>
+        <w:t>.</w:t>
+      </w:r>
+    </w:p>
+    <w:p>
+      <w:pPr>
+        <w:spacing w:line="336" w:lineRule="auto" w:after="180"/>
+      </w:pPr>
+      <w:r>
+        <w:rPr>
+          <w:b w:val="0"/>
+        </w:rPr>
         <w:t>I can apply the stated procedure to a new case with a traceable result.</w:t>
       </w:r>
     </w:p>
     <w:p>
-      <w:r>
+      <w:pPr>
+        <w:spacing w:line="336" w:lineRule="auto" w:after="180"/>
+      </w:pPr>
+      <w:r>
+        <w:rPr>
+          <w:b w:val="0"/>
+        </w:rPr>
         <w:t>I can identify an assumption or limitation and design a revealing follow-up.</w:t>
       </w:r>
     </w:p>
@@ -73,37 +120,121 @@
       </w:r>
     </w:p>
     <w:p>
-      <w:r>
+      <w:pPr>
+        <w:spacing w:line="336" w:lineRule="auto" w:after="180"/>
+      </w:pPr>
+      <w:r>
+        <w:rPr>
+          <w:b w:val="0"/>
+        </w:rPr>
         <w:t>Close your notes first. A rough first answer helps us choose the right starting point; it is not a score for your ability.</w:t>
       </w:r>
     </w:p>
     <w:p>
-      <w:r>
-        <w:t>Without opening the old lesson, explain one key idea from A question that evidence can answer. Give an example and a mistake that the idea helps you avoid.</w:t>
-      </w:r>
-    </w:p>
-    <w:p>
-      <w:r>
-        <w:t>After trying, check the relevant lesson or ask your teacher. Change the part of your explanation that the evidence shows was wrong.</w:t>
-      </w:r>
-    </w:p>
-    <w:p>
-      <w:r>
+      <w:pPr>
+        <w:spacing w:line="336" w:lineRule="auto" w:after="180"/>
+      </w:pPr>
+      <w:r>
+        <w:rPr>
+          <w:b w:val="0"/>
+        </w:rPr>
+        <w:t xml:space="preserve">Without opening the old lesson, explain one key idea from A question that </w:t>
+      </w:r>
+      <w:r>
+        <w:rPr>
+          <w:b/>
+        </w:rPr>
+        <w:t>evidence</w:t>
+      </w:r>
+      <w:r>
+        <w:rPr>
+          <w:b w:val="0"/>
+        </w:rPr>
+        <w:t xml:space="preserve"> can answer. Give an example and a mistake that the idea helps you avoid.</w:t>
+      </w:r>
+    </w:p>
+    <w:p>
+      <w:pPr>
+        <w:spacing w:line="336" w:lineRule="auto" w:after="180"/>
+      </w:pPr>
+      <w:r>
+        <w:rPr>
+          <w:b w:val="0"/>
+        </w:rPr>
+        <w:t xml:space="preserve">After trying, check the relevant lesson or ask your teacher. Change the part of your explanation that the </w:t>
+      </w:r>
+      <w:r>
+        <w:rPr>
+          <w:b/>
+        </w:rPr>
+        <w:t>evidence</w:t>
+      </w:r>
+      <w:r>
+        <w:rPr>
+          <w:b w:val="0"/>
+        </w:rPr>
+        <w:t xml:space="preserve"> shows was wrong.</w:t>
+      </w:r>
+    </w:p>
+    <w:p>
+      <w:pPr>
+        <w:spacing w:line="336" w:lineRule="auto" w:after="180"/>
+      </w:pPr>
+      <w:r>
+        <w:rPr>
+          <w:b w:val="0"/>
+        </w:rPr>
         <w:t>This week you will practise:</w:t>
       </w:r>
     </w:p>
     <w:p>
-      <w:r>
-        <w:t>Explain the mechanism and terminology of reading a research claim</w:t>
-      </w:r>
-    </w:p>
-    <w:p>
-      <w:r>
+      <w:pPr>
+        <w:spacing w:line="336" w:lineRule="auto" w:after="180"/>
+      </w:pPr>
+      <w:r>
+        <w:rPr>
+          <w:b w:val="0"/>
+        </w:rPr>
+        <w:t xml:space="preserve">Explain the </w:t>
+      </w:r>
+      <w:r>
+        <w:rPr>
+          <w:b/>
+        </w:rPr>
+        <w:t>mechanism</w:t>
+      </w:r>
+      <w:r>
+        <w:rPr>
+          <w:b w:val="0"/>
+        </w:rPr>
+        <w:t xml:space="preserve"> and terminology of reading a research </w:t>
+      </w:r>
+      <w:r>
+        <w:rPr>
+          <w:b/>
+        </w:rPr>
+        <w:t>claim</w:t>
+      </w:r>
+    </w:p>
+    <w:p>
+      <w:pPr>
+        <w:spacing w:line="336" w:lineRule="auto" w:after="180"/>
+      </w:pPr>
+      <w:r>
+        <w:rPr>
+          <w:b w:val="0"/>
+        </w:rPr>
         <w:t>Apply the stated procedure to a new case with a traceable result</w:t>
       </w:r>
     </w:p>
     <w:p>
-      <w:r>
+      <w:pPr>
+        <w:spacing w:line="336" w:lineRule="auto" w:after="180"/>
+      </w:pPr>
+      <w:r>
+        <w:rPr>
+          <w:b w:val="0"/>
+        </w:rPr>
         <w:t>Identify an assumption or limitation and design a revealing follow-up</w:t>
       </w:r>
     </w:p>
@@ -116,8 +247,62 @@
       </w:r>
     </w:p>
     <w:p>
-      <w:r>
-        <w:t>Recall A question that evidence can answer. Explain why a recorded result needs its input conditions and evidence source before it can support a claim.</w:t>
+      <w:pPr>
+        <w:spacing w:line="336" w:lineRule="auto" w:after="180"/>
+      </w:pPr>
+      <w:r>
+        <w:rPr>
+          <w:b w:val="0"/>
+        </w:rPr>
+        <w:t xml:space="preserve">Recall A question that </w:t>
+      </w:r>
+      <w:r>
+        <w:rPr>
+          <w:b/>
+        </w:rPr>
+        <w:t>evidence</w:t>
+      </w:r>
+      <w:r>
+        <w:rPr>
+          <w:b w:val="0"/>
+        </w:rPr>
+        <w:t xml:space="preserve"> can answer. Explain why a recorded result needs its </w:t>
+      </w:r>
+      <w:r>
+        <w:rPr>
+          <w:b/>
+        </w:rPr>
+        <w:t>input</w:t>
+      </w:r>
+      <w:r>
+        <w:rPr>
+          <w:b w:val="0"/>
+        </w:rPr>
+        <w:t xml:space="preserve"> conditions and </w:t>
+      </w:r>
+      <w:r>
+        <w:rPr>
+          <w:b/>
+        </w:rPr>
+        <w:t>evidence</w:t>
+      </w:r>
+      <w:r>
+        <w:rPr>
+          <w:b w:val="0"/>
+        </w:rPr>
+        <w:t xml:space="preserve"> source before it can support a </w:t>
+      </w:r>
+      <w:r>
+        <w:rPr>
+          <w:b/>
+        </w:rPr>
+        <w:t>claim</w:t>
+      </w:r>
+      <w:r>
+        <w:rPr>
+          <w:b w:val="0"/>
+        </w:rPr>
+        <w:t>.</w:t>
       </w:r>
     </w:p>
     <w:p>
@@ -152,8 +337,26 @@
       </w:r>
     </w:p>
     <w:p>
-      <w:r>
-        <w:t>Explain reading a research claim using the records and boundaries of this fictional investigation.</w:t>
+      <w:pPr>
+        <w:spacing w:line="336" w:lineRule="auto" w:after="180"/>
+      </w:pPr>
+      <w:r>
+        <w:rPr>
+          <w:b w:val="0"/>
+        </w:rPr>
+        <w:t xml:space="preserve">Explain reading a research </w:t>
+      </w:r>
+      <w:r>
+        <w:rPr>
+          <w:b/>
+        </w:rPr>
+        <w:t>claim</w:t>
+      </w:r>
+      <w:r>
+        <w:rPr>
+          <w:b w:val="0"/>
+        </w:rPr>
+        <w:t xml:space="preserve"> using the records and boundaries of this fictional investigation.</w:t>
       </w:r>
     </w:p>
     <w:p>
@@ -166,12 +369,52 @@
     </w:p>
     <w:p>
       <w:r>
-        <w:t>Reading a claim requires its method, data, comparison and uncertainty. Titles and abstracts may omit conditions crucial to interpretation.</w:t>
-      </w:r>
-    </w:p>
-    <w:p>
-      <w:r>
-        <w:t>Begin by writing the question the procedure is intended to answer. Identify the information already supplied, the information it will produce and the information still missing. These are constructed classroom examples; they do not require live accounts, private records or an external service. Do not treat a plausible explanation as a measured outcome.</w:t>
+        <w:t>Investigate the supplied Reading a research claim case. Separate observations, given facts and assumptions before choosing an explanation.</w:t>
+      </w:r>
+    </w:p>
+    <w:p>
+      <w:pPr>
+        <w:spacing w:line="336" w:lineRule="auto" w:after="180"/>
+      </w:pPr>
+      <w:r>
+        <w:rPr>
+          <w:b w:val="0"/>
+        </w:rPr>
+        <w:t xml:space="preserve">Reading a </w:t>
+      </w:r>
+      <w:r>
+        <w:rPr>
+          <w:b/>
+        </w:rPr>
+        <w:t>claim</w:t>
+      </w:r>
+      <w:r>
+        <w:rPr>
+          <w:b w:val="0"/>
+        </w:rPr>
+        <w:t xml:space="preserve"> requires its method, data, comparison and uncertainty. Titles and abstracts may omit conditions crucial to interpretation.</w:t>
+      </w:r>
+    </w:p>
+    <w:p>
+      <w:pPr>
+        <w:spacing w:line="336" w:lineRule="auto" w:after="180"/>
+      </w:pPr>
+      <w:r>
+        <w:rPr>
+          <w:b w:val="0"/>
+        </w:rPr>
+        <w:t>Begin by writing the question the procedure is intended to answer. Identify the information already supplied, the information it will produce and the information still missing.</w:t>
+      </w:r>
+    </w:p>
+    <w:p>
+      <w:pPr>
+        <w:spacing w:line="336" w:lineRule="auto" w:after="180"/>
+      </w:pPr>
+      <w:r>
+        <w:rPr>
+          <w:b w:val="0"/>
+        </w:rPr>
+        <w:t>These are constructed classroom examples; they do not require live accounts, private records or an external service. Do not treat a plausible explanation as a measured outcome.</w:t>
       </w:r>
     </w:p>
     <w:p>
@@ -207,7 +450,54 @@
     </w:p>
     <w:p>
       <w:r>
-        <w:t>Separate the claim from supplied evidence. Record dataset, unit, baseline, metric and limitations. Ask whether the statement extends beyond those observations.</w:t>
+        <w:t>Follow the mechanism for Reading a research claim. Connect each labelled input, deciding step and result.</w:t>
+      </w:r>
+    </w:p>
+    <w:p>
+      <w:pPr>
+        <w:spacing w:line="336" w:lineRule="auto" w:after="180"/>
+      </w:pPr>
+      <w:r>
+        <w:rPr>
+          <w:b w:val="0"/>
+        </w:rPr>
+        <w:t xml:space="preserve">Separate the </w:t>
+      </w:r>
+      <w:r>
+        <w:rPr>
+          <w:b/>
+        </w:rPr>
+        <w:t>claim</w:t>
+      </w:r>
+      <w:r>
+        <w:rPr>
+          <w:b w:val="0"/>
+        </w:rPr>
+        <w:t xml:space="preserve"> from supplied </w:t>
+      </w:r>
+      <w:r>
+        <w:rPr>
+          <w:b/>
+        </w:rPr>
+        <w:t>evidence</w:t>
+      </w:r>
+      <w:r>
+        <w:rPr>
+          <w:b w:val="0"/>
+        </w:rPr>
+        <w:t xml:space="preserve">. Record dataset, unit, baseline, metric and limitations. Ask whether the statement extends beyond those </w:t>
+      </w:r>
+      <w:r>
+        <w:rPr>
+          <w:b/>
+        </w:rPr>
+        <w:t>observation</w:t>
+      </w:r>
+      <w:r>
+        <w:rPr>
+          <w:b w:val="0"/>
+        </w:rPr>
+        <w:t>s.</w:t>
       </w:r>
     </w:p>
     <w:p>
@@ -303,8 +593,49 @@
       </w:r>
     </w:p>
     <w:p>
-      <w:r>
-        <w:t>Before applying the procedure, write its units, denominator or decision boundary where relevant. A partner should be able to repeat each step using the same inputs. If a required input is absent or violates the stated contract, record that condition explicitly instead of quietly replacing it with a convenient value.</w:t>
+      <w:pPr>
+        <w:spacing w:line="336" w:lineRule="auto" w:after="180"/>
+      </w:pPr>
+      <w:r>
+        <w:rPr>
+          <w:b w:val="0"/>
+        </w:rPr>
+        <w:t xml:space="preserve">Before applying the procedure, write its units, denominator or decision boundary where relevant. A partner should be able to repeat each step using the same </w:t>
+      </w:r>
+      <w:r>
+        <w:rPr>
+          <w:b/>
+        </w:rPr>
+        <w:t>input</w:t>
+      </w:r>
+      <w:r>
+        <w:rPr>
+          <w:b w:val="0"/>
+        </w:rPr>
+        <w:t>s.</w:t>
+      </w:r>
+    </w:p>
+    <w:p>
+      <w:pPr>
+        <w:spacing w:line="336" w:lineRule="auto" w:after="180"/>
+      </w:pPr>
+      <w:r>
+        <w:rPr>
+          <w:b w:val="0"/>
+        </w:rPr>
+        <w:t xml:space="preserve">If a required </w:t>
+      </w:r>
+      <w:r>
+        <w:rPr>
+          <w:b/>
+        </w:rPr>
+        <w:t>input</w:t>
+      </w:r>
+      <w:r>
+        <w:rPr>
+          <w:b w:val="0"/>
+        </w:rPr>
+        <w:t xml:space="preserve"> is absent or violates the stated contract, record that condition explicitly instead of quietly replacing it with a convenient value.</w:t>
       </w:r>
     </w:p>
     <w:p>
@@ -316,8 +647,26 @@
       </w:r>
     </w:p>
     <w:p>
-      <w:r>
-        <w:t>Point to the input, the deciding step and the result in this week’s visual. Explain the same step in ordinary words. A picture helps when you can say what each part represents.</w:t>
+      <w:pPr>
+        <w:spacing w:line="336" w:lineRule="auto" w:after="180"/>
+      </w:pPr>
+      <w:r>
+        <w:rPr>
+          <w:b w:val="0"/>
+        </w:rPr>
+        <w:t xml:space="preserve">Point to the </w:t>
+      </w:r>
+      <w:r>
+        <w:rPr>
+          <w:b/>
+        </w:rPr>
+        <w:t>input</w:t>
+      </w:r>
+      <w:r>
+        <w:rPr>
+          <w:b w:val="0"/>
+        </w:rPr>
+        <w:t>, the deciding step and the result in this week’s visual. Explain the same step in ordinary words. A picture helps when you can say what each part represents.</w:t>
       </w:r>
     </w:p>
     <w:p>
@@ -329,6 +678,11 @@
       </w:r>
     </w:p>
     <w:p>
+      <w:r>
+        <w:t>Compare the supplied cases for Reading a research claim. Identify the detail that changes the conclusion.</w:t>
+      </w:r>
+    </w:p>
+    <w:p>
       <w:pPr>
         <w:pStyle w:val="Heading3"/>
       </w:pPr>
@@ -337,7 +691,13 @@
       </w:r>
     </w:p>
     <w:p>
-      <w:r>
+      <w:pPr>
+        <w:spacing w:line="336" w:lineRule="auto" w:after="180"/>
+      </w:pPr>
+      <w:r>
+        <w:rPr>
+          <w:b w:val="0"/>
+        </w:rPr>
         <w:t>A fictional report says method B is better after6/8 supported answers versus baseline5/8 on the same constructed cases. Show the intermediate steps and give the conclusion with its scope.</w:t>
       </w:r>
     </w:p>
@@ -383,18 +743,93 @@
       </w:r>
     </w:p>
     <w:p>
-      <w:r>
+      <w:pPr>
+        <w:pStyle w:val="Heading3"/>
+      </w:pPr>
+      <w:r>
+        <w:t>Change one thing</w:t>
+      </w:r>
+    </w:p>
+    <w:p>
+      <w:pPr>
+        <w:spacing w:line="336" w:lineRule="auto" w:after="180"/>
+        <w:shd w:fill="F5F1FB"/>
+      </w:pPr>
+      <w:r>
+        <w:rPr>
+          <w:b w:val="0"/>
+        </w:rPr>
         <w:t>Change: The headline changes to "every learner improves twice as much".</w:t>
       </w:r>
     </w:p>
     <w:p>
-      <w:r>
-        <w:t>Prediction: That learner claim is unsupported by these answer counts.</w:t>
-      </w:r>
-    </w:p>
-    <w:p>
-      <w:r>
-        <w:t>Reason: The outcome and experimental unit have changed in the wording without new evidence.</w:t>
+      <w:pPr>
+        <w:pStyle w:val="Heading3"/>
+      </w:pPr>
+      <w:r>
+        <w:t>Predicted result</w:t>
+      </w:r>
+    </w:p>
+    <w:p>
+      <w:pPr>
+        <w:spacing w:line="336" w:lineRule="auto" w:after="180"/>
+        <w:shd w:fill="F1F6FC"/>
+      </w:pPr>
+      <w:r>
+        <w:rPr>
+          <w:b/>
+        </w:rPr>
+        <w:t>Prediction</w:t>
+      </w:r>
+      <w:r>
+        <w:rPr>
+          <w:b w:val="0"/>
+        </w:rPr>
+        <w:t xml:space="preserve">: That learner </w:t>
+      </w:r>
+      <w:r>
+        <w:rPr>
+          <w:b/>
+        </w:rPr>
+        <w:t>claim</w:t>
+      </w:r>
+      <w:r>
+        <w:rPr>
+          <w:b w:val="0"/>
+        </w:rPr>
+        <w:t xml:space="preserve"> is unsupported by these answer counts.</w:t>
+      </w:r>
+    </w:p>
+    <w:p>
+      <w:pPr>
+        <w:pStyle w:val="Heading3"/>
+      </w:pPr>
+      <w:r>
+        <w:t>Why the result follows</w:t>
+      </w:r>
+    </w:p>
+    <w:p>
+      <w:pPr>
+        <w:spacing w:line="336" w:lineRule="auto" w:after="180"/>
+        <w:shd w:fill="F1F6FC"/>
+      </w:pPr>
+      <w:r>
+        <w:rPr>
+          <w:b w:val="0"/>
+        </w:rPr>
+        <w:t xml:space="preserve">Reason: The outcome and experimental unit have changed in the wording without new </w:t>
+      </w:r>
+      <w:r>
+        <w:rPr>
+          <w:b/>
+        </w:rPr>
+        <w:t>evidence</w:t>
+      </w:r>
+      <w:r>
+        <w:rPr>
+          <w:b w:val="0"/>
+        </w:rPr>
+        <w:t>.</w:t>
       </w:r>
     </w:p>
     <w:p>
@@ -403,6 +838,11 @@
       </w:pPr>
       <w:r>
         <w:t>05. Words that unlock the idea</w:t>
+      </w:r>
+    </w:p>
+    <w:p>
+      <w:r>
+        <w:t>Use the vocabulary of Reading a research claim to explain a concrete decision, rather than only memorising definitions.</w:t>
       </w:r>
     </w:p>
     <w:tbl>
@@ -540,29 +980,115 @@
     </w:p>
     <w:p>
       <w:r>
+        <w:t>Follow the worked trace for Reading a research claim, predict a step, then compare with its explanation.</w:t>
+      </w:r>
+    </w:p>
+    <w:p>
+      <w:pPr>
+        <w:spacing w:line="336" w:lineRule="auto" w:after="180"/>
+      </w:pPr>
+      <w:r>
+        <w:rPr>
+          <w:b w:val="0"/>
+        </w:rPr>
         <w:t>A fictional report says method B is better after6/8 supported answers versus baseline5/8 on the same constructed cases.</w:t>
       </w:r>
     </w:p>
     <w:p>
-      <w:r>
+      <w:pPr>
+        <w:spacing w:line="336" w:lineRule="auto" w:after="180"/>
+      </w:pPr>
+      <w:r>
+        <w:rPr>
+          <w:b w:val="0"/>
+        </w:rPr>
         <w:t>B has75% versus62.5%, a12.5-point difference on eight cases. Better in this measured outcome does not establish broader tasks or uncertainty.</w:t>
       </w:r>
     </w:p>
     <w:p>
-      <w:r>
-        <w:t>Compare the intermediate evidence with the final statement. Explain why each number or decision follows from the stated inputs. The conclusion belongs to this scenario and procedure; changing the inputs, evaluation population or authority can change what it establishes. Retain the raw record so a later revision can be compared honestly.</w:t>
-      </w:r>
-    </w:p>
-    <w:p>
       <w:pPr>
         <w:pStyle w:val="Heading3"/>
       </w:pPr>
       <w:r>
+        <w:t>Worked explanation · Reading a research claim</w:t>
+      </w:r>
+    </w:p>
+    <w:p>
+      <w:pPr>
+        <w:spacing w:line="336" w:lineRule="auto" w:after="180"/>
+        <w:shd w:fill="F1F6FC"/>
+      </w:pPr>
+      <w:r>
+        <w:rPr>
+          <w:b w:val="0"/>
+        </w:rPr>
+        <w:t xml:space="preserve">Compare the intermediate </w:t>
+      </w:r>
+      <w:r>
+        <w:rPr>
+          <w:b/>
+        </w:rPr>
+        <w:t>evidence</w:t>
+      </w:r>
+      <w:r>
+        <w:rPr>
+          <w:b w:val="0"/>
+        </w:rPr>
+        <w:t xml:space="preserve"> with the final statement. Explain why each number or decision follows from the stated </w:t>
+      </w:r>
+      <w:r>
+        <w:rPr>
+          <w:b/>
+        </w:rPr>
+        <w:t>input</w:t>
+      </w:r>
+      <w:r>
+        <w:rPr>
+          <w:b w:val="0"/>
+        </w:rPr>
+        <w:t>s.</w:t>
+      </w:r>
+    </w:p>
+    <w:p>
+      <w:pPr>
+        <w:spacing w:line="336" w:lineRule="auto" w:after="180"/>
+        <w:shd w:fill="F1F6FC"/>
+      </w:pPr>
+      <w:r>
+        <w:rPr>
+          <w:b w:val="0"/>
+        </w:rPr>
+        <w:t xml:space="preserve">The conclusion belongs to this scenario and procedure; changing the </w:t>
+      </w:r>
+      <w:r>
+        <w:rPr>
+          <w:b/>
+        </w:rPr>
+        <w:t>input</w:t>
+      </w:r>
+      <w:r>
+        <w:rPr>
+          <w:b w:val="0"/>
+        </w:rPr>
+        <w:t>s, evaluation population or authority can change what it establishes. Retain the raw record so a later revision can be compared honestly.</w:t>
+      </w:r>
+    </w:p>
+    <w:p>
+      <w:pPr>
+        <w:pStyle w:val="Heading3"/>
+      </w:pPr>
+      <w:r>
         <w:t>Learn from the worked case</w:t>
       </w:r>
     </w:p>
     <w:p>
-      <w:r>
+      <w:pPr>
+        <w:spacing w:line="336" w:lineRule="auto" w:after="180"/>
+      </w:pPr>
+      <w:r>
+        <w:rPr>
+          <w:b w:val="0"/>
+        </w:rPr>
         <w:t>Cover the result before checking it. Say what is given, choose the procedure, and follow one step at a time. Then uncover the result and explain your first mismatch. Ask why a step is allowed, not only what number it produces.</w:t>
       </w:r>
     </w:p>
@@ -575,8 +1101,26 @@
       </w:r>
     </w:p>
     <w:p>
-      <w:r>
-        <w:t>Read a claim with its denominator. A fictional paper headline says a prompt is twice as effective. Its table reports four correct cases instead of two.</w:t>
+      <w:pPr>
+        <w:spacing w:line="336" w:lineRule="auto" w:after="180"/>
+      </w:pPr>
+      <w:r>
+        <w:rPr>
+          <w:b w:val="0"/>
+        </w:rPr>
+        <w:t xml:space="preserve">Read a </w:t>
+      </w:r>
+      <w:r>
+        <w:rPr>
+          <w:b/>
+        </w:rPr>
+        <w:t>claim</w:t>
+      </w:r>
+      <w:r>
+        <w:rPr>
+          <w:b w:val="0"/>
+        </w:rPr>
+        <w:t xml:space="preserve"> with its denominator. A fictional paper headline says a prompt is twice as effective. Its table reports four correct cases instead of two.</w:t>
       </w:r>
     </w:p>
     <w:p>
@@ -588,7 +1132,22 @@
       </w:r>
     </w:p>
     <w:p>
-      <w:r>
+      <w:pPr>
+        <w:pStyle w:val="Heading3"/>
+      </w:pPr>
+      <w:r>
+        <w:t>Supplied facts</w:t>
+      </w:r>
+    </w:p>
+    <w:p>
+      <w:pPr>
+        <w:spacing w:line="336" w:lineRule="auto" w:after="180"/>
+        <w:shd w:fill="F1F6FC"/>
+      </w:pPr>
+      <w:r>
+        <w:rPr>
+          <w:b w:val="0"/>
+        </w:rPr>
         <w:t>Baseline: 2/10 correct. New prompt: 4/10 on the same ten cases. Scoring is fixed.</w:t>
       </w:r>
     </w:p>
@@ -788,30 +1347,102 @@
       </w:r>
     </w:p>
     <w:p>
-      <w:r>
-        <w:t>A research claim compresses a method and result. Unpack the measured variable, denominator and comparison before accepting the headline.</w:t>
-      </w:r>
-    </w:p>
-    <w:p>
       <w:pPr>
         <w:pStyle w:val="Heading3"/>
       </w:pPr>
       <w:r>
+        <w:t>Why the result follows</w:t>
+      </w:r>
+    </w:p>
+    <w:p>
+      <w:pPr>
+        <w:spacing w:line="336" w:lineRule="auto" w:after="180"/>
+        <w:shd w:fill="F1F6FC"/>
+      </w:pPr>
+      <w:r>
+        <w:rPr>
+          <w:b w:val="0"/>
+        </w:rPr>
+        <w:t xml:space="preserve">A research </w:t>
+      </w:r>
+      <w:r>
+        <w:rPr>
+          <w:b/>
+        </w:rPr>
+        <w:t>claim</w:t>
+      </w:r>
+      <w:r>
+        <w:rPr>
+          <w:b w:val="0"/>
+        </w:rPr>
+        <w:t xml:space="preserve"> compresses a method and result. Unpack the measured variable, denominator and comparison before accepting the headline.</w:t>
+      </w:r>
+    </w:p>
+    <w:p>
+      <w:pPr>
+        <w:pStyle w:val="Heading3"/>
+      </w:pPr>
+      <w:r>
         <w:t>What this example does not establish</w:t>
       </w:r>
     </w:p>
     <w:p>
-      <w:r>
+      <w:pPr>
+        <w:pStyle w:val="Heading3"/>
+      </w:pPr>
+      <w:r>
+        <w:t>Keep the stated limit</w:t>
+      </w:r>
+    </w:p>
+    <w:p>
+      <w:pPr>
+        <w:spacing w:line="336" w:lineRule="auto" w:after="180"/>
+        <w:shd w:fill="FFF5E6"/>
+      </w:pPr>
+      <w:r>
+        <w:rPr>
+          <w:b w:val="0"/>
+        </w:rPr>
         <w:t>Small case counts leave substantial uncertainty; no significance or causal effect is supplied.</w:t>
       </w:r>
     </w:p>
     <w:p>
-      <w:r>
+      <w:pPr>
+        <w:pStyle w:val="Heading3"/>
+      </w:pPr>
+      <w:r>
+        <w:t>Keep the stated limit</w:t>
+      </w:r>
+    </w:p>
+    <w:p>
+      <w:pPr>
+        <w:spacing w:line="336" w:lineRule="auto" w:after="180"/>
+        <w:shd w:fill="FFF5E6"/>
+      </w:pPr>
+      <w:r>
+        <w:rPr>
+          <w:b w:val="0"/>
+        </w:rPr>
         <w:t>Read the labelled picture: Calculate the baseline and new rates for 2/10 and 4/10. Explain both twice the rate and the percentage-point change, and say why neither measures every learner’s improvement.</w:t>
       </w:r>
     </w:p>
     <w:p>
-      <w:r>
+      <w:pPr>
+        <w:pStyle w:val="Heading3"/>
+      </w:pPr>
+      <w:r>
+        <w:t>Keep the stated limit</w:t>
+      </w:r>
+    </w:p>
+    <w:p>
+      <w:pPr>
+        <w:spacing w:line="336" w:lineRule="auto" w:after="180"/>
+        <w:shd w:fill="FFF5E6"/>
+      </w:pPr>
+      <w:r>
+        <w:rPr>
+          <w:b w:val="0"/>
+        </w:rPr>
         <w:t>Change one thing: The headline changes to "every learner improves twice as much". Predict the result before checking the explanation. What remains the same?</w:t>
       </w:r>
     </w:p>
@@ -825,12 +1456,30 @@
     </w:p>
     <w:p>
       <w:r>
-        <w:t>A numerical improvement can be real in the sample while the broader claim remains unsupported.</w:t>
-      </w:r>
-    </w:p>
-    <w:p>
-      <w:r>
-        <w:t>A useful check asks what would make the reasoning fail. Distinguish a failure to execute the declared procedure from a weakness in the procedure itself. The first may require a correction; the second requires an explicitly revised method and new evidence. Preserve unsuccessful cases so an improved result cannot hide the original problem.</w:t>
+        <w:t>Find the unsupported step in the Reading a research claim claim and explain a repair using the supplied evidence.</w:t>
+      </w:r>
+    </w:p>
+    <w:p>
+      <w:pPr>
+        <w:spacing w:line="336" w:lineRule="auto" w:after="180"/>
+      </w:pPr>
+      <w:r>
+        <w:rPr>
+          <w:b w:val="0"/>
+        </w:rPr>
+        <w:t xml:space="preserve">A numerical improvement can be real in the sample while the broader </w:t>
+      </w:r>
+      <w:r>
+        <w:rPr>
+          <w:b/>
+        </w:rPr>
+        <w:t>claim</w:t>
+      </w:r>
+      <w:r>
+        <w:rPr>
+          <w:b w:val="0"/>
+        </w:rPr>
+        <w:t xml:space="preserve"> remains unsupported.</w:t>
       </w:r>
     </w:p>
     <w:p>
@@ -838,6 +1487,50 @@
         <w:pStyle w:val="Heading3"/>
       </w:pPr>
       <w:r>
+        <w:t>Check the claim against the facts</w:t>
+      </w:r>
+    </w:p>
+    <w:p>
+      <w:pPr>
+        <w:spacing w:line="336" w:lineRule="auto" w:after="180"/>
+        <w:shd w:fill="FFF5E6"/>
+      </w:pPr>
+      <w:r>
+        <w:rPr>
+          <w:b w:val="0"/>
+        </w:rPr>
+        <w:t>A useful check asks what would make the reasoning fail. Distinguish a failure to execute the declared procedure from a weakness in the procedure itself.</w:t>
+      </w:r>
+    </w:p>
+    <w:p>
+      <w:pPr>
+        <w:spacing w:line="336" w:lineRule="auto" w:after="180"/>
+        <w:shd w:fill="FFF5E6"/>
+      </w:pPr>
+      <w:r>
+        <w:rPr>
+          <w:b w:val="0"/>
+        </w:rPr>
+        <w:t xml:space="preserve">The first may require a correction; the second requires an explicitly revised method and new </w:t>
+      </w:r>
+      <w:r>
+        <w:rPr>
+          <w:b/>
+        </w:rPr>
+        <w:t>evidence</w:t>
+      </w:r>
+      <w:r>
+        <w:rPr>
+          <w:b w:val="0"/>
+        </w:rPr>
+        <w:t>. Preserve unsuccessful cases so an improved result cannot hide the original problem.</w:t>
+      </w:r>
+    </w:p>
+    <w:p>
+      <w:pPr>
+        <w:pStyle w:val="Heading3"/>
+      </w:pPr>
+      <w:r>
         <w:t>Guided: restate the worked result, then name the assumption or limitation that prevents a broader conclusion.</w:t>
       </w:r>
     </w:p>
@@ -875,8 +1568,37 @@
       </w:r>
     </w:p>
     <w:p>
-      <w:r>
-        <w:t>A report omits this qualification: A numerical improvement can be real in the sample while the broader claim remains unsupported. Explain how omitting it could change a reader's interpretation, and write an accurate replacement.</w:t>
+      <w:pPr>
+        <w:spacing w:line="336" w:lineRule="auto" w:after="180"/>
+      </w:pPr>
+      <w:r>
+        <w:rPr>
+          <w:b w:val="0"/>
+        </w:rPr>
+        <w:t xml:space="preserve">A report omits this qualification: A numerical improvement can be real in the sample while the broader </w:t>
+      </w:r>
+      <w:r>
+        <w:rPr>
+          <w:b/>
+        </w:rPr>
+        <w:t>claim</w:t>
+      </w:r>
+      <w:r>
+        <w:rPr>
+          <w:b w:val="0"/>
+        </w:rPr>
+        <w:t xml:space="preserve"> remains unsupported.</w:t>
+      </w:r>
+    </w:p>
+    <w:p>
+      <w:pPr>
+        <w:spacing w:line="336" w:lineRule="auto" w:after="180"/>
+      </w:pPr>
+      <w:r>
+        <w:rPr>
+          <w:b w:val="0"/>
+        </w:rPr>
+        <w:t>Explain how omitting it could change a reader's interpretation, and write an accurate replacement.</w:t>
       </w:r>
     </w:p>
     <w:p>
@@ -927,7 +1649,54 @@
     </w:p>
     <w:p>
       <w:r>
-        <w:t>Explain the weekly mechanism in your own words. Use the worked scenario to name its input, decision rule and output.</w:t>
+        <w:t>Practise Reading a research claim with support, then explain the deciding step in your own words.</w:t>
+      </w:r>
+    </w:p>
+    <w:p>
+      <w:pPr>
+        <w:spacing w:line="336" w:lineRule="auto" w:after="180"/>
+      </w:pPr>
+      <w:r>
+        <w:rPr>
+          <w:b w:val="0"/>
+        </w:rPr>
+        <w:t xml:space="preserve">Explain the weekly </w:t>
+      </w:r>
+      <w:r>
+        <w:rPr>
+          <w:b/>
+        </w:rPr>
+        <w:t>mechanism</w:t>
+      </w:r>
+      <w:r>
+        <w:rPr>
+          <w:b w:val="0"/>
+        </w:rPr>
+        <w:t xml:space="preserve"> in your own words. Use the worked scenario to name its </w:t>
+      </w:r>
+      <w:r>
+        <w:rPr>
+          <w:b/>
+        </w:rPr>
+        <w:t>input</w:t>
+      </w:r>
+      <w:r>
+        <w:rPr>
+          <w:b w:val="0"/>
+        </w:rPr>
+        <w:t xml:space="preserve">, decision rule and </w:t>
+      </w:r>
+      <w:r>
+        <w:rPr>
+          <w:b/>
+        </w:rPr>
+        <w:t>output</w:t>
+      </w:r>
+      <w:r>
+        <w:rPr>
+          <w:b w:val="0"/>
+        </w:rPr>
+        <w:t>.</w:t>
       </w:r>
     </w:p>
     <w:p>
@@ -1000,8 +1769,38 @@
       </w:r>
     </w:p>
     <w:p>
-      <w:r>
-        <w:t>Use workbook W2 for the connected example “Reading a research claim”. First fill the input and rule boxes. Try the middle steps before asking for a hint. After a hint, try the next step yourself.</w:t>
+      <w:pPr>
+        <w:spacing w:line="336" w:lineRule="auto" w:after="180"/>
+      </w:pPr>
+      <w:r>
+        <w:rPr>
+          <w:b w:val="0"/>
+        </w:rPr>
+        <w:t xml:space="preserve">Use workbook W2 for the connected example “Reading a research </w:t>
+      </w:r>
+      <w:r>
+        <w:rPr>
+          <w:b/>
+        </w:rPr>
+        <w:t>claim</w:t>
+      </w:r>
+      <w:r>
+        <w:rPr>
+          <w:b w:val="0"/>
+        </w:rPr>
+        <w:t xml:space="preserve">”. First fill the </w:t>
+      </w:r>
+      <w:r>
+        <w:rPr>
+          <w:b/>
+        </w:rPr>
+        <w:t>input</w:t>
+      </w:r>
+      <w:r>
+        <w:rPr>
+          <w:b w:val="0"/>
+        </w:rPr>
+        <w:t xml:space="preserve"> and rule boxes. Try the middle steps before asking for a hint. After a hint, try the next step yourself.</w:t>
       </w:r>
     </w:p>
     <w:tbl>
@@ -1084,7 +1883,13 @@
       </w:tr>
     </w:tbl>
     <w:p>
-      <w:r>
+      <w:pPr>
+        <w:spacing w:line="336" w:lineRule="auto" w:after="180"/>
+      </w:pPr>
+      <w:r>
+        <w:rPr>
+          <w:b w:val="0"/>
+        </w:rPr>
         <w:t>Explain your trace to a partner. Your partner points to one step to check. Swap roles on the next case. Each person writes their own explanation.</w:t>
       </w:r>
     </w:p>
@@ -1097,12 +1902,47 @@
       </w:r>
     </w:p>
     <w:p>
-      <w:r>
-        <w:t>Use the worked case for Reading a research claim. Proposed explanation: “The worked result establishes every future case”. Decide whether this explanation is supported. Point to the step or supplied fact that decides; explain your repair if needed.</w:t>
-      </w:r>
-    </w:p>
-    <w:p>
-      <w:r>
+      <w:pPr>
+        <w:spacing w:line="336" w:lineRule="auto" w:after="180"/>
+      </w:pPr>
+      <w:r>
+        <w:rPr>
+          <w:b w:val="0"/>
+        </w:rPr>
+        <w:t xml:space="preserve">Use the worked case for Reading a research </w:t>
+      </w:r>
+      <w:r>
+        <w:rPr>
+          <w:b/>
+        </w:rPr>
+        <w:t>claim</w:t>
+      </w:r>
+      <w:r>
+        <w:rPr>
+          <w:b w:val="0"/>
+        </w:rPr>
+        <w:t>. Proposed explanation: “The worked result establishes every future case”. Decide whether this explanation is supported.</w:t>
+      </w:r>
+    </w:p>
+    <w:p>
+      <w:pPr>
+        <w:spacing w:line="336" w:lineRule="auto" w:after="180"/>
+      </w:pPr>
+      <w:r>
+        <w:rPr>
+          <w:b w:val="0"/>
+        </w:rPr>
+        <w:t>Point to the step or supplied fact that decides; explain your repair if needed.</w:t>
+      </w:r>
+    </w:p>
+    <w:p>
+      <w:pPr>
+        <w:spacing w:line="336" w:lineRule="auto" w:after="180"/>
+      </w:pPr>
+      <w:r>
+        <w:rPr>
+          <w:b w:val="0"/>
+        </w:rPr>
         <w:t>Answer on your own before discussion. If you are unsure, say which step you need help with.</w:t>
       </w:r>
     </w:p>
@@ -1115,7 +1955,13 @@
       </w:r>
     </w:p>
     <w:p>
-      <w:r>
+      <w:pPr>
+        <w:spacing w:line="336" w:lineRule="auto" w:after="180"/>
+      </w:pPr>
+      <w:r>
+        <w:rPr>
+          <w:b w:val="0"/>
+        </w:rPr>
         <w:t>Calculate the baseline and new rates for 2/10 and 4/10. Explain both twice the rate and the percentage-point change, and say why neither measures every learner’s improvement.</w:t>
       </w:r>
     </w:p>
@@ -1148,7 +1994,13 @@
       </w:r>
     </w:p>
     <w:p>
-      <w:r>
+      <w:pPr>
+        <w:spacing w:line="336" w:lineRule="auto" w:after="180"/>
+      </w:pPr>
+      <w:r>
+        <w:rPr>
+          <w:b w:val="0"/>
+        </w:rPr>
         <w:t>This is supported practice. Keep the separately named independent case for an attempt before feedback.</w:t>
       </w:r>
     </w:p>
@@ -1161,6 +2013,11 @@
       </w:r>
     </w:p>
     <w:p>
+      <w:r>
+        <w:t>Investigate Reading a research claim. Record the prediction, actual observation or labelled paper trace, explanation and next test separately.</w:t>
+      </w:r>
+    </w:p>
+    <w:p>
       <w:pPr>
         <w:pStyle w:val="Heading3"/>
       </w:pPr>
@@ -1169,7 +2026,13 @@
       </w:r>
     </w:p>
     <w:p>
-      <w:r>
+      <w:pPr>
+        <w:spacing w:line="336" w:lineRule="auto" w:after="180"/>
+      </w:pPr>
+      <w:r>
+        <w:rPr>
+          <w:b w:val="0"/>
+        </w:rPr>
         <w:t>A fictional report says method B is better after6/8 supported answers versus baseline5/8 on the same constructed cases. Show the intermediate steps and give the conclusion with its scope.</w:t>
       </w:r>
     </w:p>
@@ -1310,7 +2173,13 @@
       </w:tr>
     </w:tbl>
     <w:p>
-      <w:r>
+      <w:pPr>
+        <w:spacing w:line="336" w:lineRule="auto" w:after="180"/>
+      </w:pPr>
+      <w:r>
+        <w:rPr>
+          <w:b w:val="0"/>
+        </w:rPr>
         <w:t>On paper, trace the supplied procedure. If code is provided, predict before running it in a local practice file. Never write an expected answer as though it were an observed run.</w:t>
       </w:r>
     </w:p>
@@ -1323,7 +2192,13 @@
       </w:r>
     </w:p>
     <w:p>
-      <w:r>
+      <w:pPr>
+        <w:spacing w:line="336" w:lineRule="auto" w:after="180"/>
+      </w:pPr>
+      <w:r>
+        <w:rPr>
+          <w:b w:val="0"/>
+        </w:rPr>
         <w:t>Before trying: what do I expect, and why? While trying: which step could first go wrong? Afterwards: what did I actually observe, and what should change? Keep “not run” if you only traced the procedure.</w:t>
       </w:r>
     </w:p>
@@ -1336,6 +2211,11 @@
       </w:r>
     </w:p>
     <w:p>
+      <w:r>
+        <w:t>Move from recall to tracing, diagnosis and transfer in Reading a research claim. Explain why each step is justified.</w:t>
+      </w:r>
+    </w:p>
+    <w:p>
       <w:pPr>
         <w:pStyle w:val="Heading3"/>
       </w:pPr>
@@ -1344,18 +2224,106 @@
       </w:r>
     </w:p>
     <w:p>
-      <w:r>
-        <w:t>Explain the weekly mechanism in your own words. Use the worked scenario to name its input, decision rule and output.</w:t>
-      </w:r>
-    </w:p>
-    <w:p>
-      <w:r>
-        <w:t>A report omits this qualification: A numerical improvement can be real in the sample while the broader claim remains unsupported. Explain how omitting it could change a reader's interpretation, and write an accurate replacement.</w:t>
-      </w:r>
-    </w:p>
-    <w:p>
-      <w:r>
-        <w:t>For the worked scenario, propose one additional case that could reveal a failure, describe its expected outcome before running it, and explain what would need to remain fixed for a fair comparison. Do not reuse W4 as a new final test after receiving feedback.</w:t>
+      <w:pPr>
+        <w:spacing w:line="336" w:lineRule="auto" w:after="180"/>
+      </w:pPr>
+      <w:r>
+        <w:rPr>
+          <w:b w:val="0"/>
+        </w:rPr>
+        <w:t xml:space="preserve">Explain the weekly </w:t>
+      </w:r>
+      <w:r>
+        <w:rPr>
+          <w:b/>
+        </w:rPr>
+        <w:t>mechanism</w:t>
+      </w:r>
+      <w:r>
+        <w:rPr>
+          <w:b w:val="0"/>
+        </w:rPr>
+        <w:t xml:space="preserve"> in your own words. Use the worked scenario to name its </w:t>
+      </w:r>
+      <w:r>
+        <w:rPr>
+          <w:b/>
+        </w:rPr>
+        <w:t>input</w:t>
+      </w:r>
+      <w:r>
+        <w:rPr>
+          <w:b w:val="0"/>
+        </w:rPr>
+        <w:t xml:space="preserve">, decision rule and </w:t>
+      </w:r>
+      <w:r>
+        <w:rPr>
+          <w:b/>
+        </w:rPr>
+        <w:t>output</w:t>
+      </w:r>
+      <w:r>
+        <w:rPr>
+          <w:b w:val="0"/>
+        </w:rPr>
+        <w:t>.</w:t>
+      </w:r>
+    </w:p>
+    <w:p>
+      <w:pPr>
+        <w:spacing w:line="336" w:lineRule="auto" w:after="180"/>
+      </w:pPr>
+      <w:r>
+        <w:rPr>
+          <w:b w:val="0"/>
+        </w:rPr>
+        <w:t xml:space="preserve">A report omits this qualification: A numerical improvement can be real in the sample while the broader </w:t>
+      </w:r>
+      <w:r>
+        <w:rPr>
+          <w:b/>
+        </w:rPr>
+        <w:t>claim</w:t>
+      </w:r>
+      <w:r>
+        <w:rPr>
+          <w:b w:val="0"/>
+        </w:rPr>
+        <w:t xml:space="preserve"> remains unsupported.</w:t>
+      </w:r>
+    </w:p>
+    <w:p>
+      <w:pPr>
+        <w:spacing w:line="336" w:lineRule="auto" w:after="180"/>
+      </w:pPr>
+      <w:r>
+        <w:rPr>
+          <w:b w:val="0"/>
+        </w:rPr>
+        <w:t>Explain how omitting it could change a reader's interpretation, and write an accurate replacement.</w:t>
+      </w:r>
+    </w:p>
+    <w:p>
+      <w:pPr>
+        <w:spacing w:line="336" w:lineRule="auto" w:after="180"/>
+      </w:pPr>
+      <w:r>
+        <w:rPr>
+          <w:b w:val="0"/>
+        </w:rPr>
+        <w:t>For the worked scenario, propose one additional case that could reveal a failure, describe its expected outcome before running it, and explain what would need to remain fixed for a fair comparison.</w:t>
+      </w:r>
+    </w:p>
+    <w:p>
+      <w:pPr>
+        <w:spacing w:line="336" w:lineRule="auto" w:after="180"/>
+      </w:pPr>
+      <w:r>
+        <w:rPr>
+          <w:b w:val="0"/>
+        </w:rPr>
+        <w:t>Do not reuse W4 as a new final test after receiving feedback.</w:t>
       </w:r>
     </w:p>
     <w:p>
@@ -1401,7 +2369,101 @@
     </w:p>
     <w:p>
       <w:r>
-        <w:t>Add a labelled reading a research claim evidence sheet to Reproducible AI Research Study. Show how you can explain the mechanism and terminology of reading a research claim. Use the supplied fictional case and keep its inputs, intermediate steps, calculation or prediction, and limitation. Connect this record to last week’s record; a matching answer without a trace is insufficient.</w:t>
+        <w:t>Apply this week’s idea to Reproducible AI Research Study. Keep an annotated decision and the evidence supporting it.</w:t>
+      </w:r>
+    </w:p>
+    <w:p>
+      <w:pPr>
+        <w:spacing w:line="336" w:lineRule="auto" w:after="180"/>
+      </w:pPr>
+      <w:r>
+        <w:rPr>
+          <w:b w:val="0"/>
+        </w:rPr>
+        <w:t xml:space="preserve">Add a labelled reading a research </w:t>
+      </w:r>
+      <w:r>
+        <w:rPr>
+          <w:b/>
+        </w:rPr>
+        <w:t>claim</w:t>
+      </w:r>
+      <w:r>
+        <w:rPr>
+          <w:b w:val="0"/>
+        </w:rPr>
+        <w:t xml:space="preserve"> </w:t>
+      </w:r>
+      <w:r>
+        <w:rPr>
+          <w:b/>
+        </w:rPr>
+        <w:t>evidence</w:t>
+      </w:r>
+      <w:r>
+        <w:rPr>
+          <w:b w:val="0"/>
+        </w:rPr>
+        <w:t xml:space="preserve"> sheet to Reproducible AI Research Study. Show how you can explain the </w:t>
+      </w:r>
+      <w:r>
+        <w:rPr>
+          <w:b/>
+        </w:rPr>
+        <w:t>mechanism</w:t>
+      </w:r>
+      <w:r>
+        <w:rPr>
+          <w:b w:val="0"/>
+        </w:rPr>
+        <w:t xml:space="preserve"> and terminology of reading a research </w:t>
+      </w:r>
+      <w:r>
+        <w:rPr>
+          <w:b/>
+        </w:rPr>
+        <w:t>claim</w:t>
+      </w:r>
+      <w:r>
+        <w:rPr>
+          <w:b w:val="0"/>
+        </w:rPr>
+        <w:t>.</w:t>
+      </w:r>
+    </w:p>
+    <w:p>
+      <w:pPr>
+        <w:spacing w:line="336" w:lineRule="auto" w:after="180"/>
+      </w:pPr>
+      <w:r>
+        <w:rPr>
+          <w:b w:val="0"/>
+        </w:rPr>
+        <w:t xml:space="preserve">Use the supplied fictional case and keep its </w:t>
+      </w:r>
+      <w:r>
+        <w:rPr>
+          <w:b/>
+        </w:rPr>
+        <w:t>input</w:t>
+      </w:r>
+      <w:r>
+        <w:rPr>
+          <w:b w:val="0"/>
+        </w:rPr>
+        <w:t xml:space="preserve">s, intermediate steps, calculation or </w:t>
+      </w:r>
+      <w:r>
+        <w:rPr>
+          <w:b/>
+        </w:rPr>
+        <w:t>prediction</w:t>
+      </w:r>
+      <w:r>
+        <w:rPr>
+          <w:b w:val="0"/>
+        </w:rPr>
+        <w:t>, and limitation. Connect this record to last week’s record; a matching answer without a trace is insufficient.</w:t>
       </w:r>
     </w:p>
     <w:tbl>
@@ -1529,8 +2591,26 @@
       </w:r>
     </w:p>
     <w:p>
-      <w:r>
-        <w:t>For the Reproducible AI Research Study, retain an annotated worked trace and the changed-case reasoning. Connect the claim to its records, units and assumptions so another investigator can challenge or reproduce it.</w:t>
+      <w:pPr>
+        <w:spacing w:line="336" w:lineRule="auto" w:after="180"/>
+      </w:pPr>
+      <w:r>
+        <w:rPr>
+          <w:b w:val="0"/>
+        </w:rPr>
+        <w:t xml:space="preserve">For the Reproducible AI Research Study, retain an annotated worked trace and the changed-case reasoning. Connect the </w:t>
+      </w:r>
+      <w:r>
+        <w:rPr>
+          <w:b/>
+        </w:rPr>
+        <w:t>claim</w:t>
+      </w:r>
+      <w:r>
+        <w:rPr>
+          <w:b w:val="0"/>
+        </w:rPr>
+        <w:t xml:space="preserve"> to its records, units and assumptions so another investigator can challenge or reproduce it.</w:t>
       </w:r>
     </w:p>
     <w:p>
@@ -1543,7 +2623,29 @@
     </w:p>
     <w:p>
       <w:r>
-        <w:t>Complete the supported workbook tasks before attempting W4 independently. Record any hints or help used. After feedback, use the teacher's fresh retry rather than copying the earlier answer. For a project, select a relevant new case, predict the outcome from the declared rule and preserve the result alongside any revision.</w:t>
+        <w:t>Use a genuinely new case for independent evidence. Previously discussed examples remain practice; use the separately named independent case before feedback.</w:t>
+      </w:r>
+    </w:p>
+    <w:p>
+      <w:pPr>
+        <w:spacing w:line="336" w:lineRule="auto" w:after="180"/>
+      </w:pPr>
+      <w:r>
+        <w:rPr>
+          <w:b w:val="0"/>
+        </w:rPr>
+        <w:t>Complete the supported workbook tasks before attempting W4 independently. Record any hints or help used. After feedback, use the teacher's fresh retry rather than copying the earlier answer.</w:t>
+      </w:r>
+    </w:p>
+    <w:p>
+      <w:pPr>
+        <w:spacing w:line="336" w:lineRule="auto" w:after="180"/>
+      </w:pPr>
+      <w:r>
+        <w:rPr>
+          <w:b w:val="0"/>
+        </w:rPr>
+        <w:t>For a project, select a relevant new case, predict the outcome from the declared rule and preserve the result alongside any revision.</w:t>
       </w:r>
     </w:p>
     <w:p>
@@ -1580,8 +2682,25 @@
       </w:r>
     </w:p>
     <w:p>
-      <w:r>
-        <w:t>For the worked scenario, propose one additional case that could reveal a failure, describe its expected outcome before running it, and explain what would need to remain fixed for a fair comparison. Do not reuse W4 as a new final test after receiving feedback.</w:t>
+      <w:pPr>
+        <w:spacing w:line="336" w:lineRule="auto" w:after="180"/>
+      </w:pPr>
+      <w:r>
+        <w:rPr>
+          <w:b w:val="0"/>
+        </w:rPr>
+        <w:t>For the worked scenario, propose one additional case that could reveal a failure, describe its expected outcome before running it, and explain what would need to remain fixed for a fair comparison.</w:t>
+      </w:r>
+    </w:p>
+    <w:p>
+      <w:pPr>
+        <w:spacing w:line="336" w:lineRule="auto" w:after="180"/>
+      </w:pPr>
+      <w:r>
+        <w:rPr>
+          <w:b w:val="0"/>
+        </w:rPr>
+        <w:t>Do not reuse W4 as a new final test after receiving feedback.</w:t>
       </w:r>
     </w:p>
     <w:p>
@@ -1618,6 +2737,11 @@
       </w:pPr>
       <w:r>
         <w:t>13. Study a complete case</w:t>
+      </w:r>
+    </w:p>
+    <w:p>
+      <w:r>
+        <w:t>Revisit the complete Reading a research claim case for supported practice. Repeated examples do not become fresh assessments.</w:t>
       </w:r>
     </w:p>
     <w:p>
@@ -1721,8 +2845,26 @@
       </w:r>
     </w:p>
     <w:p>
-      <w:r>
-        <w:t>Follow the input through the stated procedure to its result. Cover the result first, predict it, then explain every intermediate step. The text/table accompanies the figure so the example can be read without colour.</w:t>
+      <w:pPr>
+        <w:spacing w:line="336" w:lineRule="auto" w:after="180"/>
+      </w:pPr>
+      <w:r>
+        <w:rPr>
+          <w:b w:val="0"/>
+        </w:rPr>
+        <w:t xml:space="preserve">Follow the </w:t>
+      </w:r>
+      <w:r>
+        <w:rPr>
+          <w:b/>
+        </w:rPr>
+        <w:t>input</w:t>
+      </w:r>
+      <w:r>
+        <w:rPr>
+          <w:b w:val="0"/>
+        </w:rPr>
+        <w:t xml:space="preserve"> through the stated procedure to its result. Cover the result first, predict it, then explain every intermediate step. The text/table accompanies the figure so the example can be read without colour.</w:t>
       </w:r>
     </w:p>
     <w:p>
@@ -1772,6 +2914,11 @@
       </w:r>
     </w:p>
     <w:p>
+      <w:r>
+        <w:t>Attempt the reserved new case before feedback. Record support; the earlier examples below remain additional practice.</w:t>
+      </w:r>
+    </w:p>
+    <w:p>
       <w:pPr>
         <w:pStyle w:val="Heading3"/>
       </w:pPr>
@@ -1780,8 +2927,26 @@
       </w:r>
     </w:p>
     <w:p>
-      <w:r>
-        <w:t>Report claims universal speed after median2 seconds versus3 on four local fixtures. Audit scope.</w:t>
+      <w:pPr>
+        <w:spacing w:line="336" w:lineRule="auto" w:after="180"/>
+      </w:pPr>
+      <w:r>
+        <w:rPr>
+          <w:b w:val="0"/>
+        </w:rPr>
+        <w:t xml:space="preserve">Report </w:t>
+      </w:r>
+      <w:r>
+        <w:rPr>
+          <w:b/>
+        </w:rPr>
+        <w:t>claim</w:t>
+      </w:r>
+      <w:r>
+        <w:rPr>
+          <w:b w:val="0"/>
+        </w:rPr>
+        <w:t>s universal speed after median2 seconds versus3 on four local fixtures. Audit scope.</w:t>
       </w:r>
     </w:p>
     <w:p>
@@ -1828,7 +2993,13 @@
       </w:r>
     </w:p>
     <w:p>
-      <w:r>
+      <w:pPr>
+        <w:spacing w:line="336" w:lineRule="auto" w:after="180"/>
+      </w:pPr>
+      <w:r>
+        <w:rPr>
+          <w:b w:val="0"/>
+        </w:rPr>
         <w:t>Attempt this case before feedback. Record any help. Earlier examples below are further practice; a case already practised with feedback cannot establish fresh transfer.</w:t>
       </w:r>
     </w:p>
@@ -1841,8 +3012,26 @@
       </w:r>
     </w:p>
     <w:p>
-      <w:r>
-        <w:t>Report claims universal speed after median2 seconds versus3 on four local fixtures. Audit scope.</w:t>
+      <w:pPr>
+        <w:spacing w:line="336" w:lineRule="auto" w:after="180"/>
+      </w:pPr>
+      <w:r>
+        <w:rPr>
+          <w:b w:val="0"/>
+        </w:rPr>
+        <w:t xml:space="preserve">Report </w:t>
+      </w:r>
+      <w:r>
+        <w:rPr>
+          <w:b/>
+        </w:rPr>
+        <w:t>claim</w:t>
+      </w:r>
+      <w:r>
+        <w:rPr>
+          <w:b w:val="0"/>
+        </w:rPr>
+        <w:t>s universal speed after median2 seconds versus3 on four local fixtures. Audit scope.</w:t>
       </w:r>
     </w:p>
     <w:p>
@@ -1894,7 +3083,13 @@
       </w:r>
     </w:p>
     <w:p>
-      <w:r>
+      <w:pPr>
+        <w:spacing w:line="336" w:lineRule="auto" w:after="180"/>
+      </w:pPr>
+      <w:r>
+        <w:rPr>
+          <w:b w:val="0"/>
+        </w:rPr>
         <w:t>Record support used: none, hint or teacher explanation. After feedback, a different case is needed to demonstrate independence.</w:t>
       </w:r>
     </w:p>
@@ -1907,8 +3102,25 @@
       </w:r>
     </w:p>
     <w:p>
-      <w:r>
-        <w:t>Attempt the independent case before hints. Record whether you worked alone, used a hint or followed a model. After feedback, fix the first unsupported step and explain why it changed. A later check uses a changed case, not a copied answer.</w:t>
+      <w:pPr>
+        <w:spacing w:line="336" w:lineRule="auto" w:after="180"/>
+      </w:pPr>
+      <w:r>
+        <w:rPr>
+          <w:b w:val="0"/>
+        </w:rPr>
+        <w:t>Attempt the independent case before hints. Record whether you worked alone, used a hint or followed a model. After feedback, fix the first unsupported step and explain why it changed.</w:t>
+      </w:r>
+    </w:p>
+    <w:p>
+      <w:pPr>
+        <w:spacing w:line="336" w:lineRule="auto" w:after="180"/>
+      </w:pPr>
+      <w:r>
+        <w:rPr>
+          <w:b w:val="0"/>
+        </w:rPr>
+        <w:t>A later check uses a changed case, not a copied answer.</w:t>
       </w:r>
     </w:p>
     <w:p>
@@ -1921,7 +3133,30 @@
     </w:p>
     <w:p>
       <w:r>
-        <w:t>Start with this question: Read a claim with its denominator. A fictional paper headline says a prompt is twice as effective. Its table reports four correct cases instead of two.</w:t>
+        <w:t>Use this map to navigate Reading a research claim, connect the goals to tasks and keep one evidence record for each attempt.</w:t>
+      </w:r>
+    </w:p>
+    <w:p>
+      <w:pPr>
+        <w:spacing w:line="336" w:lineRule="auto" w:after="180"/>
+      </w:pPr>
+      <w:r>
+        <w:rPr>
+          <w:b w:val="0"/>
+        </w:rPr>
+        <w:t xml:space="preserve">Start with this question: Read a </w:t>
+      </w:r>
+      <w:r>
+        <w:rPr>
+          <w:b/>
+        </w:rPr>
+        <w:t>claim</w:t>
+      </w:r>
+      <w:r>
+        <w:rPr>
+          <w:b w:val="0"/>
+        </w:rPr>
+        <w:t xml:space="preserve"> with its denominator. A fictional paper headline says a prompt is twice as effective. Its table reports four correct cases instead of two.</w:t>
       </w:r>
     </w:p>
     <w:tbl>
@@ -2027,13 +3262,61 @@
       </w:tr>
     </w:tbl>
     <w:p>
-      <w:r>
-        <w:t>Remember → watch and explain → try with help → investigate → try independently → keep project evidence. Your teacher may spread this lesson across several classes.</w:t>
-      </w:r>
-    </w:p>
-    <w:p>
-      <w:r>
-        <w:t>Keep your first prediction. Compare it with what the evidence shows and explain any change.</w:t>
+      <w:pPr>
+        <w:spacing w:line="336" w:lineRule="auto" w:after="180"/>
+      </w:pPr>
+      <w:r>
+        <w:rPr>
+          <w:b w:val="0"/>
+        </w:rPr>
+        <w:t xml:space="preserve">Remember → watch and explain → try with help → investigate → try independently → keep project </w:t>
+      </w:r>
+      <w:r>
+        <w:rPr>
+          <w:b/>
+        </w:rPr>
+        <w:t>evidence</w:t>
+      </w:r>
+      <w:r>
+        <w:rPr>
+          <w:b w:val="0"/>
+        </w:rPr>
+        <w:t>. Your teacher may spread this lesson across several classes.</w:t>
+      </w:r>
+    </w:p>
+    <w:p>
+      <w:pPr>
+        <w:spacing w:line="336" w:lineRule="auto" w:after="180"/>
+      </w:pPr>
+      <w:r>
+        <w:rPr>
+          <w:b w:val="0"/>
+        </w:rPr>
+        <w:t xml:space="preserve">Keep your first </w:t>
+      </w:r>
+      <w:r>
+        <w:rPr>
+          <w:b/>
+        </w:rPr>
+        <w:t>prediction</w:t>
+      </w:r>
+      <w:r>
+        <w:rPr>
+          <w:b w:val="0"/>
+        </w:rPr>
+        <w:t xml:space="preserve">. Compare it with what the </w:t>
+      </w:r>
+      <w:r>
+        <w:rPr>
+          <w:b/>
+        </w:rPr>
+        <w:t>evidence</w:t>
+      </w:r>
+      <w:r>
+        <w:rPr>
+          <w:b w:val="0"/>
+        </w:rPr>
+        <w:t xml:space="preserve"> shows and explain any change.</w:t>
       </w:r>
     </w:p>
     <w:p>
@@ -2046,7 +3329,36 @@
     </w:p>
     <w:p>
       <w:r>
-        <w:t>Close your notes. Explain this goal in your own words: Explain the mechanism and terminology of reading a research claim</w:t>
+        <w:t>Explain Reading a research claim without notes, identify a remaining question and plan a later check with a changed case.</w:t>
+      </w:r>
+    </w:p>
+    <w:p>
+      <w:pPr>
+        <w:spacing w:line="336" w:lineRule="auto" w:after="180"/>
+      </w:pPr>
+      <w:r>
+        <w:rPr>
+          <w:b w:val="0"/>
+        </w:rPr>
+        <w:t xml:space="preserve">Close your notes. Explain this goal in your own words: Explain the </w:t>
+      </w:r>
+      <w:r>
+        <w:rPr>
+          <w:b/>
+        </w:rPr>
+        <w:t>mechanism</w:t>
+      </w:r>
+      <w:r>
+        <w:rPr>
+          <w:b w:val="0"/>
+        </w:rPr>
+        <w:t xml:space="preserve"> and terminology of reading a research </w:t>
+      </w:r>
+      <w:r>
+        <w:rPr>
+          <w:b/>
+        </w:rPr>
+        <w:t>claim</w:t>
       </w:r>
     </w:p>
     <w:p>
@@ -2083,13 +3395,61 @@
       </w:r>
     </w:p>
     <w:p>
-      <w:r>
-        <w:t>If you are unsure, return to the worked picture and explain one arrow. If you are ready, change an input or assumption and justify your prediction.</w:t>
-      </w:r>
-    </w:p>
-    <w:p>
-      <w:r>
-        <w:t>Save your workbook evidence. At the next review, try a different case before opening your old answer.</w:t>
+      <w:pPr>
+        <w:spacing w:line="336" w:lineRule="auto" w:after="180"/>
+      </w:pPr>
+      <w:r>
+        <w:rPr>
+          <w:b w:val="0"/>
+        </w:rPr>
+        <w:t xml:space="preserve">If you are unsure, return to the worked picture and explain one arrow. If you are ready, change an </w:t>
+      </w:r>
+      <w:r>
+        <w:rPr>
+          <w:b/>
+        </w:rPr>
+        <w:t>input</w:t>
+      </w:r>
+      <w:r>
+        <w:rPr>
+          <w:b w:val="0"/>
+        </w:rPr>
+        <w:t xml:space="preserve"> or assumption and justify your </w:t>
+      </w:r>
+      <w:r>
+        <w:rPr>
+          <w:b/>
+        </w:rPr>
+        <w:t>prediction</w:t>
+      </w:r>
+      <w:r>
+        <w:rPr>
+          <w:b w:val="0"/>
+        </w:rPr>
+        <w:t>.</w:t>
+      </w:r>
+    </w:p>
+    <w:p>
+      <w:pPr>
+        <w:spacing w:line="336" w:lineRule="auto" w:after="180"/>
+      </w:pPr>
+      <w:r>
+        <w:rPr>
+          <w:b w:val="0"/>
+        </w:rPr>
+        <w:t xml:space="preserve">Save your workbook </w:t>
+      </w:r>
+      <w:r>
+        <w:rPr>
+          <w:b/>
+        </w:rPr>
+        <w:t>evidence</w:t>
+      </w:r>
+      <w:r>
+        <w:rPr>
+          <w:b w:val="0"/>
+        </w:rPr>
+        <w:t>. At the next review, try a different case before opening your old answer.</w:t>
       </w:r>
     </w:p>
     <w:p>
@@ -2102,12 +3462,41 @@
     </w:p>
     <w:p>
       <w:r>
+        <w:t>Attempt supported questions before using hints or feedback. Review a missing building block, then keep the completed work.</w:t>
+      </w:r>
+    </w:p>
+    <w:p>
+      <w:pPr>
+        <w:spacing w:line="336" w:lineRule="auto" w:after="180"/>
+      </w:pPr>
+      <w:r>
+        <w:rPr>
+          <w:b w:val="0"/>
+        </w:rPr>
         <w:t>Use this supported practice once, in the browser or on paper. Keep the reserved independent assessment for a separate first attempt before teacher feedback.</w:t>
       </w:r>
     </w:p>
     <w:p>
-      <w:r>
-        <w:t>Read a claim with its denominator. A fictional paper headline says a prompt is twice as effective. Its table reports four correct cases instead of two.</w:t>
+      <w:pPr>
+        <w:spacing w:line="336" w:lineRule="auto" w:after="180"/>
+      </w:pPr>
+      <w:r>
+        <w:rPr>
+          <w:b w:val="0"/>
+        </w:rPr>
+        <w:t xml:space="preserve">Read a </w:t>
+      </w:r>
+      <w:r>
+        <w:rPr>
+          <w:b/>
+        </w:rPr>
+        <w:t>claim</w:t>
+      </w:r>
+      <w:r>
+        <w:rPr>
+          <w:b w:val="0"/>
+        </w:rPr>
+        <w:t xml:space="preserve"> with its denominator. A fictional paper headline says a prompt is twice as effective. Its table reports four correct cases instead of two.</w:t>
       </w:r>
     </w:p>
     <w:p>
@@ -2119,22 +3508,61 @@
       </w:r>
     </w:p>
     <w:p>
-      <w:r>
+      <w:pPr>
+        <w:spacing w:line="336" w:lineRule="auto" w:after="180"/>
+      </w:pPr>
+      <w:r>
+        <w:rPr>
+          <w:b w:val="0"/>
+        </w:rPr>
         <w:t>Which labelled step matches this detail? These ten cases support a descriptive comparison, not universal doubling.</w:t>
       </w:r>
     </w:p>
     <w:p>
-      <w:r>
-        <w:t>1. Check claim scope</w:t>
-      </w:r>
-    </w:p>
-    <w:p>
-      <w:r>
+      <w:pPr>
+        <w:spacing w:line="336" w:lineRule="auto" w:after="180"/>
+        <w:shd w:fill="F4F9FC"/>
+      </w:pPr>
+      <w:r>
+        <w:rPr>
+          <w:b w:val="0"/>
+        </w:rPr>
+        <w:t xml:space="preserve">1. Check </w:t>
+      </w:r>
+      <w:r>
+        <w:rPr>
+          <w:b/>
+        </w:rPr>
+        <w:t>claim</w:t>
+      </w:r>
+      <w:r>
+        <w:rPr>
+          <w:b w:val="0"/>
+        </w:rPr>
+        <w:t xml:space="preserve"> scope</w:t>
+      </w:r>
+    </w:p>
+    <w:p>
+      <w:pPr>
+        <w:spacing w:line="336" w:lineRule="auto" w:after="180"/>
+        <w:shd w:fill="F4F9FC"/>
+      </w:pPr>
+      <w:r>
+        <w:rPr>
+          <w:b w:val="0"/>
+        </w:rPr>
         <w:t>2. Calculate both changes</w:t>
       </w:r>
     </w:p>
     <w:p>
-      <w:r>
+      <w:pPr>
+        <w:spacing w:line="336" w:lineRule="auto" w:after="180"/>
+        <w:shd w:fill="F4F9FC"/>
+      </w:pPr>
+      <w:r>
+        <w:rPr>
+          <w:b w:val="0"/>
+        </w:rPr>
         <w:t>3. Find the measured outcome</w:t>
       </w:r>
     </w:p>
@@ -2172,41 +3600,179 @@
       </w:r>
     </w:p>
     <w:p>
-      <w:r>
+      <w:pPr>
+        <w:pStyle w:val="Heading3"/>
+      </w:pPr>
+      <w:r>
+        <w:t>Hint · try first</w:t>
+      </w:r>
+    </w:p>
+    <w:p>
+      <w:pPr>
+        <w:spacing w:line="336" w:lineRule="auto" w:after="180"/>
+        <w:shd w:fill="F1F6F8"/>
+      </w:pPr>
+      <w:r>
+        <w:rPr>
+          <w:b w:val="0"/>
+        </w:rPr>
         <w:t>Hint if needed: Read the steps in the pictorial case. Match the supplied detail to the stage that performs or records it.</w:t>
       </w:r>
     </w:p>
     <w:p>
-      <w:r>
-        <w:t>After your attempt, compare with the supported explanation: Check claim scope These ten cases support a descriptive comparison, not universal doubling. A research claim compresses a method and result. Unpack the measured variable, denominator and comparison before accepting the headline.</w:t>
-      </w:r>
-    </w:p>
-    <w:p>
       <w:pPr>
         <w:pStyle w:val="Heading3"/>
       </w:pPr>
       <w:r>
+        <w:t>Feedback · compare after trying</w:t>
+      </w:r>
+    </w:p>
+    <w:p>
+      <w:pPr>
+        <w:spacing w:line="336" w:lineRule="auto" w:after="180"/>
+        <w:shd w:fill="F1F6FC"/>
+      </w:pPr>
+      <w:r>
+        <w:rPr>
+          <w:b w:val="0"/>
+        </w:rPr>
+        <w:t xml:space="preserve">After your attempt, compare with the supported explanation: Check </w:t>
+      </w:r>
+      <w:r>
+        <w:rPr>
+          <w:b/>
+        </w:rPr>
+        <w:t>claim</w:t>
+      </w:r>
+      <w:r>
+        <w:rPr>
+          <w:b w:val="0"/>
+        </w:rPr>
+        <w:t xml:space="preserve"> scope These ten cases support a descriptive comparison, not universal doubling. A research </w:t>
+      </w:r>
+      <w:r>
+        <w:rPr>
+          <w:b/>
+        </w:rPr>
+        <w:t>claim</w:t>
+      </w:r>
+      <w:r>
+        <w:rPr>
+          <w:b w:val="0"/>
+        </w:rPr>
+        <w:t xml:space="preserve"> compresses a method and result.</w:t>
+      </w:r>
+    </w:p>
+    <w:p>
+      <w:pPr>
+        <w:spacing w:line="336" w:lineRule="auto" w:after="180"/>
+        <w:shd w:fill="F1F6FC"/>
+      </w:pPr>
+      <w:r>
+        <w:rPr>
+          <w:b w:val="0"/>
+        </w:rPr>
+        <w:t>Unpack the measured variable, denominator and comparison before accepting the headline.</w:t>
+      </w:r>
+    </w:p>
+    <w:p>
+      <w:pPr>
+        <w:pStyle w:val="Heading3"/>
+      </w:pPr>
+      <w:r>
         <w:t>Practice 2: explain the deciding evidence</w:t>
       </w:r>
     </w:p>
     <w:p>
-      <w:r>
+      <w:pPr>
+        <w:pStyle w:val="Heading3"/>
+      </w:pPr>
+      <w:r>
+        <w:t>Changed case · predict first</w:t>
+      </w:r>
+    </w:p>
+    <w:p>
+      <w:pPr>
+        <w:spacing w:line="336" w:lineRule="auto" w:after="180"/>
+        <w:shd w:fill="F5F1FB"/>
+      </w:pPr>
+      <w:r>
+        <w:rPr>
+          <w:b w:val="0"/>
+        </w:rPr>
         <w:t>Changed-case practice: The headline changes to "every learner improves twice as much". Which conclusion is supported by the supplied facts?</w:t>
       </w:r>
     </w:p>
     <w:p>
-      <w:r>
-        <w:t>1. We can decide the result without examining the changed input or the procedure.</w:t>
-      </w:r>
-    </w:p>
-    <w:p>
-      <w:r>
-        <w:t>2. This one example guarantees correct results for every future input.</w:t>
-      </w:r>
-    </w:p>
-    <w:p>
-      <w:r>
-        <w:t>3. That learner claim is unsupported by these answer counts.</w:t>
+      <w:pPr>
+        <w:spacing w:line="336" w:lineRule="auto" w:after="180"/>
+        <w:shd w:fill="F4F9FC"/>
+      </w:pPr>
+      <w:r>
+        <w:rPr>
+          <w:b w:val="0"/>
+        </w:rPr>
+        <w:t xml:space="preserve">1. We can decide the result without examining the changed </w:t>
+      </w:r>
+      <w:r>
+        <w:rPr>
+          <w:b/>
+        </w:rPr>
+        <w:t>input</w:t>
+      </w:r>
+      <w:r>
+        <w:rPr>
+          <w:b w:val="0"/>
+        </w:rPr>
+        <w:t xml:space="preserve"> or the procedure.</w:t>
+      </w:r>
+    </w:p>
+    <w:p>
+      <w:pPr>
+        <w:spacing w:line="336" w:lineRule="auto" w:after="180"/>
+        <w:shd w:fill="F4F9FC"/>
+      </w:pPr>
+      <w:r>
+        <w:rPr>
+          <w:b w:val="0"/>
+        </w:rPr>
+        <w:t xml:space="preserve">2. This one example guarantees correct results for every future </w:t>
+      </w:r>
+      <w:r>
+        <w:rPr>
+          <w:b/>
+        </w:rPr>
+        <w:t>input</w:t>
+      </w:r>
+      <w:r>
+        <w:rPr>
+          <w:b w:val="0"/>
+        </w:rPr>
+        <w:t>.</w:t>
+      </w:r>
+    </w:p>
+    <w:p>
+      <w:pPr>
+        <w:spacing w:line="336" w:lineRule="auto" w:after="180"/>
+        <w:shd w:fill="F4F9FC"/>
+      </w:pPr>
+      <w:r>
+        <w:rPr>
+          <w:b w:val="0"/>
+        </w:rPr>
+        <w:t xml:space="preserve">3. That learner </w:t>
+      </w:r>
+      <w:r>
+        <w:rPr>
+          <w:b/>
+        </w:rPr>
+        <w:t>claim</w:t>
+      </w:r>
+      <w:r>
+        <w:rPr>
+          <w:b w:val="0"/>
+        </w:rPr>
+        <w:t xml:space="preserve"> is unsupported by these answer counts.</w:t>
       </w:r>
     </w:p>
     <w:p>
@@ -2243,26 +3809,133 @@
       </w:r>
     </w:p>
     <w:p>
-      <w:r>
+      <w:pPr>
+        <w:pStyle w:val="Heading3"/>
+      </w:pPr>
+      <w:r>
+        <w:t>Hint · try first</w:t>
+      </w:r>
+    </w:p>
+    <w:p>
+      <w:pPr>
+        <w:spacing w:line="336" w:lineRule="auto" w:after="180"/>
+        <w:shd w:fill="F1F6F8"/>
+      </w:pPr>
+      <w:r>
+        <w:rPr>
+          <w:b w:val="0"/>
+        </w:rPr>
         <w:t>Hint if needed: Use the changed condition and the deciding step in the pictorial trace. The answer must say what follows from those facts.</w:t>
       </w:r>
     </w:p>
     <w:p>
-      <w:r>
-        <w:t>After your attempt, compare with the supported explanation: That learner claim is unsupported by these answer counts. The outcome and experimental unit have changed in the wording without new evidence.</w:t>
-      </w:r>
-    </w:p>
-    <w:p>
       <w:pPr>
         <w:pStyle w:val="Heading3"/>
       </w:pPr>
       <w:r>
+        <w:t>Feedback · compare after trying</w:t>
+      </w:r>
+    </w:p>
+    <w:p>
+      <w:pPr>
+        <w:spacing w:line="336" w:lineRule="auto" w:after="180"/>
+        <w:shd w:fill="F1F6FC"/>
+      </w:pPr>
+      <w:r>
+        <w:rPr>
+          <w:b w:val="0"/>
+        </w:rPr>
+        <w:t xml:space="preserve">After your attempt, compare with the supported explanation: That learner </w:t>
+      </w:r>
+      <w:r>
+        <w:rPr>
+          <w:b/>
+        </w:rPr>
+        <w:t>claim</w:t>
+      </w:r>
+      <w:r>
+        <w:rPr>
+          <w:b w:val="0"/>
+        </w:rPr>
+        <w:t xml:space="preserve"> is unsupported by these answer counts. The outcome and experimental unit have changed in the wording without new </w:t>
+      </w:r>
+      <w:r>
+        <w:rPr>
+          <w:b/>
+        </w:rPr>
+        <w:t>evidence</w:t>
+      </w:r>
+      <w:r>
+        <w:rPr>
+          <w:b w:val="0"/>
+        </w:rPr>
+        <w:t>.</w:t>
+      </w:r>
+    </w:p>
+    <w:p>
+      <w:pPr>
+        <w:pStyle w:val="Heading3"/>
+      </w:pPr>
+      <w:r>
         <w:t>Repair a missing building block</w:t>
       </w:r>
     </w:p>
     <w:p>
-      <w:r>
-        <w:t>Review A question that evidence can answer (ai-7/1). Goal: Explain the mechanism and terminology of a question that evidence can answer. Short practice: Which proposed diagram question has a measurable outcome? Name its versions, six-case denominator and fixed scoring, then explain why giving only B easier tasks spoils the comparison.. Return to this week and explain what you changed.</w:t>
+      <w:pPr>
+        <w:spacing w:line="336" w:lineRule="auto" w:after="180"/>
+      </w:pPr>
+      <w:r>
+        <w:rPr>
+          <w:b w:val="0"/>
+        </w:rPr>
+        <w:t xml:space="preserve">Review A question that </w:t>
+      </w:r>
+      <w:r>
+        <w:rPr>
+          <w:b/>
+        </w:rPr>
+        <w:t>evidence</w:t>
+      </w:r>
+      <w:r>
+        <w:rPr>
+          <w:b w:val="0"/>
+        </w:rPr>
+        <w:t xml:space="preserve"> can answer (ai-7/1). Goal: Explain the </w:t>
+      </w:r>
+      <w:r>
+        <w:rPr>
+          <w:b/>
+        </w:rPr>
+        <w:t>mechanism</w:t>
+      </w:r>
+      <w:r>
+        <w:rPr>
+          <w:b w:val="0"/>
+        </w:rPr>
+        <w:t xml:space="preserve"> and terminology of a question that </w:t>
+      </w:r>
+      <w:r>
+        <w:rPr>
+          <w:b/>
+        </w:rPr>
+        <w:t>evidence</w:t>
+      </w:r>
+      <w:r>
+        <w:rPr>
+          <w:b w:val="0"/>
+        </w:rPr>
+        <w:t xml:space="preserve"> can answer. Short practice: Which proposed diagram question has a measurable outcome?</w:t>
+      </w:r>
+    </w:p>
+    <w:p>
+      <w:pPr>
+        <w:spacing w:line="336" w:lineRule="auto" w:after="180"/>
+      </w:pPr>
+      <w:r>
+        <w:rPr>
+          <w:b w:val="0"/>
+        </w:rPr>
+        <w:t>Name its versions, six-case denominator and fixed scoring, then explain why giving only B easier tasks spoils the comparison.. Return to this week and explain what you changed.</w:t>
       </w:r>
     </w:p>
     <w:p>
@@ -2274,8 +3947,627 @@
       </w:r>
     </w:p>
     <w:p>
-      <w:r>
-        <w:t>Use Download completed work in the hosted lesson to export your answers, reflections, practice feedback and code-run evidence. Open the HTML copy to read or print it. Drafts stay in this browser when storage is available; clear drafts on a shared device.</w:t>
+      <w:pPr>
+        <w:spacing w:line="336" w:lineRule="auto" w:after="180"/>
+      </w:pPr>
+      <w:r>
+        <w:rPr>
+          <w:b w:val="0"/>
+        </w:rPr>
+        <w:t xml:space="preserve">Use Download completed work in the hosted lesson to export your answers, reflections, practice feedback and code-run </w:t>
+      </w:r>
+      <w:r>
+        <w:rPr>
+          <w:b/>
+        </w:rPr>
+        <w:t>evidence</w:t>
+      </w:r>
+      <w:r>
+        <w:rPr>
+          <w:b w:val="0"/>
+        </w:rPr>
+        <w:t>. Open the HTML copy to read or print it.</w:t>
+      </w:r>
+    </w:p>
+    <w:p>
+      <w:pPr>
+        <w:spacing w:line="336" w:lineRule="auto" w:after="180"/>
+      </w:pPr>
+      <w:r>
+        <w:rPr>
+          <w:b w:val="0"/>
+        </w:rPr>
+        <w:t>Drafts stay in this browser when storage is available; clear drafts on a shared device.</w:t>
+      </w:r>
+    </w:p>
+    <w:p>
+      <w:pPr>
+        <w:pStyle w:val="Heading1"/>
+      </w:pPr>
+      <w:r>
+        <w:t>18. Visual concept journey</w:t>
+      </w:r>
+    </w:p>
+    <w:p>
+      <w:r>
+        <w:t>Explain each Reading a research claim graphic using its labels, deciding evidence and relevant limitation.</w:t>
+      </w:r>
+    </w:p>
+    <w:p>
+      <w:pPr>
+        <w:pStyle w:val="Heading3"/>
+      </w:pPr>
+      <w:r>
+        <w:t>01. Reading a research claim: the case</w:t>
+      </w:r>
+    </w:p>
+    <w:p>
+      <w:r>
+        <w:drawing>
+          <wp:inline xmlns:a="http://schemas.openxmlformats.org/drawingml/2006/main" xmlns:pic="http://schemas.openxmlformats.org/drawingml/2006/picture">
+            <wp:extent cx="5486400" cy="2834640"/>
+            <wp:docPr id="3" name="Picture 3" descr="Read a claim with its denominator. A fictional paper headline says a prompt is twice as effective. Its table reports four correct cases instead of two. Supplied facts: Baseline: 2/10 correct. New prompt: 4/10 on the same ten cases. Scoring is fixed."/>
+            <wp:cNvGraphicFramePr>
+              <a:graphicFrameLocks noChangeAspect="1"/>
+            </wp:cNvGraphicFramePr>
+            <a:graphic>
+              <a:graphicData uri="http://schemas.openxmlformats.org/drawingml/2006/picture">
+                <pic:pic>
+                  <pic:nvPicPr>
+                    <pic:cNvPr id="0" name="academy-story-ai-7-2-01.png"/>
+                    <pic:cNvPicPr/>
+                  </pic:nvPicPr>
+                  <pic:blipFill>
+                    <a:blip r:embed="rId11"/>
+                    <a:stretch>
+                      <a:fillRect/>
+                    </a:stretch>
+                  </pic:blipFill>
+                  <pic:spPr>
+                    <a:xfrm>
+                      <a:off x="0" y="0"/>
+                      <a:ext cx="5486400" cy="2834640"/>
+                    </a:xfrm>
+                    <a:prstGeom prst="rect"/>
+                  </pic:spPr>
+                </pic:pic>
+              </a:graphicData>
+            </a:graphic>
+          </wp:inline>
+        </w:drawing>
+      </w:r>
+    </w:p>
+    <w:p>
+      <w:pPr>
+        <w:spacing w:line="336" w:lineRule="auto" w:after="180"/>
+      </w:pPr>
+      <w:r>
+        <w:rPr>
+          <w:b w:val="0"/>
+        </w:rPr>
+        <w:t xml:space="preserve">Read a </w:t>
+      </w:r>
+      <w:r>
+        <w:rPr>
+          <w:b/>
+        </w:rPr>
+        <w:t>claim</w:t>
+      </w:r>
+      <w:r>
+        <w:rPr>
+          <w:b w:val="0"/>
+        </w:rPr>
+        <w:t xml:space="preserve"> with its denominator. A fictional paper headline says a prompt is twice as effective. Its table reports four correct cases instead of two. Supplied facts: Baseline: 2/10 correct.</w:t>
+      </w:r>
+    </w:p>
+    <w:p>
+      <w:pPr>
+        <w:spacing w:line="336" w:lineRule="auto" w:after="180"/>
+      </w:pPr>
+      <w:r>
+        <w:rPr>
+          <w:b w:val="0"/>
+        </w:rPr>
+        <w:t>New prompt: 4/10 on the same ten cases. Scoring is fixed.</w:t>
+      </w:r>
+    </w:p>
+    <w:p>
+      <w:pPr>
+        <w:spacing w:line="336" w:lineRule="auto" w:after="180"/>
+        <w:shd w:fill="F5F1FB"/>
+      </w:pPr>
+      <w:r>
+        <w:rPr>
+          <w:b w:val="0"/>
+        </w:rPr>
+        <w:t>Point to the given fact that matters most. Explain why it matters.</w:t>
+      </w:r>
+    </w:p>
+    <w:p>
+      <w:pPr>
+        <w:pStyle w:val="Heading3"/>
+      </w:pPr>
+      <w:r>
+        <w:t>02. Follow the deciding steps</w:t>
+      </w:r>
+    </w:p>
+    <w:p>
+      <w:r>
+        <w:drawing>
+          <wp:inline xmlns:a="http://schemas.openxmlformats.org/drawingml/2006/main" xmlns:pic="http://schemas.openxmlformats.org/drawingml/2006/picture">
+            <wp:extent cx="5486400" cy="3182112"/>
+            <wp:docPr id="4" name="Picture 4" descr="Find the measured outcome: The table counts correct answers, not learning or satisfaction. → Calculate both changes: 20%→40% is twice the rate and a 20-percentage-point increase. → Check claim scope: These ten cases support a descriptive comparison, not universal doubling."/>
+            <wp:cNvGraphicFramePr>
+              <a:graphicFrameLocks noChangeAspect="1"/>
+            </wp:cNvGraphicFramePr>
+            <a:graphic>
+              <a:graphicData uri="http://schemas.openxmlformats.org/drawingml/2006/picture">
+                <pic:pic>
+                  <pic:nvPicPr>
+                    <pic:cNvPr id="0" name="academy-story-ai-7-2-02.png"/>
+                    <pic:cNvPicPr/>
+                  </pic:nvPicPr>
+                  <pic:blipFill>
+                    <a:blip r:embed="rId12"/>
+                    <a:stretch>
+                      <a:fillRect/>
+                    </a:stretch>
+                  </pic:blipFill>
+                  <pic:spPr>
+                    <a:xfrm>
+                      <a:off x="0" y="0"/>
+                      <a:ext cx="5486400" cy="3182112"/>
+                    </a:xfrm>
+                    <a:prstGeom prst="rect"/>
+                  </pic:spPr>
+                </pic:pic>
+              </a:graphicData>
+            </a:graphic>
+          </wp:inline>
+        </w:drawing>
+      </w:r>
+    </w:p>
+    <w:p>
+      <w:pPr>
+        <w:spacing w:line="336" w:lineRule="auto" w:after="180"/>
+      </w:pPr>
+      <w:r>
+        <w:rPr>
+          <w:b w:val="0"/>
+        </w:rPr>
+        <w:t xml:space="preserve">Find the measured outcome: The table counts correct answers, not learning or satisfaction. → Calculate both changes: 20%→40% is twice the rate and a 20-percentage-point increase. → Check </w:t>
+      </w:r>
+      <w:r>
+        <w:rPr>
+          <w:b/>
+        </w:rPr>
+        <w:t>claim</w:t>
+      </w:r>
+      <w:r>
+        <w:rPr>
+          <w:b w:val="0"/>
+        </w:rPr>
+        <w:t xml:space="preserve"> scope: These ten cases support a descriptive comparison, not universal doubling.</w:t>
+      </w:r>
+    </w:p>
+    <w:p>
+      <w:pPr>
+        <w:spacing w:line="336" w:lineRule="auto" w:after="180"/>
+        <w:shd w:fill="F5F1FB"/>
+      </w:pPr>
+      <w:r>
+        <w:rPr>
+          <w:b w:val="0"/>
+        </w:rPr>
+        <w:t xml:space="preserve">Point to each numbered stage and explain which recorded </w:t>
+      </w:r>
+      <w:r>
+        <w:rPr>
+          <w:b/>
+        </w:rPr>
+        <w:t>input</w:t>
+      </w:r>
+      <w:r>
+        <w:rPr>
+          <w:b w:val="0"/>
+        </w:rPr>
+        <w:t xml:space="preserve"> it uses.</w:t>
+      </w:r>
+    </w:p>
+    <w:p>
+      <w:pPr>
+        <w:pStyle w:val="Heading3"/>
+      </w:pPr>
+      <w:r>
+        <w:t>03. Correctness on ten shared cases</w:t>
+      </w:r>
+    </w:p>
+    <w:p>
+      <w:r>
+        <w:drawing>
+          <wp:inline xmlns:a="http://schemas.openxmlformats.org/drawingml/2006/main" xmlns:pic="http://schemas.openxmlformats.org/drawingml/2006/picture">
+            <wp:extent cx="5486400" cy="2834640"/>
+            <wp:docPr id="5" name="Picture 5" descr="Correctness on ten shared cases. Units: correct answers out of 10. Baseline: 2. New prompt: 4."/>
+            <wp:cNvGraphicFramePr>
+              <a:graphicFrameLocks noChangeAspect="1"/>
+            </wp:cNvGraphicFramePr>
+            <a:graphic>
+              <a:graphicData uri="http://schemas.openxmlformats.org/drawingml/2006/picture">
+                <pic:pic>
+                  <pic:nvPicPr>
+                    <pic:cNvPr id="0" name="academy-story-ai-7-2-03.png"/>
+                    <pic:cNvPicPr/>
+                  </pic:nvPicPr>
+                  <pic:blipFill>
+                    <a:blip r:embed="rId13"/>
+                    <a:stretch>
+                      <a:fillRect/>
+                    </a:stretch>
+                  </pic:blipFill>
+                  <pic:spPr>
+                    <a:xfrm>
+                      <a:off x="0" y="0"/>
+                      <a:ext cx="5486400" cy="2834640"/>
+                    </a:xfrm>
+                    <a:prstGeom prst="rect"/>
+                  </pic:spPr>
+                </pic:pic>
+              </a:graphicData>
+            </a:graphic>
+          </wp:inline>
+        </w:drawing>
+      </w:r>
+    </w:p>
+    <w:p>
+      <w:pPr>
+        <w:spacing w:line="336" w:lineRule="auto" w:after="180"/>
+      </w:pPr>
+      <w:r>
+        <w:rPr>
+          <w:b w:val="0"/>
+        </w:rPr>
+        <w:t>Correctness on ten shared cases. Units: correct answers out of 10. Baseline: 2. New prompt: 4.</w:t>
+      </w:r>
+    </w:p>
+    <w:p>
+      <w:pPr>
+        <w:spacing w:line="336" w:lineRule="auto" w:after="180"/>
+        <w:shd w:fill="F5F1FB"/>
+      </w:pPr>
+      <w:r>
+        <w:rPr>
+          <w:b w:val="0"/>
+        </w:rPr>
+        <w:t>Read the labels and values. Explain the relationship the model shows.</w:t>
+      </w:r>
+    </w:p>
+    <w:p>
+      <w:pPr>
+        <w:pStyle w:val="Heading3"/>
+      </w:pPr>
+      <w:r>
+        <w:t>04. Change one thing. Trace what follows.</w:t>
+      </w:r>
+    </w:p>
+    <w:p>
+      <w:r>
+        <w:drawing>
+          <wp:inline xmlns:a="http://schemas.openxmlformats.org/drawingml/2006/main" xmlns:pic="http://schemas.openxmlformats.org/drawingml/2006/picture">
+            <wp:extent cx="5486400" cy="3026664"/>
+            <wp:docPr id="6" name="Picture 6" descr="Original case: These ten cases support a descriptive comparison, not universal doubling. Changed condition: The headline changes to &quot;every learner improves twice as much&quot;. Expected result: That learner claim is unsupported by these answer counts. Reason: The outcome and experimental unit have changed in the wording without new evidence."/>
+            <wp:cNvGraphicFramePr>
+              <a:graphicFrameLocks noChangeAspect="1"/>
+            </wp:cNvGraphicFramePr>
+            <a:graphic>
+              <a:graphicData uri="http://schemas.openxmlformats.org/drawingml/2006/picture">
+                <pic:pic>
+                  <pic:nvPicPr>
+                    <pic:cNvPr id="0" name="academy-story-ai-7-2-04.png"/>
+                    <pic:cNvPicPr/>
+                  </pic:nvPicPr>
+                  <pic:blipFill>
+                    <a:blip r:embed="rId14"/>
+                    <a:stretch>
+                      <a:fillRect/>
+                    </a:stretch>
+                  </pic:blipFill>
+                  <pic:spPr>
+                    <a:xfrm>
+                      <a:off x="0" y="0"/>
+                      <a:ext cx="5486400" cy="3026664"/>
+                    </a:xfrm>
+                    <a:prstGeom prst="rect"/>
+                  </pic:spPr>
+                </pic:pic>
+              </a:graphicData>
+            </a:graphic>
+          </wp:inline>
+        </w:drawing>
+      </w:r>
+    </w:p>
+    <w:p>
+      <w:pPr>
+        <w:spacing w:line="336" w:lineRule="auto" w:after="180"/>
+      </w:pPr>
+      <w:r>
+        <w:rPr>
+          <w:b w:val="0"/>
+        </w:rPr>
+        <w:t>Original case: These ten cases support a descriptive comparison, not universal doubling. Changed condition: The headline changes to "every learner improves twice as much".</w:t>
+      </w:r>
+    </w:p>
+    <w:p>
+      <w:pPr>
+        <w:spacing w:line="336" w:lineRule="auto" w:after="180"/>
+      </w:pPr>
+      <w:r>
+        <w:rPr>
+          <w:b w:val="0"/>
+        </w:rPr>
+        <w:t xml:space="preserve">Expected result: That learner </w:t>
+      </w:r>
+      <w:r>
+        <w:rPr>
+          <w:b/>
+        </w:rPr>
+        <w:t>claim</w:t>
+      </w:r>
+      <w:r>
+        <w:rPr>
+          <w:b w:val="0"/>
+        </w:rPr>
+        <w:t xml:space="preserve"> is unsupported by these answer counts. Reason: The outcome and experimental unit have changed in the wording without new </w:t>
+      </w:r>
+      <w:r>
+        <w:rPr>
+          <w:b/>
+        </w:rPr>
+        <w:t>evidence</w:t>
+      </w:r>
+      <w:r>
+        <w:rPr>
+          <w:b w:val="0"/>
+        </w:rPr>
+        <w:t>.</w:t>
+      </w:r>
+    </w:p>
+    <w:p>
+      <w:pPr>
+        <w:spacing w:line="336" w:lineRule="auto" w:after="180"/>
+        <w:shd w:fill="F5F1FB"/>
+      </w:pPr>
+      <w:r>
+        <w:rPr>
+          <w:b w:val="0"/>
+        </w:rPr>
+        <w:t>Predict before checking the worked changed-case result. Name what changed and what the supplied facts allow you to conclude.</w:t>
+      </w:r>
+    </w:p>
+    <w:p>
+      <w:pPr>
+        <w:pStyle w:val="Heading3"/>
+      </w:pPr>
+      <w:r>
+        <w:t>05. Connect the explanation to its limit</w:t>
+      </w:r>
+    </w:p>
+    <w:p>
+      <w:r>
+        <w:drawing>
+          <wp:inline xmlns:a="http://schemas.openxmlformats.org/drawingml/2006/main" xmlns:pic="http://schemas.openxmlformats.org/drawingml/2006/picture">
+            <wp:extent cx="5486400" cy="2834640"/>
+            <wp:docPr id="7" name="Picture 7" descr="A research claim compresses a method and result. Unpack the measured variable, denominator and comparison before accepting the headline. Limit: Small case counts leave substantial uncertainty; no significance or causal effect is supplied."/>
+            <wp:cNvGraphicFramePr>
+              <a:graphicFrameLocks noChangeAspect="1"/>
+            </wp:cNvGraphicFramePr>
+            <a:graphic>
+              <a:graphicData uri="http://schemas.openxmlformats.org/drawingml/2006/picture">
+                <pic:pic>
+                  <pic:nvPicPr>
+                    <pic:cNvPr id="0" name="academy-story-ai-7-2-05.png"/>
+                    <pic:cNvPicPr/>
+                  </pic:nvPicPr>
+                  <pic:blipFill>
+                    <a:blip r:embed="rId15"/>
+                    <a:stretch>
+                      <a:fillRect/>
+                    </a:stretch>
+                  </pic:blipFill>
+                  <pic:spPr>
+                    <a:xfrm>
+                      <a:off x="0" y="0"/>
+                      <a:ext cx="5486400" cy="2834640"/>
+                    </a:xfrm>
+                    <a:prstGeom prst="rect"/>
+                  </pic:spPr>
+                </pic:pic>
+              </a:graphicData>
+            </a:graphic>
+          </wp:inline>
+        </w:drawing>
+      </w:r>
+    </w:p>
+    <w:p>
+      <w:pPr>
+        <w:spacing w:line="336" w:lineRule="auto" w:after="180"/>
+      </w:pPr>
+      <w:r>
+        <w:rPr>
+          <w:b w:val="0"/>
+        </w:rPr>
+        <w:t xml:space="preserve">A research </w:t>
+      </w:r>
+      <w:r>
+        <w:rPr>
+          <w:b/>
+        </w:rPr>
+        <w:t>claim</w:t>
+      </w:r>
+      <w:r>
+        <w:rPr>
+          <w:b w:val="0"/>
+        </w:rPr>
+        <w:t xml:space="preserve"> compresses a method and result. Unpack the measured variable, denominator and comparison before accepting the headline.</w:t>
+      </w:r>
+    </w:p>
+    <w:p>
+      <w:pPr>
+        <w:spacing w:line="336" w:lineRule="auto" w:after="180"/>
+      </w:pPr>
+      <w:r>
+        <w:rPr>
+          <w:b w:val="0"/>
+        </w:rPr>
+        <w:t>Limit: Small case counts leave substantial uncertainty; no significance or causal effect is supplied.</w:t>
+      </w:r>
+    </w:p>
+    <w:p>
+      <w:pPr>
+        <w:spacing w:line="336" w:lineRule="auto" w:after="180"/>
+        <w:shd w:fill="F5F1FB"/>
+      </w:pPr>
+      <w:r>
+        <w:rPr>
+          <w:b w:val="0"/>
+        </w:rPr>
+        <w:t xml:space="preserve">Explain the case, then point to a limit on the </w:t>
+      </w:r>
+      <w:r>
+        <w:rPr>
+          <w:b/>
+        </w:rPr>
+        <w:t>claim</w:t>
+      </w:r>
+      <w:r>
+        <w:rPr>
+          <w:b w:val="0"/>
+        </w:rPr>
+        <w:t>.</w:t>
+      </w:r>
+    </w:p>
+    <w:p>
+      <w:pPr>
+        <w:pStyle w:val="Heading3"/>
+      </w:pPr>
+      <w:r>
+        <w:t>06. Make the idea visible in your project</w:t>
+      </w:r>
+    </w:p>
+    <w:p>
+      <w:r>
+        <w:drawing>
+          <wp:inline xmlns:a="http://schemas.openxmlformats.org/drawingml/2006/main" xmlns:pic="http://schemas.openxmlformats.org/drawingml/2006/picture">
+            <wp:extent cx="5486400" cy="3681984"/>
+            <wp:docPr id="8" name="Picture 8" descr="For the Reproducible AI Research Study, retain an annotated worked trace and the changed-case reasoning. Connect the claim to its records, units and assumptions so another investigator can challenge or reproduce it. Draw your input, deciding step, result and limit. Supported question: Calculate the baseline and new rates for 2/10 and 4/10. Explain both twice the rate and the percentage-point change, and say why neither measures every learner’s improvement."/>
+            <wp:cNvGraphicFramePr>
+              <a:graphicFrameLocks noChangeAspect="1"/>
+            </wp:cNvGraphicFramePr>
+            <a:graphic>
+              <a:graphicData uri="http://schemas.openxmlformats.org/drawingml/2006/picture">
+                <pic:pic>
+                  <pic:nvPicPr>
+                    <pic:cNvPr id="0" name="academy-story-ai-7-2-06.png"/>
+                    <pic:cNvPicPr/>
+                  </pic:nvPicPr>
+                  <pic:blipFill>
+                    <a:blip r:embed="rId16"/>
+                    <a:stretch>
+                      <a:fillRect/>
+                    </a:stretch>
+                  </pic:blipFill>
+                  <pic:spPr>
+                    <a:xfrm>
+                      <a:off x="0" y="0"/>
+                      <a:ext cx="5486400" cy="3681984"/>
+                    </a:xfrm>
+                    <a:prstGeom prst="rect"/>
+                  </pic:spPr>
+                </pic:pic>
+              </a:graphicData>
+            </a:graphic>
+          </wp:inline>
+        </w:drawing>
+      </w:r>
+    </w:p>
+    <w:p>
+      <w:pPr>
+        <w:spacing w:line="336" w:lineRule="auto" w:after="180"/>
+      </w:pPr>
+      <w:r>
+        <w:rPr>
+          <w:b w:val="0"/>
+        </w:rPr>
+        <w:t xml:space="preserve">For the Reproducible AI Research Study, retain an annotated worked trace and the changed-case reasoning. Connect the </w:t>
+      </w:r>
+      <w:r>
+        <w:rPr>
+          <w:b/>
+        </w:rPr>
+        <w:t>claim</w:t>
+      </w:r>
+      <w:r>
+        <w:rPr>
+          <w:b w:val="0"/>
+        </w:rPr>
+        <w:t xml:space="preserve"> to its records, units and assumptions so another investigator can challenge or reproduce it.</w:t>
+      </w:r>
+    </w:p>
+    <w:p>
+      <w:pPr>
+        <w:spacing w:line="336" w:lineRule="auto" w:after="180"/>
+      </w:pPr>
+      <w:r>
+        <w:rPr>
+          <w:b w:val="0"/>
+        </w:rPr>
+        <w:t xml:space="preserve">Draw your </w:t>
+      </w:r>
+      <w:r>
+        <w:rPr>
+          <w:b/>
+        </w:rPr>
+        <w:t>input</w:t>
+      </w:r>
+      <w:r>
+        <w:rPr>
+          <w:b w:val="0"/>
+        </w:rPr>
+        <w:t>, deciding step, result and limit. Supported question: Calculate the baseline and new rates for 2/10 and 4/10.</w:t>
+      </w:r>
+    </w:p>
+    <w:p>
+      <w:pPr>
+        <w:spacing w:line="336" w:lineRule="auto" w:after="180"/>
+      </w:pPr>
+      <w:r>
+        <w:rPr>
+          <w:b w:val="0"/>
+        </w:rPr>
+        <w:t>Explain both twice the rate and the percentage-point change, and say why neither measures every learner’s improvement.</w:t>
+      </w:r>
+    </w:p>
+    <w:p>
+      <w:pPr>
+        <w:spacing w:line="336" w:lineRule="auto" w:after="180"/>
+        <w:shd w:fill="F5F1FB"/>
+      </w:pPr>
+      <w:r>
+        <w:rPr>
+          <w:b w:val="0"/>
+        </w:rPr>
+        <w:t xml:space="preserve">Draw your project trace and justify the deciding step using </w:t>
+      </w:r>
+      <w:r>
+        <w:rPr>
+          <w:b/>
+        </w:rPr>
+        <w:t>evidence</w:t>
+      </w:r>
+      <w:r>
+        <w:rPr>
+          <w:b w:val="0"/>
+        </w:rPr>
+        <w:t>.</w:t>
       </w:r>
     </w:p>
     <w:sectPr>

--- a/downloads/student/ai-7-week-02.docx
+++ b/downloads/student/ai-7-week-02.docx
@@ -25,12 +25,17 @@
         <w:pStyle w:val="Heading1"/>
       </w:pPr>
       <w:r>
-        <w:t>Before you start</w:t>
-      </w:r>
-    </w:p>
-    <w:p>
-      <w:r>
-        <w:t>Recall A question that evidence can answer. Explain why a recorded result needs its input conditions and evidence source before it can support a claim.</w:t>
+        <w:t>Unpack the outcome. Keep the denominator. Audit the headline.</w:t>
+      </w:r>
+    </w:p>
+    <w:p>
+      <w:r>
+        <w:t>Read descriptive research claims without confusing absolute/relative change or adding unmeasured learner effects.</w:t>
+      </w:r>
+    </w:p>
+    <w:p>
+      <w:r>
+        <w:t>Claim contract → eight-case arithmetic → ten-case doubling picture → unit/scope probes → exact-count audit → independent local-median claim.</w:t>
       </w:r>
     </w:p>
     <w:p>
@@ -38,20 +43,20 @@
         <w:pStyle w:val="Heading1"/>
       </w:pPr>
       <w:r>
-        <w:t>01. Your mission</w:t>
-      </w:r>
-    </w:p>
-    <w:p>
-      <w:r>
-        <w:t>Start with the target: Explain the mechanism and terminology of reading a research claim. Try the recall before opening notes.</w:t>
-      </w:r>
-    </w:p>
-    <w:p>
-      <w:pPr>
-        <w:pStyle w:val="Heading3"/>
-      </w:pPr>
-      <w:r>
-        <w:t>Your learning target</w:t>
+        <w:t>01. Read the claim through its outcome, denominator and conditions</w:t>
+      </w:r>
+    </w:p>
+    <w:p>
+      <w:r>
+        <w:t>A headline can extend beyond the comparison its table actually supports.</w:t>
+      </w:r>
+    </w:p>
+    <w:p>
+      <w:pPr>
+        <w:pStyle w:val="Heading2"/>
+      </w:pPr>
+      <w:r>
+        <w:t>Learning goals</w:t>
       </w:r>
     </w:p>
     <w:p>
@@ -113,10 +118,10 @@
     </w:p>
     <w:p>
       <w:pPr>
-        <w:pStyle w:val="Heading3"/>
-      </w:pPr>
-      <w:r>
-        <w:t>Remember before reading</w:t>
+        <w:pStyle w:val="Heading2"/>
+      </w:pPr>
+      <w:r>
+        <w:t>Retrieve bounded questions and fixed scoring</w:t>
       </w:r>
     </w:p>
     <w:p>
@@ -178,6 +183,100 @@
     </w:p>
     <w:p>
       <w:pPr>
+        <w:pStyle w:val="Heading2"/>
+      </w:pPr>
+      <w:r>
+        <w:t>Prerequisite and starting response</w:t>
+      </w:r>
+    </w:p>
+    <w:p>
+      <w:pPr>
+        <w:pStyle w:val="ListBullet"/>
+      </w:pPr>
+      <w:r>
+        <w:t>Recall A question that evidence can answer. Explain why a recorded result needs its input conditions and evidence source before it can support a claim.</w:t>
+      </w:r>
+    </w:p>
+    <w:p>
+      <w:pPr>
+        <w:pStyle w:val="Heading3"/>
+      </w:pPr>
+      <w:r>
+        <w:t>My starting explanation</w:t>
+      </w:r>
+    </w:p>
+    <w:p>
+      <w:r>
+        <w:t>________________________________________________________________</w:t>
+      </w:r>
+    </w:p>
+    <w:p>
+      <w:r>
+        <w:t>________________________________________________________________</w:t>
+      </w:r>
+    </w:p>
+    <w:p>
+      <w:r>
+        <w:t>________________________________________________________________</w:t>
+      </w:r>
+    </w:p>
+    <w:p>
+      <w:pPr>
+        <w:pStyle w:val="Heading2"/>
+      </w:pPr>
+      <w:r>
+        <w:t>End goal</w:t>
+      </w:r>
+    </w:p>
+    <w:p>
+      <w:pPr>
+        <w:spacing w:line="336" w:lineRule="auto" w:after="180"/>
+      </w:pPr>
+      <w:r>
+        <w:rPr>
+          <w:b w:val="0"/>
+        </w:rPr>
+        <w:t xml:space="preserve">Explain reading a research </w:t>
+      </w:r>
+      <w:r>
+        <w:rPr>
+          <w:b/>
+        </w:rPr>
+        <w:t>claim</w:t>
+      </w:r>
+      <w:r>
+        <w:rPr>
+          <w:b w:val="0"/>
+        </w:rPr>
+        <w:t xml:space="preserve"> using the records and boundaries of this fictional investigation.</w:t>
+      </w:r>
+    </w:p>
+    <w:p>
+      <w:pPr>
+        <w:pStyle w:val="Heading2"/>
+      </w:pPr>
+      <w:r>
+        <w:t>Earlier wording, alternatives and picture transcripts · reference / check after trying</w:t>
+      </w:r>
+    </w:p>
+    <w:p>
+      <w:pPr>
+        <w:pStyle w:val="Heading3"/>
+      </w:pPr>
+      <w:r>
+        <w:t>Your learning target</w:t>
+      </w:r>
+    </w:p>
+    <w:p>
+      <w:pPr>
+        <w:pStyle w:val="Heading3"/>
+      </w:pPr>
+      <w:r>
+        <w:t>Remember before reading</w:t>
+      </w:r>
+    </w:p>
+    <w:p>
+      <w:pPr>
         <w:spacing w:line="336" w:lineRule="auto" w:after="180"/>
       </w:pPr>
       <w:r>
@@ -248,13 +347,453 @@
     </w:p>
     <w:p>
       <w:pPr>
+        <w:pStyle w:val="Heading3"/>
+      </w:pPr>
+      <w:r>
+        <w:t>This week’s end goal</w:t>
+      </w:r>
+    </w:p>
+    <w:p>
+      <w:pPr>
+        <w:pStyle w:val="Heading1"/>
+      </w:pPr>
+      <w:r>
+        <w:t>02. Separate the headline, measured variable and evidence gaps</w:t>
+      </w:r>
+    </w:p>
+    <w:p>
+      <w:r>
+        <w:t>A descriptive improvement is narrower than a universal benefit.</w:t>
+      </w:r>
+    </w:p>
+    <w:p>
+      <w:pPr>
+        <w:pStyle w:val="Heading2"/>
+      </w:pPr>
+      <w:r>
+        <w:t>Begin with “better at what?”</w:t>
+      </w:r>
+    </w:p>
+    <w:p>
+      <w:pPr>
         <w:spacing w:line="336" w:lineRule="auto" w:after="180"/>
       </w:pPr>
       <w:r>
         <w:rPr>
           <w:b w:val="0"/>
         </w:rPr>
-        <w:t xml:space="preserve">Recall A question that </w:t>
+        <w:t>A headline says “B is better.” Better at which measured outcome, compared with what, and on how many cases? Read the method and result together. In the main fictional report, supported-answer counts rise from 5/8 to 6/8 on the same eight constructed cases. That is a higher observed rate for this outcome. It is not a result about every task, each learner or an unmeasured cause.</w:t>
+      </w:r>
+    </w:p>
+    <w:p>
+      <w:pPr>
+        <w:spacing w:line="336" w:lineRule="auto" w:after="180"/>
+      </w:pPr>
+      <w:r>
+        <w:rPr>
+          <w:b w:val="0"/>
+        </w:rPr>
+        <w:t>Ask for the scoring and conditions that make the count interpretable.</w:t>
+      </w:r>
+    </w:p>
+    <w:p>
+      <w:pPr>
+        <w:pStyle w:val="Heading2"/>
+      </w:pPr>
+      <w:r>
+        <w:t>Define reading a research claim</w:t>
+      </w:r>
+    </w:p>
+    <w:p>
+      <w:pPr>
+        <w:spacing w:line="336" w:lineRule="auto" w:after="180"/>
+      </w:pPr>
+      <w:r>
+        <w:rPr>
+          <w:b w:val="0"/>
+        </w:rPr>
+        <w:t xml:space="preserve">Reading a </w:t>
+      </w:r>
+      <w:r>
+        <w:rPr>
+          <w:b/>
+        </w:rPr>
+        <w:t>claim</w:t>
+      </w:r>
+      <w:r>
+        <w:rPr>
+          <w:b w:val="0"/>
+        </w:rPr>
+        <w:t xml:space="preserve"> requires its method, data, comparison and uncertainty. Titles and abstracts may omit conditions crucial to interpretation.</w:t>
+      </w:r>
+    </w:p>
+    <w:p>
+      <w:pPr>
+        <w:pStyle w:val="Heading2"/>
+      </w:pPr>
+      <w:r>
+        <w:t>Complete denominator and measurement contract</w:t>
+      </w:r>
+    </w:p>
+    <w:tbl>
+      <w:tblPr>
+        <w:tblStyle w:val="LightShading-Accent1"/>
+        <w:tblW w:type="auto" w:w="0"/>
+        <w:tblLook w:firstColumn="1" w:firstRow="1" w:lastColumn="0" w:lastRow="0" w:noHBand="0" w:noVBand="1" w:val="04A0"/>
+      </w:tblPr>
+      <w:tblGrid>
+        <w:gridCol w:w="5112"/>
+        <w:gridCol w:w="5112"/>
+      </w:tblGrid>
+      <w:tr>
+        <w:trPr>
+          <w:tblHeader/>
+        </w:trPr>
+        <w:tc>
+          <w:tcPr>
+            <w:tcW w:type="dxa" w:w="5112"/>
+          </w:tcPr>
+          <w:p>
+            <w:r>
+              <w:t>Claim-audit item</w:t>
+            </w:r>
+          </w:p>
+        </w:tc>
+        <w:tc>
+          <w:tcPr>
+            <w:tcW w:type="dxa" w:w="5112"/>
+          </w:tcPr>
+          <w:p>
+            <w:r>
+              <w:t>Complete supplied fictional evidence</w:t>
+            </w:r>
+          </w:p>
+        </w:tc>
+      </w:tr>
+      <w:tr>
+        <w:tc>
+          <w:tcPr>
+            <w:tcW w:type="dxa" w:w="5112"/>
+          </w:tcPr>
+          <w:p>
+            <w:r>
+              <w:t>Main dataset/unit</w:t>
+            </w:r>
+          </w:p>
+        </w:tc>
+        <w:tc>
+          <w:tcPr>
+            <w:tcW w:type="dxa" w:w="5112"/>
+          </w:tcPr>
+          <w:p>
+            <w:r>
+              <w:t>Eight fixed constructed answer cases; case is the reported unit</w:t>
+            </w:r>
+          </w:p>
+        </w:tc>
+      </w:tr>
+      <w:tr>
+        <w:tc>
+          <w:tcPr>
+            <w:tcW w:type="dxa" w:w="5112"/>
+          </w:tcPr>
+          <w:p>
+            <w:r>
+              <w:t>Main baseline A</w:t>
+            </w:r>
+          </w:p>
+        </w:tc>
+        <w:tc>
+          <w:tcPr>
+            <w:tcW w:type="dxa" w:w="5112"/>
+          </w:tcPr>
+          <w:p>
+            <w:r>
+              <w:t>5 supported answers / 8 cases</w:t>
+            </w:r>
+          </w:p>
+        </w:tc>
+      </w:tr>
+      <w:tr>
+        <w:tc>
+          <w:tcPr>
+            <w:tcW w:type="dxa" w:w="5112"/>
+          </w:tcPr>
+          <w:p>
+            <w:r>
+              <w:t>Main method B</w:t>
+            </w:r>
+          </w:p>
+        </w:tc>
+        <w:tc>
+          <w:tcPr>
+            <w:tcW w:type="dxa" w:w="5112"/>
+          </w:tcPr>
+          <w:p>
+            <w:r>
+              <w:t>6 supported answers / same 8 cases</w:t>
+            </w:r>
+          </w:p>
+        </w:tc>
+      </w:tr>
+      <w:tr>
+        <w:tc>
+          <w:tcPr>
+            <w:tcW w:type="dxa" w:w="5112"/>
+          </w:tcPr>
+          <w:p>
+            <w:r>
+              <w:t>Main outcome</w:t>
+            </w:r>
+          </w:p>
+        </w:tc>
+        <w:tc>
+          <w:tcPr>
+            <w:tcW w:type="dxa" w:w="5112"/>
+          </w:tcPr>
+          <w:p>
+            <w:r>
+              <w:t>Supplied supported-answer flag; do not relabel it learner improvement or overall usefulness</w:t>
+            </w:r>
+          </w:p>
+        </w:tc>
+      </w:tr>
+      <w:tr>
+        <w:tc>
+          <w:tcPr>
+            <w:tcW w:type="dxa" w:w="5112"/>
+          </w:tcPr>
+          <w:p>
+            <w:r>
+              <w:t>Main descriptive change</w:t>
+            </w:r>
+          </w:p>
+        </w:tc>
+        <w:tc>
+          <w:tcPr>
+            <w:tcW w:type="dxa" w:w="5112"/>
+          </w:tcPr>
+          <w:p>
+            <w:r>
+              <w:t>62.5% to 75%; +12.5 percentage points; ratio 1.2</w:t>
+            </w:r>
+          </w:p>
+        </w:tc>
+      </w:tr>
+      <w:tr>
+        <w:tc>
+          <w:tcPr>
+            <w:tcW w:type="dxa" w:w="5112"/>
+          </w:tcPr>
+          <w:p>
+            <w:r>
+              <w:t>Missing method details</w:t>
+            </w:r>
+          </w:p>
+        </w:tc>
+        <w:tc>
+          <w:tcPr>
+            <w:tcW w:type="dxa" w:w="5112"/>
+          </w:tcPr>
+          <w:p>
+            <w:r>
+              <w:t>Exact support rubric, versions, evaluation conditions and sampling/uncertainty analysis not supplied by the headline</w:t>
+            </w:r>
+          </w:p>
+        </w:tc>
+      </w:tr>
+      <w:tr>
+        <w:tc>
+          <w:tcPr>
+            <w:tcW w:type="dxa" w:w="5112"/>
+          </w:tcPr>
+          <w:p>
+            <w:r>
+              <w:t>Separate picture</w:t>
+            </w:r>
+          </w:p>
+        </w:tc>
+        <w:tc>
+          <w:tcPr>
+            <w:tcW w:type="dxa" w:w="5112"/>
+          </w:tcPr>
+          <w:p>
+            <w:r>
+              <w:t>Correct-answer count 2/10 to 4/10 on same ten cases with fixed scoring</w:t>
+            </w:r>
+          </w:p>
+        </w:tc>
+      </w:tr>
+      <w:tr>
+        <w:tc>
+          <w:tcPr>
+            <w:tcW w:type="dxa" w:w="5112"/>
+          </w:tcPr>
+          <w:p>
+            <w:r>
+              <w:t>Picture descriptive change</w:t>
+            </w:r>
+          </w:p>
+        </w:tc>
+        <w:tc>
+          <w:tcPr>
+            <w:tcW w:type="dxa" w:w="5112"/>
+          </w:tcPr>
+          <w:p>
+            <w:r>
+              <w:t>20% to 40%; +20 percentage points; rate ratio 2, relative increase 100%</w:t>
+            </w:r>
+          </w:p>
+        </w:tc>
+      </w:tr>
+      <w:tr>
+        <w:tc>
+          <w:tcPr>
+            <w:tcW w:type="dxa" w:w="5112"/>
+          </w:tcPr>
+          <w:p>
+            <w:r>
+              <w:t>Limits</w:t>
+            </w:r>
+          </w:p>
+        </w:tc>
+        <w:tc>
+          <w:tcPr>
+            <w:tcW w:type="dxa" w:w="5112"/>
+          </w:tcPr>
+          <w:p>
+            <w:r>
+              <w:t>No population interval, significance result, causal effect or individual-learning evidence supplied</w:t>
+            </w:r>
+          </w:p>
+        </w:tc>
+      </w:tr>
+      <w:tr>
+        <w:tc>
+          <w:tcPr>
+            <w:tcW w:type="dxa" w:w="5112"/>
+          </w:tcPr>
+          <w:p>
+            <w:r>
+              <w:t>Evidence status</w:t>
+            </w:r>
+          </w:p>
+        </w:tc>
+        <w:tc>
+          <w:tcPr>
+            <w:tcW w:type="dxa" w:w="5112"/>
+          </w:tcPr>
+          <w:p>
+            <w:r>
+              <w:t>All counts and any added possible paired records are fictional examples, not a real paper or new experiment</w:t>
+            </w:r>
+          </w:p>
+        </w:tc>
+      </w:tr>
+    </w:tbl>
+    <w:p>
+      <w:pPr>
+        <w:pStyle w:val="Heading2"/>
+      </w:pPr>
+      <w:r>
+        <w:t>Name supplied and missing evidence</w:t>
+      </w:r>
+    </w:p>
+    <w:p>
+      <w:pPr>
+        <w:pStyle w:val="Heading3"/>
+      </w:pPr>
+      <w:r>
+        <w:t>List the given facts and one fact that is not supplied.</w:t>
+      </w:r>
+    </w:p>
+    <w:p>
+      <w:r>
+        <w:t>________________________________________________________________</w:t>
+      </w:r>
+    </w:p>
+    <w:p>
+      <w:r>
+        <w:t>________________________________________________________________</w:t>
+      </w:r>
+    </w:p>
+    <w:p>
+      <w:r>
+        <w:t>________________________________________________________________</w:t>
+      </w:r>
+    </w:p>
+    <w:p>
+      <w:pPr>
+        <w:pStyle w:val="Heading2"/>
+      </w:pPr>
+      <w:r>
+        <w:t>Earlier wording, alternatives and picture transcripts · reference / check after trying</w:t>
+      </w:r>
+    </w:p>
+    <w:p>
+      <w:pPr>
+        <w:spacing w:line="336" w:lineRule="auto" w:after="180"/>
+      </w:pPr>
+      <w:r>
+        <w:rPr>
+          <w:b w:val="0"/>
+        </w:rPr>
+        <w:t>Begin by writing the question the procedure is intended to answer. Identify the information already supplied, the information it will produce and the information still missing.</w:t>
+      </w:r>
+    </w:p>
+    <w:p>
+      <w:pPr>
+        <w:spacing w:line="336" w:lineRule="auto" w:after="180"/>
+      </w:pPr>
+      <w:r>
+        <w:rPr>
+          <w:b w:val="0"/>
+        </w:rPr>
+        <w:t>These are constructed classroom examples; they do not require live accounts, private records or an external service. Do not treat a plausible explanation as a measured outcome.</w:t>
+      </w:r>
+    </w:p>
+    <w:p>
+      <w:pPr>
+        <w:pStyle w:val="Heading1"/>
+      </w:pPr>
+      <w:r>
+        <w:t>03. Trace counts, rates and the exact scope of “better”</w:t>
+      </w:r>
+    </w:p>
+    <w:p>
+      <w:r>
+        <w:t>Keep percentage points separate from relative percent change.</w:t>
+      </w:r>
+    </w:p>
+    <w:p>
+      <w:pPr>
+        <w:pStyle w:val="Heading2"/>
+      </w:pPr>
+      <w:r>
+        <w:t>Original claim-versus-evidence reading procedure</w:t>
+      </w:r>
+    </w:p>
+    <w:p>
+      <w:pPr>
+        <w:spacing w:line="336" w:lineRule="auto" w:after="180"/>
+      </w:pPr>
+      <w:r>
+        <w:rPr>
+          <w:b w:val="0"/>
+        </w:rPr>
+        <w:t xml:space="preserve">Separate the </w:t>
+      </w:r>
+      <w:r>
+        <w:rPr>
+          <w:b/>
+        </w:rPr>
+        <w:t>claim</w:t>
+      </w:r>
+      <w:r>
+        <w:rPr>
+          <w:b w:val="0"/>
+        </w:rPr>
+        <w:t xml:space="preserve"> from supplied </w:t>
       </w:r>
       <w:r>
         <w:rPr>
@@ -266,7 +805,314 @@
         <w:rPr>
           <w:b w:val="0"/>
         </w:rPr>
-        <w:t xml:space="preserve"> can answer. Explain why a recorded result needs its </w:t>
+        <w:t xml:space="preserve">. Record dataset, unit, baseline, metric and limitations. Ask whether the statement extends beyond those </w:t>
+      </w:r>
+      <w:r>
+        <w:rPr>
+          <w:b/>
+        </w:rPr>
+        <w:t>observation</w:t>
+      </w:r>
+      <w:r>
+        <w:rPr>
+          <w:b w:val="0"/>
+        </w:rPr>
+        <w:t>s.</w:t>
+      </w:r>
+    </w:p>
+    <w:p>
+      <w:pPr>
+        <w:pStyle w:val="Heading2"/>
+      </w:pPr>
+      <w:r>
+        <w:t>Complete main arithmetic and inference ledger</w:t>
+      </w:r>
+    </w:p>
+    <w:tbl>
+      <w:tblPr>
+        <w:tblStyle w:val="LightShading-Accent1"/>
+        <w:tblW w:type="auto" w:w="0"/>
+        <w:tblLook w:firstColumn="1" w:firstRow="1" w:lastColumn="0" w:lastRow="0" w:noHBand="0" w:noVBand="1" w:val="04A0"/>
+      </w:tblPr>
+      <w:tblGrid>
+        <w:gridCol w:w="2556"/>
+        <w:gridCol w:w="2556"/>
+        <w:gridCol w:w="2556"/>
+        <w:gridCol w:w="2556"/>
+      </w:tblGrid>
+      <w:tr>
+        <w:trPr>
+          <w:tblHeader/>
+        </w:trPr>
+        <w:tc>
+          <w:tcPr>
+            <w:tcW w:type="dxa" w:w="2556"/>
+          </w:tcPr>
+          <w:p>
+            <w:r>
+              <w:t>Main fictional comparison</w:t>
+            </w:r>
+          </w:p>
+        </w:tc>
+        <w:tc>
+          <w:tcPr>
+            <w:tcW w:type="dxa" w:w="2556"/>
+          </w:tcPr>
+          <w:p>
+            <w:r>
+              <w:t>Baseline A</w:t>
+            </w:r>
+          </w:p>
+        </w:tc>
+        <w:tc>
+          <w:tcPr>
+            <w:tcW w:type="dxa" w:w="2556"/>
+          </w:tcPr>
+          <w:p>
+            <w:r>
+              <w:t>Method B</w:t>
+            </w:r>
+          </w:p>
+        </w:tc>
+        <w:tc>
+          <w:tcPr>
+            <w:tcW w:type="dxa" w:w="2556"/>
+          </w:tcPr>
+          <w:p>
+            <w:r>
+              <w:t>Supported descriptive statement</w:t>
+            </w:r>
+          </w:p>
+        </w:tc>
+      </w:tr>
+      <w:tr>
+        <w:tc>
+          <w:tcPr>
+            <w:tcW w:type="dxa" w:w="2556"/>
+          </w:tcPr>
+          <w:p>
+            <w:r>
+              <w:t>Supported count / same cases</w:t>
+            </w:r>
+          </w:p>
+        </w:tc>
+        <w:tc>
+          <w:tcPr>
+            <w:tcW w:type="dxa" w:w="2556"/>
+          </w:tcPr>
+          <w:p>
+            <w:r>
+              <w:t>5 / 8</w:t>
+            </w:r>
+          </w:p>
+        </w:tc>
+        <w:tc>
+          <w:tcPr>
+            <w:tcW w:type="dxa" w:w="2556"/>
+          </w:tcPr>
+          <w:p>
+            <w:r>
+              <w:t>6 / 8</w:t>
+            </w:r>
+          </w:p>
+        </w:tc>
+        <w:tc>
+          <w:tcPr>
+            <w:tcW w:type="dxa" w:w="2556"/>
+          </w:tcPr>
+          <w:p>
+            <w:r>
+              <w:t>One more supported answer in these counts</w:t>
+            </w:r>
+          </w:p>
+        </w:tc>
+      </w:tr>
+      <w:tr>
+        <w:tc>
+          <w:tcPr>
+            <w:tcW w:type="dxa" w:w="2556"/>
+          </w:tcPr>
+          <w:p>
+            <w:r>
+              <w:t>Observed percentage</w:t>
+            </w:r>
+          </w:p>
+        </w:tc>
+        <w:tc>
+          <w:tcPr>
+            <w:tcW w:type="dxa" w:w="2556"/>
+          </w:tcPr>
+          <w:p>
+            <w:r>
+              <w:t>62.5%</w:t>
+            </w:r>
+          </w:p>
+        </w:tc>
+        <w:tc>
+          <w:tcPr>
+            <w:tcW w:type="dxa" w:w="2556"/>
+          </w:tcPr>
+          <w:p>
+            <w:r>
+              <w:t>75%</w:t>
+            </w:r>
+          </w:p>
+        </w:tc>
+        <w:tc>
+          <w:tcPr>
+            <w:tcW w:type="dxa" w:w="2556"/>
+          </w:tcPr>
+          <w:p>
+            <w:r>
+              <w:t>+12.5 percentage points</w:t>
+            </w:r>
+          </w:p>
+        </w:tc>
+      </w:tr>
+      <w:tr>
+        <w:tc>
+          <w:tcPr>
+            <w:tcW w:type="dxa" w:w="2556"/>
+          </w:tcPr>
+          <w:p>
+            <w:r>
+              <w:t>Rate ratio</w:t>
+            </w:r>
+          </w:p>
+        </w:tc>
+        <w:tc>
+          <w:tcPr>
+            <w:tcW w:type="dxa" w:w="2556"/>
+          </w:tcPr>
+          <w:p>
+            <w:r>
+              <w:t>Reference</w:t>
+            </w:r>
+          </w:p>
+        </w:tc>
+        <w:tc>
+          <w:tcPr>
+            <w:tcW w:type="dxa" w:w="2556"/>
+          </w:tcPr>
+          <w:p>
+            <w:r>
+              <w:t>(6/8) / (5/8) = 1.2</w:t>
+            </w:r>
+          </w:p>
+        </w:tc>
+        <w:tc>
+          <w:tcPr>
+            <w:tcW w:type="dxa" w:w="2556"/>
+          </w:tcPr>
+          <w:p>
+            <w:r>
+              <w:t>20% relative increase in this measured rate</w:t>
+            </w:r>
+          </w:p>
+        </w:tc>
+      </w:tr>
+      <w:tr>
+        <w:tc>
+          <w:tcPr>
+            <w:tcW w:type="dxa" w:w="2556"/>
+          </w:tcPr>
+          <w:p>
+            <w:r>
+              <w:t>Case-level transitions</w:t>
+            </w:r>
+          </w:p>
+        </w:tc>
+        <w:tc>
+          <w:tcPr>
+            <w:tcW w:type="dxa" w:w="2556"/>
+          </w:tcPr>
+          <w:p>
+            <w:r>
+              <w:t>Not supplied</w:t>
+            </w:r>
+          </w:p>
+        </w:tc>
+        <w:tc>
+          <w:tcPr>
+            <w:tcW w:type="dxa" w:w="2556"/>
+          </w:tcPr>
+          <w:p>
+            <w:r>
+              <w:t>Not supplied</w:t>
+            </w:r>
+          </w:p>
+        </w:tc>
+        <w:tc>
+          <w:tcPr>
+            <w:tcW w:type="dxa" w:w="2556"/>
+          </w:tcPr>
+          <w:p>
+            <w:r>
+              <w:t>Totals do not show who gained or regressed</w:t>
+            </w:r>
+          </w:p>
+        </w:tc>
+      </w:tr>
+      <w:tr>
+        <w:tc>
+          <w:tcPr>
+            <w:tcW w:type="dxa" w:w="2556"/>
+          </w:tcPr>
+          <w:p>
+            <w:r>
+              <w:t>Broader inference</w:t>
+            </w:r>
+          </w:p>
+        </w:tc>
+        <w:tc>
+          <w:tcPr>
+            <w:tcW w:type="dxa" w:w="2556"/>
+          </w:tcPr>
+          <w:p>
+            <w:r>
+              <w:t>No sampling/uncertainty analysis</w:t>
+            </w:r>
+          </w:p>
+        </w:tc>
+        <w:tc>
+          <w:tcPr>
+            <w:tcW w:type="dxa" w:w="2556"/>
+          </w:tcPr>
+          <w:p>
+            <w:r>
+              <w:t>No general task or learner outcomes</w:t>
+            </w:r>
+          </w:p>
+        </w:tc>
+        <w:tc>
+          <w:tcPr>
+            <w:tcW w:type="dxa" w:w="2556"/>
+          </w:tcPr>
+          <w:p>
+            <w:r>
+              <w:t>Do not claim universal superiority or causal effect</w:t>
+            </w:r>
+          </w:p>
+        </w:tc>
+      </w:tr>
+    </w:tbl>
+    <w:p>
+      <w:pPr>
+        <w:pStyle w:val="Heading2"/>
+      </w:pPr>
+      <w:r>
+        <w:t>State the missing method and uncertainty evidence</w:t>
+      </w:r>
+    </w:p>
+    <w:p>
+      <w:pPr>
+        <w:spacing w:line="336" w:lineRule="auto" w:after="180"/>
+      </w:pPr>
+      <w:r>
+        <w:rPr>
+          <w:b w:val="0"/>
+        </w:rPr>
+        <w:t xml:space="preserve">Before applying the procedure, write its units, denominator or decision boundary where relevant. A partner should be able to repeat each step using the same </w:t>
       </w:r>
       <w:r>
         <w:rPr>
@@ -278,226 +1124,69 @@
         <w:rPr>
           <w:b w:val="0"/>
         </w:rPr>
-        <w:t xml:space="preserve"> conditions and </w:t>
+        <w:t>s.</w:t>
+      </w:r>
+    </w:p>
+    <w:p>
+      <w:pPr>
+        <w:spacing w:line="336" w:lineRule="auto" w:after="180"/>
+      </w:pPr>
+      <w:r>
+        <w:rPr>
+          <w:b w:val="0"/>
+        </w:rPr>
+        <w:t xml:space="preserve">If a required </w:t>
       </w:r>
       <w:r>
         <w:rPr>
           <w:b/>
         </w:rPr>
-        <w:t>evidence</w:t>
+        <w:t>input</w:t>
       </w:r>
       <w:r>
         <w:rPr>
           <w:b w:val="0"/>
         </w:rPr>
-        <w:t xml:space="preserve"> source before it can support a </w:t>
+        <w:t xml:space="preserve"> is absent or violates the stated contract, record that condition explicitly instead of quietly replacing it with a convenient value.</w:t>
+      </w:r>
+    </w:p>
+    <w:p>
+      <w:pPr>
+        <w:pStyle w:val="Heading2"/>
+      </w:pPr>
+      <w:r>
+        <w:t>Explain the visual</w:t>
+      </w:r>
+    </w:p>
+    <w:p>
+      <w:pPr>
+        <w:spacing w:line="336" w:lineRule="auto" w:after="180"/>
+      </w:pPr>
+      <w:r>
+        <w:rPr>
+          <w:b w:val="0"/>
+        </w:rPr>
+        <w:t xml:space="preserve">Point to the </w:t>
       </w:r>
       <w:r>
         <w:rPr>
           <w:b/>
         </w:rPr>
-        <w:t>claim</w:t>
+        <w:t>input</w:t>
       </w:r>
       <w:r>
         <w:rPr>
           <w:b w:val="0"/>
         </w:rPr>
-        <w:t>.</w:t>
-      </w:r>
-    </w:p>
-    <w:p>
-      <w:pPr>
-        <w:pStyle w:val="Heading3"/>
-      </w:pPr>
-      <w:r>
-        <w:t>My starting explanation</w:t>
-      </w:r>
-    </w:p>
-    <w:p>
-      <w:r>
-        <w:t>________________________________________________________________</w:t>
-      </w:r>
-    </w:p>
-    <w:p>
-      <w:r>
-        <w:t>________________________________________________________________</w:t>
-      </w:r>
-    </w:p>
-    <w:p>
-      <w:r>
-        <w:t>________________________________________________________________</w:t>
-      </w:r>
-    </w:p>
-    <w:p>
-      <w:pPr>
-        <w:pStyle w:val="Heading3"/>
-      </w:pPr>
-      <w:r>
-        <w:t>This week’s end goal</w:t>
-      </w:r>
-    </w:p>
-    <w:p>
-      <w:pPr>
-        <w:spacing w:line="336" w:lineRule="auto" w:after="180"/>
-      </w:pPr>
-      <w:r>
-        <w:rPr>
-          <w:b w:val="0"/>
-        </w:rPr>
-        <w:t xml:space="preserve">Explain reading a research </w:t>
-      </w:r>
-      <w:r>
-        <w:rPr>
-          <w:b/>
-        </w:rPr>
-        <w:t>claim</w:t>
-      </w:r>
-      <w:r>
-        <w:rPr>
-          <w:b w:val="0"/>
-        </w:rPr>
-        <w:t xml:space="preserve"> using the records and boundaries of this fictional investigation.</w:t>
-      </w:r>
-    </w:p>
-    <w:p>
-      <w:pPr>
-        <w:pStyle w:val="Heading1"/>
-      </w:pPr>
-      <w:r>
-        <w:t>02. Notice the evidence</w:t>
-      </w:r>
-    </w:p>
-    <w:p>
-      <w:r>
-        <w:t>Investigate the supplied Reading a research claim case. Separate observations, given facts and assumptions before choosing an explanation.</w:t>
-      </w:r>
-    </w:p>
-    <w:p>
-      <w:pPr>
-        <w:spacing w:line="336" w:lineRule="auto" w:after="180"/>
-      </w:pPr>
-      <w:r>
-        <w:rPr>
-          <w:b w:val="0"/>
-        </w:rPr>
-        <w:t xml:space="preserve">Reading a </w:t>
-      </w:r>
-      <w:r>
-        <w:rPr>
-          <w:b/>
-        </w:rPr>
-        <w:t>claim</w:t>
-      </w:r>
-      <w:r>
-        <w:rPr>
-          <w:b w:val="0"/>
-        </w:rPr>
-        <w:t xml:space="preserve"> requires its method, data, comparison and uncertainty. Titles and abstracts may omit conditions crucial to interpretation.</w:t>
-      </w:r>
-    </w:p>
-    <w:p>
-      <w:pPr>
-        <w:spacing w:line="336" w:lineRule="auto" w:after="180"/>
-      </w:pPr>
-      <w:r>
-        <w:rPr>
-          <w:b w:val="0"/>
-        </w:rPr>
-        <w:t>Begin by writing the question the procedure is intended to answer. Identify the information already supplied, the information it will produce and the information still missing.</w:t>
-      </w:r>
-    </w:p>
-    <w:p>
-      <w:pPr>
-        <w:spacing w:line="336" w:lineRule="auto" w:after="180"/>
-      </w:pPr>
-      <w:r>
-        <w:rPr>
-          <w:b w:val="0"/>
-        </w:rPr>
-        <w:t>These are constructed classroom examples; they do not require live accounts, private records or an external service. Do not treat a plausible explanation as a measured outcome.</w:t>
-      </w:r>
-    </w:p>
-    <w:p>
-      <w:pPr>
-        <w:pStyle w:val="Heading3"/>
-      </w:pPr>
-      <w:r>
-        <w:t>List the given facts and one fact that is not supplied.</w:t>
-      </w:r>
-    </w:p>
-    <w:p>
-      <w:r>
-        <w:t>________________________________________________________________</w:t>
-      </w:r>
-    </w:p>
-    <w:p>
-      <w:r>
-        <w:t>________________________________________________________________</w:t>
-      </w:r>
-    </w:p>
-    <w:p>
-      <w:r>
-        <w:t>________________________________________________________________</w:t>
-      </w:r>
-    </w:p>
-    <w:p>
-      <w:pPr>
-        <w:pStyle w:val="Heading1"/>
-      </w:pPr>
-      <w:r>
-        <w:t>03. See how it works</w:t>
-      </w:r>
-    </w:p>
-    <w:p>
-      <w:r>
-        <w:t>Follow the mechanism for Reading a research claim. Connect each labelled input, deciding step and result.</w:t>
-      </w:r>
-    </w:p>
-    <w:p>
-      <w:pPr>
-        <w:spacing w:line="336" w:lineRule="auto" w:after="180"/>
-      </w:pPr>
-      <w:r>
-        <w:rPr>
-          <w:b w:val="0"/>
-        </w:rPr>
-        <w:t xml:space="preserve">Separate the </w:t>
-      </w:r>
-      <w:r>
-        <w:rPr>
-          <w:b/>
-        </w:rPr>
-        <w:t>claim</w:t>
-      </w:r>
-      <w:r>
-        <w:rPr>
-          <w:b w:val="0"/>
-        </w:rPr>
-        <w:t xml:space="preserve"> from supplied </w:t>
-      </w:r>
-      <w:r>
-        <w:rPr>
-          <w:b/>
-        </w:rPr>
-        <w:t>evidence</w:t>
-      </w:r>
-      <w:r>
-        <w:rPr>
-          <w:b w:val="0"/>
-        </w:rPr>
-        <w:t xml:space="preserve">. Record dataset, unit, baseline, metric and limitations. Ask whether the statement extends beyond those </w:t>
-      </w:r>
-      <w:r>
-        <w:rPr>
-          <w:b/>
-        </w:rPr>
-        <w:t>observation</w:t>
-      </w:r>
-      <w:r>
-        <w:rPr>
-          <w:b w:val="0"/>
-        </w:rPr>
-        <w:t>s.</w:t>
+        <w:t>, the deciding step and the result in this week’s visual. Explain the same step in ordinary words. A picture helps when you can say what each part represents.</w:t>
+      </w:r>
+    </w:p>
+    <w:p>
+      <w:pPr>
+        <w:pStyle w:val="Heading2"/>
+      </w:pPr>
+      <w:r>
+        <w:t>Earlier wording, alternatives and picture transcripts · reference / check after trying</w:t>
       </w:r>
     </w:p>
     <w:p>
@@ -561,7 +1250,7 @@
           </w:tcPr>
           <w:p>
             <w:r>
-              <w:t>A fictional report says method B is better after6/8 supported answers versus baseline5/8 on the same constructed cases.</w:t>
+              <w:t>A fictional report says method B is better after 6/8 supported answers versus baseline 5/8 on the same constructed cases.</w:t>
             </w:r>
           </w:p>
         </w:tc>
@@ -581,7 +1270,7 @@
           </w:tcPr>
           <w:p>
             <w:r>
-              <w:t>B has75% versus62.5%, a12.5-point difference on eight cases. Better in this measured outcome does not establish broader tasks or uncertainty.</w:t>
+              <w:t>B has 75% versus 62.5%, a 12.5-percentage-point difference on eight cases. Better in this measured outcome does not establish broader tasks or uncertainty.</w:t>
             </w:r>
           </w:p>
         </w:tc>
@@ -594,13 +1283,238 @@
     </w:p>
     <w:p>
       <w:pPr>
+        <w:pStyle w:val="Heading3"/>
+      </w:pPr>
+      <w:r>
+        <w:t>Connect the picture and the explanation</w:t>
+      </w:r>
+    </w:p>
+    <w:p>
+      <w:pPr>
+        <w:pStyle w:val="Heading1"/>
+      </w:pPr>
+      <w:r>
+        <w:t>04. Predict a headline that suddenly claims every learner improves</w:t>
+      </w:r>
+    </w:p>
+    <w:p>
+      <w:r>
+        <w:t>Changing the words does not add an unmeasured learner outcome.</w:t>
+      </w:r>
+    </w:p>
+    <w:p>
+      <w:pPr>
+        <w:pStyle w:val="Heading2"/>
+      </w:pPr>
+      <w:r>
+        <w:t>Current task and response</w:t>
+      </w:r>
+    </w:p>
+    <w:p>
+      <w:pPr>
+        <w:pStyle w:val="ListBullet"/>
+      </w:pPr>
+      <w:r>
+        <w:t>A fictional report says method B is better after 6/8 supported answers versus baseline 5/8 on the same constructed cases. Show the intermediate steps and give the conclusion with its scope.</w:t>
+      </w:r>
+    </w:p>
+    <w:p>
+      <w:pPr>
+        <w:pStyle w:val="Heading3"/>
+      </w:pPr>
+      <w:r>
+        <w:t>Keep the procedure fixed. Explain what changed in the inputs and result.</w:t>
+      </w:r>
+    </w:p>
+    <w:p>
+      <w:r>
+        <w:t>________________________________________________________________</w:t>
+      </w:r>
+    </w:p>
+    <w:p>
+      <w:r>
+        <w:t>________________________________________________________________</w:t>
+      </w:r>
+    </w:p>
+    <w:p>
+      <w:r>
+        <w:t>________________________________________________________________</w:t>
+      </w:r>
+    </w:p>
+    <w:p>
+      <w:r>
+        <w:t>________________________________________________________________</w:t>
+      </w:r>
+    </w:p>
+    <w:p>
+      <w:r>
+        <w:t>________________________________________________________________</w:t>
+      </w:r>
+    </w:p>
+    <w:p>
+      <w:pPr>
+        <w:pStyle w:val="Heading2"/>
+      </w:pPr>
+      <w:r>
+        <w:t>Predict the stronger learner headline</w:t>
+      </w:r>
+    </w:p>
+    <w:p>
+      <w:pPr>
+        <w:pStyle w:val="ListBullet"/>
+      </w:pPr>
+      <w:r>
+        <w:t>Change: The headline changes to "every learner improves twice as much".</w:t>
+      </w:r>
+    </w:p>
+    <w:p>
+      <w:pPr>
+        <w:pStyle w:val="Heading2"/>
+      </w:pPr>
+      <w:r>
+        <w:t>Check after predicting · reference / check after trying</w:t>
+      </w:r>
+    </w:p>
+    <w:p>
+      <w:pPr>
         <w:spacing w:line="336" w:lineRule="auto" w:after="180"/>
       </w:pPr>
+      <w:r>
+        <w:rPr>
+          <w:b/>
+        </w:rPr>
+        <w:t>Prediction</w:t>
+      </w:r>
       <w:r>
         <w:rPr>
           <w:b w:val="0"/>
         </w:rPr>
-        <w:t xml:space="preserve">Before applying the procedure, write its units, denominator or decision boundary where relevant. A partner should be able to repeat each step using the same </w:t>
+        <w:t xml:space="preserve">: That learner </w:t>
+      </w:r>
+      <w:r>
+        <w:rPr>
+          <w:b/>
+        </w:rPr>
+        <w:t>claim</w:t>
+      </w:r>
+      <w:r>
+        <w:rPr>
+          <w:b w:val="0"/>
+        </w:rPr>
+        <w:t xml:space="preserve"> is unsupported by these answer counts.</w:t>
+      </w:r>
+    </w:p>
+    <w:p>
+      <w:pPr>
+        <w:spacing w:line="336" w:lineRule="auto" w:after="180"/>
+      </w:pPr>
+      <w:r>
+        <w:rPr>
+          <w:b w:val="0"/>
+        </w:rPr>
+        <w:t xml:space="preserve">Reason: The outcome and experimental unit have changed in the wording without new </w:t>
+      </w:r>
+      <w:r>
+        <w:rPr>
+          <w:b/>
+        </w:rPr>
+        <w:t>evidence</w:t>
+      </w:r>
+      <w:r>
+        <w:rPr>
+          <w:b w:val="0"/>
+        </w:rPr>
+        <w:t>.</w:t>
+      </w:r>
+    </w:p>
+    <w:p>
+      <w:pPr>
+        <w:pStyle w:val="Heading2"/>
+      </w:pPr>
+      <w:r>
+        <w:t>Earlier wording, alternatives and picture transcripts · reference / check after trying</w:t>
+      </w:r>
+    </w:p>
+    <w:p>
+      <w:pPr>
+        <w:pStyle w:val="Heading3"/>
+      </w:pPr>
+      <w:r>
+        <w:t>Compare a familiar case with a changed case</w:t>
+      </w:r>
+    </w:p>
+    <w:p>
+      <w:pPr>
+        <w:pStyle w:val="Heading3"/>
+      </w:pPr>
+      <w:r>
+        <w:t>Change one thing in the pictured case</w:t>
+      </w:r>
+    </w:p>
+    <w:p>
+      <w:pPr>
+        <w:pStyle w:val="Heading1"/>
+      </w:pPr>
+      <w:r>
+        <w:t>06. Read “twice the rate” with its ten-case denominator</w:t>
+      </w:r>
+    </w:p>
+    <w:p>
+      <w:r>
+        <w:t>A correct ratio still needs a bounded interpretation.</w:t>
+      </w:r>
+    </w:p>
+    <w:p>
+      <w:pPr>
+        <w:pStyle w:val="Heading2"/>
+      </w:pPr>
+      <w:r>
+        <w:t>Main eight-case claim and checked scope</w:t>
+      </w:r>
+    </w:p>
+    <w:p>
+      <w:pPr>
+        <w:spacing w:line="336" w:lineRule="auto" w:after="180"/>
+      </w:pPr>
+      <w:r>
+        <w:rPr>
+          <w:b w:val="0"/>
+        </w:rPr>
+        <w:t>A fictional report says method B is better after 6/8 supported answers versus baseline 5/8 on the same constructed cases.</w:t>
+      </w:r>
+    </w:p>
+    <w:p>
+      <w:pPr>
+        <w:spacing w:line="336" w:lineRule="auto" w:after="180"/>
+      </w:pPr>
+      <w:r>
+        <w:rPr>
+          <w:b w:val="0"/>
+        </w:rPr>
+        <w:t>B has 75% versus 62.5%, a 12.5-percentage-point difference on eight cases. Better in this measured outcome does not establish broader tasks or uncertainty.</w:t>
+      </w:r>
+    </w:p>
+    <w:p>
+      <w:pPr>
+        <w:spacing w:line="336" w:lineRule="auto" w:after="180"/>
+      </w:pPr>
+      <w:r>
+        <w:rPr>
+          <w:b w:val="0"/>
+        </w:rPr>
+        <w:t xml:space="preserve">Compare the intermediate </w:t>
+      </w:r>
+      <w:r>
+        <w:rPr>
+          <w:b/>
+        </w:rPr>
+        <w:t>evidence</w:t>
+      </w:r>
+      <w:r>
+        <w:rPr>
+          <w:b w:val="0"/>
+        </w:rPr>
+        <w:t xml:space="preserve"> with the final statement. Explain why each number or decision follows from the stated </w:t>
       </w:r>
       <w:r>
         <w:rPr>
@@ -623,7 +1537,7 @@
         <w:rPr>
           <w:b w:val="0"/>
         </w:rPr>
-        <w:t xml:space="preserve">If a required </w:t>
+        <w:t xml:space="preserve">The conclusion belongs to this scenario and procedure; changing the </w:t>
       </w:r>
       <w:r>
         <w:rPr>
@@ -635,15 +1549,15 @@
         <w:rPr>
           <w:b w:val="0"/>
         </w:rPr>
-        <w:t xml:space="preserve"> is absent or violates the stated contract, record that condition explicitly instead of quietly replacing it with a convenient value.</w:t>
-      </w:r>
-    </w:p>
-    <w:p>
-      <w:pPr>
-        <w:pStyle w:val="Heading3"/>
-      </w:pPr>
-      <w:r>
-        <w:t>Connect the picture and the explanation</w:t>
+        <w:t>s, evaluation population or authority can change what it establishes. Retain the raw record so a later revision can be compared honestly.</w:t>
+      </w:r>
+    </w:p>
+    <w:p>
+      <w:pPr>
+        <w:pStyle w:val="Heading2"/>
+      </w:pPr>
+      <w:r>
+        <w:t>Separate prompt counts and full calculations</w:t>
       </w:r>
     </w:p>
     <w:p>
@@ -654,138 +1568,7 @@
         <w:rPr>
           <w:b w:val="0"/>
         </w:rPr>
-        <w:t xml:space="preserve">Point to the </w:t>
-      </w:r>
-      <w:r>
-        <w:rPr>
-          <w:b/>
-        </w:rPr>
-        <w:t>input</w:t>
-      </w:r>
-      <w:r>
-        <w:rPr>
-          <w:b w:val="0"/>
-        </w:rPr>
-        <w:t>, the deciding step and the result in this week’s visual. Explain the same step in ordinary words. A picture helps when you can say what each part represents.</w:t>
-      </w:r>
-    </w:p>
-    <w:p>
-      <w:pPr>
-        <w:pStyle w:val="Heading1"/>
-      </w:pPr>
-      <w:r>
-        <w:t>04. Compare the cases</w:t>
-      </w:r>
-    </w:p>
-    <w:p>
-      <w:r>
-        <w:t>Compare the supplied cases for Reading a research claim. Identify the detail that changes the conclusion.</w:t>
-      </w:r>
-    </w:p>
-    <w:p>
-      <w:pPr>
-        <w:pStyle w:val="Heading3"/>
-      </w:pPr>
-      <w:r>
-        <w:t>Compare a familiar case with a changed case</w:t>
-      </w:r>
-    </w:p>
-    <w:p>
-      <w:pPr>
-        <w:spacing w:line="336" w:lineRule="auto" w:after="180"/>
-      </w:pPr>
-      <w:r>
-        <w:rPr>
-          <w:b w:val="0"/>
-        </w:rPr>
-        <w:t>A fictional report says method B is better after6/8 supported answers versus baseline5/8 on the same constructed cases. Show the intermediate steps and give the conclusion with its scope.</w:t>
-      </w:r>
-    </w:p>
-    <w:p>
-      <w:pPr>
-        <w:pStyle w:val="Heading3"/>
-      </w:pPr>
-      <w:r>
-        <w:t>Keep the procedure fixed. Explain what changed in the inputs and result.</w:t>
-      </w:r>
-    </w:p>
-    <w:p>
-      <w:r>
-        <w:t>________________________________________________________________</w:t>
-      </w:r>
-    </w:p>
-    <w:p>
-      <w:r>
-        <w:t>________________________________________________________________</w:t>
-      </w:r>
-    </w:p>
-    <w:p>
-      <w:r>
-        <w:t>________________________________________________________________</w:t>
-      </w:r>
-    </w:p>
-    <w:p>
-      <w:r>
-        <w:t>________________________________________________________________</w:t>
-      </w:r>
-    </w:p>
-    <w:p>
-      <w:r>
-        <w:t>________________________________________________________________</w:t>
-      </w:r>
-    </w:p>
-    <w:p>
-      <w:pPr>
-        <w:pStyle w:val="Heading3"/>
-      </w:pPr>
-      <w:r>
-        <w:t>Change one thing in the pictured case</w:t>
-      </w:r>
-    </w:p>
-    <w:p>
-      <w:pPr>
-        <w:pStyle w:val="Heading3"/>
-      </w:pPr>
-      <w:r>
-        <w:t>Change one thing</w:t>
-      </w:r>
-    </w:p>
-    <w:p>
-      <w:pPr>
-        <w:spacing w:line="336" w:lineRule="auto" w:after="180"/>
-        <w:shd w:fill="F5F1FB"/>
-      </w:pPr>
-      <w:r>
-        <w:rPr>
-          <w:b w:val="0"/>
-        </w:rPr>
-        <w:t>Change: The headline changes to "every learner improves twice as much".</w:t>
-      </w:r>
-    </w:p>
-    <w:p>
-      <w:pPr>
-        <w:pStyle w:val="Heading3"/>
-      </w:pPr>
-      <w:r>
-        <w:t>Predicted result</w:t>
-      </w:r>
-    </w:p>
-    <w:p>
-      <w:pPr>
-        <w:spacing w:line="336" w:lineRule="auto" w:after="180"/>
-        <w:shd w:fill="F1F6FC"/>
-      </w:pPr>
-      <w:r>
-        <w:rPr>
-          <w:b/>
-        </w:rPr>
-        <w:t>Prediction</w:t>
-      </w:r>
-      <w:r>
-        <w:rPr>
-          <w:b w:val="0"/>
-        </w:rPr>
-        <w:t xml:space="preserve">: That learner </w:t>
+        <w:t xml:space="preserve">Read a </w:t>
       </w:r>
       <w:r>
         <w:rPr>
@@ -797,52 +1580,40 @@
         <w:rPr>
           <w:b w:val="0"/>
         </w:rPr>
-        <w:t xml:space="preserve"> is unsupported by these answer counts.</w:t>
-      </w:r>
-    </w:p>
-    <w:p>
-      <w:pPr>
-        <w:pStyle w:val="Heading3"/>
-      </w:pPr>
-      <w:r>
-        <w:t>Why the result follows</w:t>
+        <w:t xml:space="preserve"> with its denominator. A fictional paper headline says a prompt is twice as effective. Its table reports four correct cases instead of two.</w:t>
       </w:r>
     </w:p>
     <w:p>
       <w:pPr>
         <w:spacing w:line="336" w:lineRule="auto" w:after="180"/>
-        <w:shd w:fill="F1F6FC"/>
       </w:pPr>
       <w:r>
         <w:rPr>
           <w:b w:val="0"/>
         </w:rPr>
-        <w:t xml:space="preserve">Reason: The outcome and experimental unit have changed in the wording without new </w:t>
-      </w:r>
-      <w:r>
-        <w:rPr>
-          <w:b/>
-        </w:rPr>
-        <w:t>evidence</w:t>
-      </w:r>
+        <w:t>Baseline: 2/10 correct. New prompt: 4/10 on the same ten cases. Scoring is fixed.</w:t>
+      </w:r>
+    </w:p>
+    <w:p>
+      <w:pPr>
+        <w:spacing w:line="336" w:lineRule="auto" w:after="180"/>
+      </w:pPr>
       <w:r>
         <w:rPr>
           <w:b w:val="0"/>
         </w:rPr>
-        <w:t>.</w:t>
-      </w:r>
-    </w:p>
-    <w:p>
-      <w:pPr>
-        <w:pStyle w:val="Heading1"/>
-      </w:pPr>
-      <w:r>
-        <w:t>05. Words that unlock the idea</w:t>
-      </w:r>
-    </w:p>
-    <w:p>
-      <w:r>
-        <w:t>Use the vocabulary of Reading a research claim to explain a concrete decision, rather than only memorising definitions.</w:t>
+        <w:t>The picture is a separate fictional prompt comparison: baseline 2/10 correct versus new 4/10, both under the same ten-case scoring. Rates are 20% and 40%. The latter is twice the former, a 100% relative increase, but the absolute change is 20 percentage points and the new prompt still fails six of ten cases. None of these quantities measures each learner’s improvement.</w:t>
+      </w:r>
+    </w:p>
+    <w:p>
+      <w:pPr>
+        <w:spacing w:line="336" w:lineRule="auto" w:after="180"/>
+      </w:pPr>
+      <w:r>
+        <w:rPr>
+          <w:b w:val="0"/>
+        </w:rPr>
+        <w:t>The changed headline “every learner improves twice as much” changes both the unit and outcome without supplying learner data. No significance, population interval or causal study is provided; do not replace that gap with either a claim of statistical significance or a claim that no real effect exists.</w:t>
       </w:r>
     </w:p>
     <w:tbl>
@@ -852,8 +1623,9 @@
         <w:tblLook w:firstColumn="1" w:firstRow="1" w:lastColumn="0" w:lastRow="0" w:noHBand="0" w:noVBand="1" w:val="04A0"/>
       </w:tblPr>
       <w:tblGrid>
-        <w:gridCol w:w="5112"/>
-        <w:gridCol w:w="5112"/>
+        <w:gridCol w:w="3408"/>
+        <w:gridCol w:w="3408"/>
+        <w:gridCol w:w="3408"/>
       </w:tblGrid>
       <w:tr>
         <w:trPr>
@@ -861,21 +1633,31 @@
         </w:trPr>
         <w:tc>
           <w:tcPr>
-            <w:tcW w:type="dxa" w:w="5112"/>
+            <w:tcW w:type="dxa" w:w="3408"/>
           </w:tcPr>
           <w:p>
             <w:r>
-              <w:t>Word</w:t>
+              <w:t>Separate picture quantity</w:t>
             </w:r>
           </w:p>
         </w:tc>
         <w:tc>
           <w:tcPr>
-            <w:tcW w:type="dxa" w:w="5112"/>
+            <w:tcW w:type="dxa" w:w="3408"/>
           </w:tcPr>
           <w:p>
             <w:r>
-              <w:t>Meaning</w:t>
+              <w:t>Calculation</w:t>
+            </w:r>
+          </w:p>
+        </w:tc>
+        <w:tc>
+          <w:tcPr>
+            <w:tcW w:type="dxa" w:w="3408"/>
+          </w:tcPr>
+          <w:p>
+            <w:r>
+              <w:t>Meaning and limit</w:t>
             </w:r>
           </w:p>
         </w:tc>
@@ -883,21 +1665,31 @@
       <w:tr>
         <w:tc>
           <w:tcPr>
-            <w:tcW w:type="dxa" w:w="5112"/>
+            <w:tcW w:type="dxa" w:w="3408"/>
           </w:tcPr>
           <w:p>
             <w:r>
-              <w:t>Claim</w:t>
+              <w:t>Baseline correctness</w:t>
             </w:r>
           </w:p>
         </w:tc>
         <w:tc>
           <w:tcPr>
-            <w:tcW w:type="dxa" w:w="5112"/>
+            <w:tcW w:type="dxa" w:w="3408"/>
           </w:tcPr>
           <w:p>
             <w:r>
-              <w:t>A statement offered as a conclusion</w:t>
+              <w:t>2/10 × 100 = 20%</w:t>
+            </w:r>
+          </w:p>
+        </w:tc>
+        <w:tc>
+          <w:tcPr>
+            <w:tcW w:type="dxa" w:w="3408"/>
+          </w:tcPr>
+          <w:p>
+            <w:r>
+              <w:t>Observed correct-answer rate</w:t>
             </w:r>
           </w:p>
         </w:tc>
@@ -905,21 +1697,31 @@
       <w:tr>
         <w:tc>
           <w:tcPr>
-            <w:tcW w:type="dxa" w:w="5112"/>
+            <w:tcW w:type="dxa" w:w="3408"/>
           </w:tcPr>
           <w:p>
             <w:r>
-              <w:t>Evidence scope</w:t>
+              <w:t>New correctness</w:t>
             </w:r>
           </w:p>
         </w:tc>
         <w:tc>
           <w:tcPr>
-            <w:tcW w:type="dxa" w:w="5112"/>
+            <w:tcW w:type="dxa" w:w="3408"/>
           </w:tcPr>
           <w:p>
             <w:r>
-              <w:t>The conditions represented by observations</w:t>
+              <w:t>4/10 × 100 = 40%</w:t>
+            </w:r>
+          </w:p>
+        </w:tc>
+        <w:tc>
+          <w:tcPr>
+            <w:tcW w:type="dxa" w:w="3408"/>
+          </w:tcPr>
+          <w:p>
+            <w:r>
+              <w:t>Observed rate; six cases still incorrect</w:t>
             </w:r>
           </w:p>
         </w:tc>
@@ -927,21 +1729,127 @@
       <w:tr>
         <w:tc>
           <w:tcPr>
-            <w:tcW w:type="dxa" w:w="5112"/>
+            <w:tcW w:type="dxa" w:w="3408"/>
           </w:tcPr>
           <w:p>
             <w:r>
-              <w:t>Extrapolation</w:t>
+              <w:t>Absolute rate change</w:t>
             </w:r>
           </w:p>
         </w:tc>
         <w:tc>
           <w:tcPr>
-            <w:tcW w:type="dxa" w:w="5112"/>
+            <w:tcW w:type="dxa" w:w="3408"/>
           </w:tcPr>
           <w:p>
             <w:r>
-              <w:t>Extending beyond measured conditions</w:t>
+              <w:t>40% − 20% = 20 percentage points</w:t>
+            </w:r>
+          </w:p>
+        </w:tc>
+        <w:tc>
+          <w:tcPr>
+            <w:tcW w:type="dxa" w:w="3408"/>
+          </w:tcPr>
+          <w:p>
+            <w:r>
+              <w:t>Not a 20% relative increase</w:t>
+            </w:r>
+          </w:p>
+        </w:tc>
+      </w:tr>
+      <w:tr>
+        <w:tc>
+          <w:tcPr>
+            <w:tcW w:type="dxa" w:w="3408"/>
+          </w:tcPr>
+          <w:p>
+            <w:r>
+              <w:t>Rate ratio</w:t>
+            </w:r>
+          </w:p>
+        </w:tc>
+        <w:tc>
+          <w:tcPr>
+            <w:tcW w:type="dxa" w:w="3408"/>
+          </w:tcPr>
+          <w:p>
+            <w:r>
+              <w:t>40% / 20% = 2</w:t>
+            </w:r>
+          </w:p>
+        </w:tc>
+        <w:tc>
+          <w:tcPr>
+            <w:tcW w:type="dxa" w:w="3408"/>
+          </w:tcPr>
+          <w:p>
+            <w:r>
+              <w:t>Twice the observed rate</w:t>
+            </w:r>
+          </w:p>
+        </w:tc>
+      </w:tr>
+      <w:tr>
+        <w:tc>
+          <w:tcPr>
+            <w:tcW w:type="dxa" w:w="3408"/>
+          </w:tcPr>
+          <w:p>
+            <w:r>
+              <w:t>Relative increase</w:t>
+            </w:r>
+          </w:p>
+        </w:tc>
+        <w:tc>
+          <w:tcPr>
+            <w:tcW w:type="dxa" w:w="3408"/>
+          </w:tcPr>
+          <w:p>
+            <w:r>
+              <w:t>(40% − 20%)/20% = 100%</w:t>
+            </w:r>
+          </w:p>
+        </w:tc>
+        <w:tc>
+          <w:tcPr>
+            <w:tcW w:type="dxa" w:w="3408"/>
+          </w:tcPr>
+          <w:p>
+            <w:r>
+              <w:t>Not twice every learner’s improvement</w:t>
+            </w:r>
+          </w:p>
+        </w:tc>
+      </w:tr>
+      <w:tr>
+        <w:tc>
+          <w:tcPr>
+            <w:tcW w:type="dxa" w:w="3408"/>
+          </w:tcPr>
+          <w:p>
+            <w:r>
+              <w:t>Learner outcome</w:t>
+            </w:r>
+          </w:p>
+        </w:tc>
+        <w:tc>
+          <w:tcPr>
+            <w:tcW w:type="dxa" w:w="3408"/>
+          </w:tcPr>
+          <w:p>
+            <w:r>
+              <w:t>No learner measurements supplied</w:t>
+            </w:r>
+          </w:p>
+        </w:tc>
+        <w:tc>
+          <w:tcPr>
+            <w:tcW w:type="dxa" w:w="3408"/>
+          </w:tcPr>
+          <w:p>
+            <w:r>
+              <w:t>Cannot infer individual learning effects</w:t>
             </w:r>
           </w:p>
         </w:tc>
@@ -949,214 +1857,18 @@
     </w:tbl>
     <w:p>
       <w:pPr>
-        <w:pStyle w:val="Heading3"/>
-      </w:pPr>
-      <w:r>
-        <w:t>Use two terms to explain a step in this week’s example.</w:t>
-      </w:r>
-    </w:p>
-    <w:p>
-      <w:r>
-        <w:t>________________________________________________________________</w:t>
-      </w:r>
-    </w:p>
-    <w:p>
-      <w:r>
-        <w:t>________________________________________________________________</w:t>
-      </w:r>
-    </w:p>
-    <w:p>
-      <w:r>
-        <w:t>________________________________________________________________</w:t>
-      </w:r>
-    </w:p>
-    <w:p>
-      <w:pPr>
-        <w:pStyle w:val="Heading1"/>
-      </w:pPr>
-      <w:r>
-        <w:t>06. Follow a worked example</w:t>
-      </w:r>
-    </w:p>
-    <w:p>
-      <w:r>
-        <w:t>Follow the worked trace for Reading a research claim, predict a step, then compare with its explanation.</w:t>
-      </w:r>
-    </w:p>
-    <w:p>
-      <w:pPr>
-        <w:spacing w:line="336" w:lineRule="auto" w:after="180"/>
-      </w:pPr>
-      <w:r>
-        <w:rPr>
-          <w:b w:val="0"/>
-        </w:rPr>
-        <w:t>A fictional report says method B is better after6/8 supported answers versus baseline5/8 on the same constructed cases.</w:t>
-      </w:r>
-    </w:p>
-    <w:p>
-      <w:pPr>
-        <w:spacing w:line="336" w:lineRule="auto" w:after="180"/>
-      </w:pPr>
-      <w:r>
-        <w:rPr>
-          <w:b w:val="0"/>
-        </w:rPr>
-        <w:t>B has75% versus62.5%, a12.5-point difference on eight cases. Better in this measured outcome does not establish broader tasks or uncertainty.</w:t>
-      </w:r>
-    </w:p>
-    <w:p>
-      <w:pPr>
-        <w:pStyle w:val="Heading3"/>
-      </w:pPr>
-      <w:r>
-        <w:t>Worked explanation · Reading a research claim</w:t>
-      </w:r>
-    </w:p>
-    <w:p>
-      <w:pPr>
-        <w:spacing w:line="336" w:lineRule="auto" w:after="180"/>
-        <w:shd w:fill="F1F6FC"/>
-      </w:pPr>
-      <w:r>
-        <w:rPr>
-          <w:b w:val="0"/>
-        </w:rPr>
-        <w:t xml:space="preserve">Compare the intermediate </w:t>
-      </w:r>
-      <w:r>
-        <w:rPr>
-          <w:b/>
-        </w:rPr>
-        <w:t>evidence</w:t>
-      </w:r>
-      <w:r>
-        <w:rPr>
-          <w:b w:val="0"/>
-        </w:rPr>
-        <w:t xml:space="preserve"> with the final statement. Explain why each number or decision follows from the stated </w:t>
-      </w:r>
-      <w:r>
-        <w:rPr>
-          <w:b/>
-        </w:rPr>
-        <w:t>input</w:t>
-      </w:r>
-      <w:r>
-        <w:rPr>
-          <w:b w:val="0"/>
-        </w:rPr>
-        <w:t>s.</w:t>
-      </w:r>
-    </w:p>
-    <w:p>
-      <w:pPr>
-        <w:spacing w:line="336" w:lineRule="auto" w:after="180"/>
-        <w:shd w:fill="F1F6FC"/>
-      </w:pPr>
-      <w:r>
-        <w:rPr>
-          <w:b w:val="0"/>
-        </w:rPr>
-        <w:t xml:space="preserve">The conclusion belongs to this scenario and procedure; changing the </w:t>
-      </w:r>
-      <w:r>
-        <w:rPr>
-          <w:b/>
-        </w:rPr>
-        <w:t>input</w:t>
-      </w:r>
-      <w:r>
-        <w:rPr>
-          <w:b w:val="0"/>
-        </w:rPr>
-        <w:t>s, evaluation population or authority can change what it establishes. Retain the raw record so a later revision can be compared honestly.</w:t>
-      </w:r>
-    </w:p>
-    <w:p>
-      <w:pPr>
-        <w:pStyle w:val="Heading3"/>
-      </w:pPr>
-      <w:r>
-        <w:t>Learn from the worked case</w:t>
-      </w:r>
-    </w:p>
-    <w:p>
-      <w:pPr>
-        <w:spacing w:line="336" w:lineRule="auto" w:after="180"/>
-      </w:pPr>
-      <w:r>
-        <w:rPr>
-          <w:b w:val="0"/>
-        </w:rPr>
-        <w:t>Cover the result before checking it. Say what is given, choose the procedure, and follow one step at a time. Then uncover the result and explain your first mismatch. Ask why a step is allowed, not only what number it produces.</w:t>
-      </w:r>
-    </w:p>
-    <w:p>
-      <w:pPr>
-        <w:pStyle w:val="Heading3"/>
-      </w:pPr>
-      <w:r>
-        <w:t>A pictorial worked case: Reading a research claim</w:t>
-      </w:r>
-    </w:p>
-    <w:p>
-      <w:pPr>
-        <w:spacing w:line="336" w:lineRule="auto" w:after="180"/>
-      </w:pPr>
-      <w:r>
-        <w:rPr>
-          <w:b w:val="0"/>
-        </w:rPr>
-        <w:t xml:space="preserve">Read a </w:t>
-      </w:r>
-      <w:r>
-        <w:rPr>
-          <w:b/>
-        </w:rPr>
-        <w:t>claim</w:t>
-      </w:r>
-      <w:r>
-        <w:rPr>
-          <w:b w:val="0"/>
-        </w:rPr>
-        <w:t xml:space="preserve"> with its denominator. A fictional paper headline says a prompt is twice as effective. Its table reports four correct cases instead of two.</w:t>
-      </w:r>
-    </w:p>
-    <w:p>
-      <w:pPr>
-        <w:pStyle w:val="Heading3"/>
-      </w:pPr>
-      <w:r>
-        <w:t>The facts we will use</w:t>
-      </w:r>
-    </w:p>
-    <w:p>
-      <w:pPr>
-        <w:pStyle w:val="Heading3"/>
-      </w:pPr>
-      <w:r>
-        <w:t>Supplied facts</w:t>
-      </w:r>
-    </w:p>
-    <w:p>
-      <w:pPr>
-        <w:spacing w:line="336" w:lineRule="auto" w:after="180"/>
-        <w:shd w:fill="F1F6FC"/>
-      </w:pPr>
-      <w:r>
-        <w:rPr>
-          <w:b w:val="0"/>
-        </w:rPr>
-        <w:t>Baseline: 2/10 correct. New prompt: 4/10 on the same ten cases. Scoring is fixed.</w:t>
+        <w:pStyle w:val="Heading2"/>
+      </w:pPr>
+      <w:r>
+        <w:t>Trace outcome, absolute/relative change and claim limits</w:t>
       </w:r>
     </w:p>
     <w:p>
       <w:r>
         <w:drawing>
           <wp:inline xmlns:a="http://schemas.openxmlformats.org/drawingml/2006/main" xmlns:pic="http://schemas.openxmlformats.org/drawingml/2006/picture">
-            <wp:extent cx="5486400" cy="2641600"/>
-            <wp:docPr id="1" name="Picture 1" descr="Correctness on ten shared cases"/>
+            <wp:extent cx="5486400" cy="3182112"/>
+            <wp:docPr id="1" name="Picture 1" descr="Find the measured outcome: The table counts correct answers, not learning or satisfaction. → Calculate both changes: 20%→40% is twice the rate and a 20-percentage-point increase. → Check claim scope: These ten cases support a descriptive comparison, not universal doubling."/>
             <wp:cNvGraphicFramePr>
               <a:graphicFrameLocks noChangeAspect="1"/>
             </wp:cNvGraphicFramePr>
@@ -1164,7 +1876,7 @@
               <a:graphicData uri="http://schemas.openxmlformats.org/drawingml/2006/picture">
                 <pic:pic>
                   <pic:nvPicPr>
-                    <pic:cNvPr id="0" name="academy-detail-ai-7-2.png"/>
+                    <pic:cNvPr id="0" name="academy-story-ai-7-2-02.png"/>
                     <pic:cNvPicPr/>
                   </pic:nvPicPr>
                   <pic:blipFill>
@@ -1176,43 +1888,7 @@
                   <pic:spPr>
                     <a:xfrm>
                       <a:off x="0" y="0"/>
-                      <a:ext cx="5486400" cy="2641600"/>
-                    </a:xfrm>
-                    <a:prstGeom prst="rect"/>
-                  </pic:spPr>
-                </pic:pic>
-              </a:graphicData>
-            </a:graphic>
-          </wp:inline>
-        </w:drawing>
-      </w:r>
-    </w:p>
-    <w:p>
-      <w:r>
-        <w:drawing>
-          <wp:inline xmlns:a="http://schemas.openxmlformats.org/drawingml/2006/main" xmlns:pic="http://schemas.openxmlformats.org/drawingml/2006/picture">
-            <wp:extent cx="5486400" cy="5261429"/>
-            <wp:docPr id="2" name="Picture 2" descr="Reading a research claim. Find the measured outcome: The table counts correct answers, not learning or satisfaction.. Calculate both changes: 20%→40% is twice the rate and a 20-percentage-point increase.. Check claim scope: These ten cases support a descriptive comparison, not universal doubling."/>
-            <wp:cNvGraphicFramePr>
-              <a:graphicFrameLocks noChangeAspect="1"/>
-            </wp:cNvGraphicFramePr>
-            <a:graphic>
-              <a:graphicData uri="http://schemas.openxmlformats.org/drawingml/2006/picture">
-                <pic:pic>
-                  <pic:nvPicPr>
-                    <pic:cNvPr id="0" name="academy-visual-ai-7-2.png"/>
-                    <pic:cNvPicPr/>
-                  </pic:nvPicPr>
-                  <pic:blipFill>
-                    <a:blip r:embed="rId10"/>
-                    <a:stretch>
-                      <a:fillRect/>
-                    </a:stretch>
-                  </pic:blipFill>
-                  <pic:spPr>
-                    <a:xfrm>
-                      <a:off x="0" y="0"/>
-                      <a:ext cx="5486400" cy="5261429"/>
+                      <a:ext cx="5486400" cy="3182112"/>
                     </a:xfrm>
                     <a:prstGeom prst="rect"/>
                   </pic:spPr>
@@ -1340,24 +2016,7 @@
     </w:p>
     <w:p>
       <w:pPr>
-        <w:pStyle w:val="Heading3"/>
-      </w:pPr>
-      <w:r>
-        <w:t>Why this result follows</w:t>
-      </w:r>
-    </w:p>
-    <w:p>
-      <w:pPr>
-        <w:pStyle w:val="Heading3"/>
-      </w:pPr>
-      <w:r>
-        <w:t>Why the result follows</w:t>
-      </w:r>
-    </w:p>
-    <w:p>
-      <w:pPr>
         <w:spacing w:line="336" w:lineRule="auto" w:after="180"/>
-        <w:shd w:fill="F1F6FC"/>
       </w:pPr>
       <w:r>
         <w:rPr>
@@ -1380,30 +2039,113 @@
     </w:p>
     <w:p>
       <w:pPr>
+        <w:pStyle w:val="Heading2"/>
+      </w:pPr>
+      <w:r>
+        <w:t>Predict “every learner improves twice as much”</w:t>
+      </w:r>
+    </w:p>
+    <w:p>
+      <w:pPr>
+        <w:pStyle w:val="ListBullet"/>
+      </w:pPr>
+      <w:r>
+        <w:t>Change one thing: The headline changes to "every learner improves twice as much". Predict the result before checking the explanation. What remains the same?</w:t>
+      </w:r>
+    </w:p>
+    <w:p>
+      <w:pPr>
+        <w:pStyle w:val="Heading2"/>
+      </w:pPr>
+      <w:r>
+        <w:t>Check after predicting · reference / check after trying</w:t>
+      </w:r>
+    </w:p>
+    <w:p>
+      <w:r>
+        <w:drawing>
+          <wp:inline xmlns:a="http://schemas.openxmlformats.org/drawingml/2006/main" xmlns:pic="http://schemas.openxmlformats.org/drawingml/2006/picture">
+            <wp:extent cx="5486400" cy="3026664"/>
+            <wp:docPr id="2" name="Picture 2" descr="Original case: These ten cases support a descriptive comparison, not universal doubling. Changed condition: The headline changes to &quot;every learner improves twice as much&quot;. Expected result: That learner claim is unsupported by these answer counts. Reason: The outcome and experimental unit have changed in the wording without new evidence."/>
+            <wp:cNvGraphicFramePr>
+              <a:graphicFrameLocks noChangeAspect="1"/>
+            </wp:cNvGraphicFramePr>
+            <a:graphic>
+              <a:graphicData uri="http://schemas.openxmlformats.org/drawingml/2006/picture">
+                <pic:pic>
+                  <pic:nvPicPr>
+                    <pic:cNvPr id="0" name="academy-story-ai-7-2-04.png"/>
+                    <pic:cNvPicPr/>
+                  </pic:nvPicPr>
+                  <pic:blipFill>
+                    <a:blip r:embed="rId10"/>
+                    <a:stretch>
+                      <a:fillRect/>
+                    </a:stretch>
+                  </pic:blipFill>
+                  <pic:spPr>
+                    <a:xfrm>
+                      <a:off x="0" y="0"/>
+                      <a:ext cx="5486400" cy="3026664"/>
+                    </a:xfrm>
+                    <a:prstGeom prst="rect"/>
+                  </pic:spPr>
+                </pic:pic>
+              </a:graphicData>
+            </a:graphic>
+          </wp:inline>
+        </w:drawing>
+      </w:r>
+    </w:p>
+    <w:p>
+      <w:pPr>
+        <w:pStyle w:val="Heading2"/>
+      </w:pPr>
+      <w:r>
+        <w:t>Explain missing uncertainty and learner evidence</w:t>
+      </w:r>
+    </w:p>
+    <w:p>
+      <w:pPr>
+        <w:pStyle w:val="ListBullet"/>
+      </w:pPr>
+      <w:r>
+        <w:t>Small case counts leave substantial uncertainty; no significance or causal effect is supplied.</w:t>
+      </w:r>
+    </w:p>
+    <w:p>
+      <w:pPr>
+        <w:pStyle w:val="ListBullet"/>
+      </w:pPr>
+      <w:r>
+        <w:t>Read the labelled picture: Calculate the baseline and new rates for 2/10 and 4/10. Explain both twice the rate and the percentage-point change, and say why neither measures every learner’s improvement.</w:t>
+      </w:r>
+    </w:p>
+    <w:p>
+      <w:pPr>
+        <w:pStyle w:val="Heading2"/>
+      </w:pPr>
+      <w:r>
+        <w:t>Earlier wording, alternatives and picture transcripts · reference / check after trying</w:t>
+      </w:r>
+    </w:p>
+    <w:p>
+      <w:pPr>
         <w:pStyle w:val="Heading3"/>
       </w:pPr>
       <w:r>
-        <w:t>What this example does not establish</w:t>
-      </w:r>
-    </w:p>
-    <w:p>
-      <w:pPr>
-        <w:pStyle w:val="Heading3"/>
-      </w:pPr>
-      <w:r>
-        <w:t>Keep the stated limit</w:t>
+        <w:t>Learn from the worked case</w:t>
       </w:r>
     </w:p>
     <w:p>
       <w:pPr>
         <w:spacing w:line="336" w:lineRule="auto" w:after="180"/>
-        <w:shd w:fill="FFF5E6"/>
       </w:pPr>
       <w:r>
         <w:rPr>
           <w:b w:val="0"/>
         </w:rPr>
-        <w:t>Small case counts leave substantial uncertainty; no significance or causal effect is supplied.</w:t>
+        <w:t>Cover the result before checking it. Say what is given, choose the procedure, and follow one step at a time. Then uncover the result and explain your first mismatch. Ask why a step is allowed, not only what number it produces.</w:t>
       </w:r>
     </w:p>
     <w:p>
@@ -1411,19 +2153,7 @@
         <w:pStyle w:val="Heading3"/>
       </w:pPr>
       <w:r>
-        <w:t>Keep the stated limit</w:t>
-      </w:r>
-    </w:p>
-    <w:p>
-      <w:pPr>
-        <w:spacing w:line="336" w:lineRule="auto" w:after="180"/>
-        <w:shd w:fill="FFF5E6"/>
-      </w:pPr>
-      <w:r>
-        <w:rPr>
-          <w:b w:val="0"/>
-        </w:rPr>
-        <w:t>Read the labelled picture: Calculate the baseline and new rates for 2/10 and 4/10. Explain both twice the rate and the percentage-point change, and say why neither measures every learner’s improvement.</w:t>
+        <w:t>A pictorial worked case: Reading a research claim</w:t>
       </w:r>
     </w:p>
     <w:p>
@@ -1431,19 +2161,95 @@
         <w:pStyle w:val="Heading3"/>
       </w:pPr>
       <w:r>
-        <w:t>Keep the stated limit</w:t>
-      </w:r>
-    </w:p>
-    <w:p>
-      <w:pPr>
-        <w:spacing w:line="336" w:lineRule="auto" w:after="180"/>
-        <w:shd w:fill="FFF5E6"/>
-      </w:pPr>
-      <w:r>
-        <w:rPr>
-          <w:b w:val="0"/>
-        </w:rPr>
-        <w:t>Change one thing: The headline changes to "every learner improves twice as much". Predict the result before checking the explanation. What remains the same?</w:t>
+        <w:t>The facts we will use</w:t>
+      </w:r>
+    </w:p>
+    <w:p>
+      <w:r>
+        <w:drawing>
+          <wp:inline xmlns:a="http://schemas.openxmlformats.org/drawingml/2006/main" xmlns:pic="http://schemas.openxmlformats.org/drawingml/2006/picture">
+            <wp:extent cx="5486400" cy="2641600"/>
+            <wp:docPr id="3" name="Picture 3" descr="Correctness on ten shared cases"/>
+            <wp:cNvGraphicFramePr>
+              <a:graphicFrameLocks noChangeAspect="1"/>
+            </wp:cNvGraphicFramePr>
+            <a:graphic>
+              <a:graphicData uri="http://schemas.openxmlformats.org/drawingml/2006/picture">
+                <pic:pic>
+                  <pic:nvPicPr>
+                    <pic:cNvPr id="0" name="academy-detail-ai-7-2.png"/>
+                    <pic:cNvPicPr/>
+                  </pic:nvPicPr>
+                  <pic:blipFill>
+                    <a:blip r:embed="rId11"/>
+                    <a:stretch>
+                      <a:fillRect/>
+                    </a:stretch>
+                  </pic:blipFill>
+                  <pic:spPr>
+                    <a:xfrm>
+                      <a:off x="0" y="0"/>
+                      <a:ext cx="5486400" cy="2641600"/>
+                    </a:xfrm>
+                    <a:prstGeom prst="rect"/>
+                  </pic:spPr>
+                </pic:pic>
+              </a:graphicData>
+            </a:graphic>
+          </wp:inline>
+        </w:drawing>
+      </w:r>
+    </w:p>
+    <w:p>
+      <w:r>
+        <w:drawing>
+          <wp:inline xmlns:a="http://schemas.openxmlformats.org/drawingml/2006/main" xmlns:pic="http://schemas.openxmlformats.org/drawingml/2006/picture">
+            <wp:extent cx="5486400" cy="5261429"/>
+            <wp:docPr id="4" name="Picture 4" descr="Reading a research claim. Find the measured outcome: The table counts correct answers, not learning or satisfaction.. Calculate both changes: 20%→40% is twice the rate and a 20-percentage-point increase.. Check claim scope: These ten cases support a descriptive comparison, not universal doubling."/>
+            <wp:cNvGraphicFramePr>
+              <a:graphicFrameLocks noChangeAspect="1"/>
+            </wp:cNvGraphicFramePr>
+            <a:graphic>
+              <a:graphicData uri="http://schemas.openxmlformats.org/drawingml/2006/picture">
+                <pic:pic>
+                  <pic:nvPicPr>
+                    <pic:cNvPr id="0" name="academy-visual-ai-7-2.png"/>
+                    <pic:cNvPicPr/>
+                  </pic:nvPicPr>
+                  <pic:blipFill>
+                    <a:blip r:embed="rId12"/>
+                    <a:stretch>
+                      <a:fillRect/>
+                    </a:stretch>
+                  </pic:blipFill>
+                  <pic:spPr>
+                    <a:xfrm>
+                      <a:off x="0" y="0"/>
+                      <a:ext cx="5486400" cy="5261429"/>
+                    </a:xfrm>
+                    <a:prstGeom prst="rect"/>
+                  </pic:spPr>
+                </pic:pic>
+              </a:graphicData>
+            </a:graphic>
+          </wp:inline>
+        </w:drawing>
+      </w:r>
+    </w:p>
+    <w:p>
+      <w:pPr>
+        <w:pStyle w:val="Heading3"/>
+      </w:pPr>
+      <w:r>
+        <w:t>Why this result follows</w:t>
+      </w:r>
+    </w:p>
+    <w:p>
+      <w:pPr>
+        <w:pStyle w:val="Heading3"/>
+      </w:pPr>
+      <w:r>
+        <w:t>What this example does not establish</w:t>
       </w:r>
     </w:p>
     <w:p>
@@ -1451,12 +2257,20 @@
         <w:pStyle w:val="Heading1"/>
       </w:pPr>
       <w:r>
-        <w:t>07. Find and repair a mistake</w:t>
-      </w:r>
-    </w:p>
-    <w:p>
-      <w:r>
-        <w:t>Find the unsupported step in the Reading a research claim claim and explain a repair using the supplied evidence.</w:t>
+        <w:t>07. Audit the measured variable and the reach of the conclusion</w:t>
+      </w:r>
+    </w:p>
+    <w:p>
+      <w:r>
+        <w:t>Keep missing evidence visible instead of accepting the headline’s extra meaning.</w:t>
+      </w:r>
+    </w:p>
+    <w:p>
+      <w:pPr>
+        <w:pStyle w:val="Heading2"/>
+      </w:pPr>
+      <w:r>
+        <w:t>Core claim qualification and failure analysis</w:t>
       </w:r>
     </w:p>
     <w:p>
@@ -1484,16 +2298,7 @@
     </w:p>
     <w:p>
       <w:pPr>
-        <w:pStyle w:val="Heading3"/>
-      </w:pPr>
-      <w:r>
-        <w:t>Check the claim against the facts</w:t>
-      </w:r>
-    </w:p>
-    <w:p>
-      <w:pPr>
         <w:spacing w:line="336" w:lineRule="auto" w:after="180"/>
-        <w:shd w:fill="FFF5E6"/>
       </w:pPr>
       <w:r>
         <w:rPr>
@@ -1505,7 +2310,6 @@
     <w:p>
       <w:pPr>
         <w:spacing w:line="336" w:lineRule="auto" w:after="180"/>
-        <w:shd w:fill="FFF5E6"/>
       </w:pPr>
       <w:r>
         <w:rPr>
@@ -1528,6 +2332,256 @@
     </w:p>
     <w:p>
       <w:pPr>
+        <w:pStyle w:val="Heading2"/>
+      </w:pPr>
+      <w:r>
+        <w:t>Complete rate, unit and inference probes</w:t>
+      </w:r>
+    </w:p>
+    <w:tbl>
+      <w:tblPr>
+        <w:tblStyle w:val="LightShading-Accent1"/>
+        <w:tblW w:type="auto" w:w="0"/>
+        <w:tblLook w:firstColumn="1" w:firstRow="1" w:lastColumn="0" w:lastRow="0" w:noHBand="0" w:noVBand="1" w:val="04A0"/>
+      </w:tblPr>
+      <w:tblGrid>
+        <w:gridCol w:w="5112"/>
+        <w:gridCol w:w="5112"/>
+      </w:tblGrid>
+      <w:tr>
+        <w:trPr>
+          <w:tblHeader/>
+        </w:trPr>
+        <w:tc>
+          <w:tcPr>
+            <w:tcW w:type="dxa" w:w="5112"/>
+          </w:tcPr>
+          <w:p>
+            <w:r>
+              <w:t>Claim-audit probe</w:t>
+            </w:r>
+          </w:p>
+        </w:tc>
+        <w:tc>
+          <w:tcPr>
+            <w:tcW w:type="dxa" w:w="5112"/>
+          </w:tcPr>
+          <w:p>
+            <w:r>
+              <w:t>Expected interpretation</w:t>
+            </w:r>
+          </w:p>
+        </w:tc>
+      </w:tr>
+      <w:tr>
+        <w:tc>
+          <w:tcPr>
+            <w:tcW w:type="dxa" w:w="5112"/>
+          </w:tcPr>
+          <w:p>
+            <w:r>
+              <w:t>Count improves with same denominator</w:t>
+            </w:r>
+          </w:p>
+        </w:tc>
+        <w:tc>
+          <w:tcPr>
+            <w:tcW w:type="dxa" w:w="5112"/>
+          </w:tcPr>
+          <w:p>
+            <w:r>
+              <w:t>Compute a descriptive rate difference under that outcome</w:t>
+            </w:r>
+          </w:p>
+        </w:tc>
+      </w:tr>
+      <w:tr>
+        <w:tc>
+          <w:tcPr>
+            <w:tcW w:type="dxa" w:w="5112"/>
+          </w:tcPr>
+          <w:p>
+            <w:r>
+              <w:t>“Better” omits metric or baseline</w:t>
+            </w:r>
+          </w:p>
+        </w:tc>
+        <w:tc>
+          <w:tcPr>
+            <w:tcW w:type="dxa" w:w="5112"/>
+          </w:tcPr>
+          <w:p>
+            <w:r>
+              <w:t>Ask what was measured and compared</w:t>
+            </w:r>
+          </w:p>
+        </w:tc>
+      </w:tr>
+      <w:tr>
+        <w:tc>
+          <w:tcPr>
+            <w:tcW w:type="dxa" w:w="5112"/>
+          </w:tcPr>
+          <w:p>
+            <w:r>
+              <w:t>Percent change confused with percentage points</w:t>
+            </w:r>
+          </w:p>
+        </w:tc>
+        <w:tc>
+          <w:tcPr>
+            <w:tcW w:type="dxa" w:w="5112"/>
+          </w:tcPr>
+          <w:p>
+            <w:r>
+              <w:t>Write both starting and ending rates before calculating</w:t>
+            </w:r>
+          </w:p>
+        </w:tc>
+      </w:tr>
+      <w:tr>
+        <w:tc>
+          <w:tcPr>
+            <w:tcW w:type="dxa" w:w="5112"/>
+          </w:tcPr>
+          <w:p>
+            <w:r>
+              <w:t>Rate ratio with zero baseline</w:t>
+            </w:r>
+          </w:p>
+        </w:tc>
+        <w:tc>
+          <w:tcPr>
+            <w:tcW w:type="dxa" w:w="5112"/>
+          </w:tcPr>
+          <w:p>
+            <w:r>
+              <w:t>Undefined; do not invent a finite doubling ratio</w:t>
+            </w:r>
+          </w:p>
+        </w:tc>
+      </w:tr>
+      <w:tr>
+        <w:tc>
+          <w:tcPr>
+            <w:tcW w:type="dxa" w:w="5112"/>
+          </w:tcPr>
+          <w:p>
+            <w:r>
+              <w:t>Same aggregate counts, different paired records</w:t>
+            </w:r>
+          </w:p>
+        </w:tc>
+        <w:tc>
+          <w:tcPr>
+            <w:tcW w:type="dxa" w:w="5112"/>
+          </w:tcPr>
+          <w:p>
+            <w:r>
+              <w:t>Individual gains/losses are not identified by totals</w:t>
+            </w:r>
+          </w:p>
+        </w:tc>
+      </w:tr>
+      <w:tr>
+        <w:tc>
+          <w:tcPr>
+            <w:tcW w:type="dxa" w:w="5112"/>
+          </w:tcPr>
+          <w:p>
+            <w:r>
+              <w:t>Headline names learners but table counts answers</w:t>
+            </w:r>
+          </w:p>
+        </w:tc>
+        <w:tc>
+          <w:tcPr>
+            <w:tcW w:type="dxa" w:w="5112"/>
+          </w:tcPr>
+          <w:p>
+            <w:r>
+              <w:t>Unit/outcome mismatch</w:t>
+            </w:r>
+          </w:p>
+        </w:tc>
+      </w:tr>
+      <w:tr>
+        <w:tc>
+          <w:tcPr>
+            <w:tcW w:type="dxa" w:w="5112"/>
+          </w:tcPr>
+          <w:p>
+            <w:r>
+              <w:t>No uncertainty analysis supplied</w:t>
+            </w:r>
+          </w:p>
+        </w:tc>
+        <w:tc>
+          <w:tcPr>
+            <w:tcW w:type="dxa" w:w="5112"/>
+          </w:tcPr>
+          <w:p>
+            <w:r>
+              <w:t>No significance or population-precision claim established</w:t>
+            </w:r>
+          </w:p>
+        </w:tc>
+      </w:tr>
+      <w:tr>
+        <w:tc>
+          <w:tcPr>
+            <w:tcW w:type="dxa" w:w="5112"/>
+          </w:tcPr>
+          <w:p>
+            <w:r>
+              <w:t>Matched cases alone</w:t>
+            </w:r>
+          </w:p>
+        </w:tc>
+        <w:tc>
+          <w:tcPr>
+            <w:tcW w:type="dxa" w:w="5112"/>
+          </w:tcPr>
+          <w:p>
+            <w:r>
+              <w:t>Useful comparability condition, not automatic causal identification</w:t>
+            </w:r>
+          </w:p>
+        </w:tc>
+      </w:tr>
+      <w:tr>
+        <w:tc>
+          <w:tcPr>
+            <w:tcW w:type="dxa" w:w="5112"/>
+          </w:tcPr>
+          <w:p>
+            <w:r>
+              <w:t>One small fictional report</w:t>
+            </w:r>
+          </w:p>
+        </w:tc>
+        <w:tc>
+          <w:tcPr>
+            <w:tcW w:type="dxa" w:w="5112"/>
+          </w:tcPr>
+          <w:p>
+            <w:r>
+              <w:t>No universal task, learner or deployment conclusion</w:t>
+            </w:r>
+          </w:p>
+        </w:tc>
+      </w:tr>
+    </w:tbl>
+    <w:p>
+      <w:pPr>
+        <w:pStyle w:val="Heading2"/>
+      </w:pPr>
+      <w:r>
+        <w:t>Guided repair and explanation</w:t>
+      </w:r>
+    </w:p>
+    <w:p>
+      <w:pPr>
         <w:pStyle w:val="Heading3"/>
       </w:pPr>
       <w:r>
@@ -1561,44 +2615,93 @@
     </w:p>
     <w:p>
       <w:pPr>
+        <w:pStyle w:val="ListBullet"/>
+      </w:pPr>
+      <w:r>
+        <w:t>A report omits this qualification: A numerical improvement can be real in the sample while the broader claim remains unsupported. Explain how omitting it could change a reader's interpretation, and write an accurate replacement.</w:t>
+      </w:r>
+    </w:p>
+    <w:p>
+      <w:pPr>
         <w:pStyle w:val="Heading3"/>
       </w:pPr>
       <w:r>
+        <w:t>State one repair and the checks you would rerun.</w:t>
+      </w:r>
+    </w:p>
+    <w:p>
+      <w:r>
+        <w:t>________________________________________________________________</w:t>
+      </w:r>
+    </w:p>
+    <w:p>
+      <w:r>
+        <w:t>________________________________________________________________</w:t>
+      </w:r>
+    </w:p>
+    <w:p>
+      <w:r>
+        <w:t>________________________________________________________________</w:t>
+      </w:r>
+    </w:p>
+    <w:p>
+      <w:r>
+        <w:t>________________________________________________________________</w:t>
+      </w:r>
+    </w:p>
+    <w:p>
+      <w:r>
+        <w:t>________________________________________________________________</w:t>
+      </w:r>
+    </w:p>
+    <w:p>
+      <w:r>
+        <w:t>________________________________________________________________</w:t>
+      </w:r>
+    </w:p>
+    <w:p>
+      <w:pPr>
+        <w:pStyle w:val="Heading2"/>
+      </w:pPr>
+      <w:r>
+        <w:t>Earlier wording, alternatives and picture transcripts · reference / check after trying</w:t>
+      </w:r>
+    </w:p>
+    <w:p>
+      <w:pPr>
+        <w:pStyle w:val="Heading3"/>
+      </w:pPr>
+      <w:r>
         <w:t>Locate the earliest unsupported step</w:t>
       </w:r>
     </w:p>
     <w:p>
       <w:pPr>
-        <w:spacing w:line="336" w:lineRule="auto" w:after="180"/>
-      </w:pPr>
-      <w:r>
-        <w:rPr>
-          <w:b w:val="0"/>
-        </w:rPr>
-        <w:t xml:space="preserve">A report omits this qualification: A numerical improvement can be real in the sample while the broader </w:t>
-      </w:r>
-      <w:r>
-        <w:rPr>
-          <w:b/>
-        </w:rPr>
-        <w:t>claim</w:t>
-      </w:r>
-      <w:r>
-        <w:rPr>
-          <w:b w:val="0"/>
-        </w:rPr>
-        <w:t xml:space="preserve"> remains unsupported.</w:t>
-      </w:r>
-    </w:p>
-    <w:p>
-      <w:pPr>
-        <w:spacing w:line="336" w:lineRule="auto" w:after="180"/>
-      </w:pPr>
-      <w:r>
-        <w:rPr>
-          <w:b w:val="0"/>
-        </w:rPr>
-        <w:t>Explain how omitting it could change a reader's interpretation, and write an accurate replacement.</w:t>
+        <w:pStyle w:val="Heading1"/>
+      </w:pPr>
+      <w:r>
+        <w:t>08. Practise rewriting a claim at the strength its evidence supports</w:t>
+      </w:r>
+    </w:p>
+    <w:p>
+      <w:r>
+        <w:t>Retain the result while removing the unsupported generalization.</w:t>
+      </w:r>
+    </w:p>
+    <w:p>
+      <w:pPr>
+        <w:pStyle w:val="Heading2"/>
+      </w:pPr>
+      <w:r>
+        <w:t>Current explanation and guided check</w:t>
+      </w:r>
+    </w:p>
+    <w:p>
+      <w:pPr>
+        <w:pStyle w:val="ListBullet"/>
+      </w:pPr>
+      <w:r>
+        <w:t>Explain the weekly mechanism in your own words. Use the worked scenario to name its input, decision rule and output.</w:t>
       </w:r>
     </w:p>
     <w:p>
@@ -1606,7 +2709,7 @@
         <w:pStyle w:val="Heading3"/>
       </w:pPr>
       <w:r>
-        <w:t>State one repair and the checks you would rerun.</w:t>
+        <w:t>Guided: restate the worked result, then name the assumption or limitation that prevents a broader conclusion.</w:t>
       </w:r>
     </w:p>
     <w:p>
@@ -1635,79 +2738,19 @@
       </w:r>
     </w:p>
     <w:p>
+      <w:pPr>
+        <w:pStyle w:val="Heading3"/>
+      </w:pPr>
+      <w:r>
+        <w:t>Explain your prediction to a partner before comparing results.</w:t>
+      </w:r>
+    </w:p>
+    <w:p>
       <w:r>
         <w:t>________________________________________________________________</w:t>
       </w:r>
     </w:p>
     <w:p>
-      <w:pPr>
-        <w:pStyle w:val="Heading1"/>
-      </w:pPr>
-      <w:r>
-        <w:t>08. Practise together</w:t>
-      </w:r>
-    </w:p>
-    <w:p>
-      <w:r>
-        <w:t>Practise Reading a research claim with support, then explain the deciding step in your own words.</w:t>
-      </w:r>
-    </w:p>
-    <w:p>
-      <w:pPr>
-        <w:spacing w:line="336" w:lineRule="auto" w:after="180"/>
-      </w:pPr>
-      <w:r>
-        <w:rPr>
-          <w:b w:val="0"/>
-        </w:rPr>
-        <w:t xml:space="preserve">Explain the weekly </w:t>
-      </w:r>
-      <w:r>
-        <w:rPr>
-          <w:b/>
-        </w:rPr>
-        <w:t>mechanism</w:t>
-      </w:r>
-      <w:r>
-        <w:rPr>
-          <w:b w:val="0"/>
-        </w:rPr>
-        <w:t xml:space="preserve"> in your own words. Use the worked scenario to name its </w:t>
-      </w:r>
-      <w:r>
-        <w:rPr>
-          <w:b/>
-        </w:rPr>
-        <w:t>input</w:t>
-      </w:r>
-      <w:r>
-        <w:rPr>
-          <w:b w:val="0"/>
-        </w:rPr>
-        <w:t xml:space="preserve">, decision rule and </w:t>
-      </w:r>
-      <w:r>
-        <w:rPr>
-          <w:b/>
-        </w:rPr>
-        <w:t>output</w:t>
-      </w:r>
-      <w:r>
-        <w:rPr>
-          <w:b w:val="0"/>
-        </w:rPr>
-        <w:t>.</w:t>
-      </w:r>
-    </w:p>
-    <w:p>
-      <w:pPr>
-        <w:pStyle w:val="Heading3"/>
-      </w:pPr>
-      <w:r>
-        <w:t>Guided: restate the worked result, then name the assumption or limitation that prevents a broader conclusion.</w:t>
-      </w:r>
-    </w:p>
-    <w:p>
       <w:r>
         <w:t>________________________________________________________________</w:t>
       </w:r>
@@ -1723,49 +2766,11 @@
       </w:r>
     </w:p>
     <w:p>
-      <w:r>
-        <w:t>________________________________________________________________</w:t>
-      </w:r>
-    </w:p>
-    <w:p>
-      <w:r>
-        <w:t>________________________________________________________________</w:t>
-      </w:r>
-    </w:p>
-    <w:p>
-      <w:pPr>
-        <w:pStyle w:val="Heading3"/>
-      </w:pPr>
-      <w:r>
-        <w:t>Explain your prediction to a partner before comparing results.</w:t>
-      </w:r>
-    </w:p>
-    <w:p>
-      <w:r>
-        <w:t>________________________________________________________________</w:t>
-      </w:r>
-    </w:p>
-    <w:p>
-      <w:r>
-        <w:t>________________________________________________________________</w:t>
-      </w:r>
-    </w:p>
-    <w:p>
-      <w:r>
-        <w:t>________________________________________________________________</w:t>
-      </w:r>
-    </w:p>
-    <w:p>
-      <w:r>
-        <w:t>________________________________________________________________</w:t>
-      </w:r>
-    </w:p>
-    <w:p>
-      <w:pPr>
-        <w:pStyle w:val="Heading3"/>
-      </w:pPr>
-      <w:r>
-        <w:t>Practise with less help: Trace the worked case</w:t>
+      <w:pPr>
+        <w:pStyle w:val="Heading2"/>
+      </w:pPr>
+      <w:r>
+        <w:t>Supported W2 trace</w:t>
       </w:r>
     </w:p>
     <w:p>
@@ -1895,81 +2900,49 @@
     </w:p>
     <w:p>
       <w:pPr>
+        <w:pStyle w:val="Heading2"/>
+      </w:pPr>
+      <w:r>
+        <w:t>Individual scope check</w:t>
+      </w:r>
+    </w:p>
+    <w:p>
+      <w:pPr>
+        <w:pStyle w:val="ListBullet"/>
+      </w:pPr>
+      <w:r>
+        <w:t>Use the worked case for Reading a research claim. Proposed explanation: “The worked result establishes every future case”. Decide whether this explanation is supported. Point to the step or supplied fact that decides; explain your repair if needed.</w:t>
+      </w:r>
+    </w:p>
+    <w:p>
+      <w:pPr>
+        <w:pStyle w:val="ListBullet"/>
+      </w:pPr>
+      <w:r>
+        <w:t>Answer on your own before discussion. If you are unsure, say which step you need help with.</w:t>
+      </w:r>
+    </w:p>
+    <w:p>
+      <w:pPr>
+        <w:pStyle w:val="Heading2"/>
+      </w:pPr>
+      <w:r>
+        <w:t>Picture response</w:t>
+      </w:r>
+    </w:p>
+    <w:p>
+      <w:pPr>
+        <w:pStyle w:val="ListBullet"/>
+      </w:pPr>
+      <w:r>
+        <w:t>Calculate the baseline and new rates for 2/10 and 4/10. Explain both twice the rate and the percentage-point change, and say why neither measures every learner’s improvement.</w:t>
+      </w:r>
+    </w:p>
+    <w:p>
+      <w:pPr>
         <w:pStyle w:val="Heading3"/>
       </w:pPr>
       <w:r>
-        <w:t>Check your reasoning</w:t>
-      </w:r>
-    </w:p>
-    <w:p>
-      <w:pPr>
-        <w:spacing w:line="336" w:lineRule="auto" w:after="180"/>
-      </w:pPr>
-      <w:r>
-        <w:rPr>
-          <w:b w:val="0"/>
-        </w:rPr>
-        <w:t xml:space="preserve">Use the worked case for Reading a research </w:t>
-      </w:r>
-      <w:r>
-        <w:rPr>
-          <w:b/>
-        </w:rPr>
-        <w:t>claim</w:t>
-      </w:r>
-      <w:r>
-        <w:rPr>
-          <w:b w:val="0"/>
-        </w:rPr>
-        <w:t>. Proposed explanation: “The worked result establishes every future case”. Decide whether this explanation is supported.</w:t>
-      </w:r>
-    </w:p>
-    <w:p>
-      <w:pPr>
-        <w:spacing w:line="336" w:lineRule="auto" w:after="180"/>
-      </w:pPr>
-      <w:r>
-        <w:rPr>
-          <w:b w:val="0"/>
-        </w:rPr>
-        <w:t>Point to the step or supplied fact that decides; explain your repair if needed.</w:t>
-      </w:r>
-    </w:p>
-    <w:p>
-      <w:pPr>
-        <w:spacing w:line="336" w:lineRule="auto" w:after="180"/>
-      </w:pPr>
-      <w:r>
-        <w:rPr>
-          <w:b w:val="0"/>
-        </w:rPr>
-        <w:t>Answer on your own before discussion. If you are unsure, say which step you need help with.</w:t>
-      </w:r>
-    </w:p>
-    <w:p>
-      <w:pPr>
-        <w:pStyle w:val="Heading3"/>
-      </w:pPr>
-      <w:r>
-        <w:t>Explain the picture</w:t>
-      </w:r>
-    </w:p>
-    <w:p>
-      <w:pPr>
-        <w:spacing w:line="336" w:lineRule="auto" w:after="180"/>
-      </w:pPr>
-      <w:r>
-        <w:rPr>
-          <w:b w:val="0"/>
-        </w:rPr>
-        <w:t>Calculate the baseline and new rates for 2/10 and 4/10. Explain both twice the rate and the percentage-point change, and say why neither measures every learner’s improvement.</w:t>
-      </w:r>
-    </w:p>
-    <w:p>
-      <w:pPr>
-        <w:pStyle w:val="Heading3"/>
-      </w:pPr>
-      <w:r>
         <w:t>My explanation using a pictured step and the given facts</w:t>
       </w:r>
     </w:p>
@@ -1991,6 +2964,14 @@
     <w:p>
       <w:r>
         <w:t>________________________________________________________________</w:t>
+      </w:r>
+    </w:p>
+    <w:p>
+      <w:pPr>
+        <w:pStyle w:val="Heading2"/>
+      </w:pPr>
+      <w:r>
+        <w:t>Reserve the selected local-median universal-speed claim</w:t>
       </w:r>
     </w:p>
     <w:p>
@@ -2006,23 +2987,55 @@
     </w:p>
     <w:p>
       <w:pPr>
+        <w:pStyle w:val="Heading2"/>
+      </w:pPr>
+      <w:r>
+        <w:t>Earlier wording, alternatives and picture transcripts · reference / check after trying</w:t>
+      </w:r>
+    </w:p>
+    <w:p>
+      <w:pPr>
+        <w:pStyle w:val="Heading3"/>
+      </w:pPr>
+      <w:r>
+        <w:t>Practise with less help: Trace the worked case</w:t>
+      </w:r>
+    </w:p>
+    <w:p>
+      <w:pPr>
+        <w:pStyle w:val="Heading3"/>
+      </w:pPr>
+      <w:r>
+        <w:t>Check your reasoning</w:t>
+      </w:r>
+    </w:p>
+    <w:p>
+      <w:pPr>
+        <w:pStyle w:val="Heading3"/>
+      </w:pPr>
+      <w:r>
+        <w:t>Explain the picture</w:t>
+      </w:r>
+    </w:p>
+    <w:p>
+      <w:pPr>
         <w:pStyle w:val="Heading1"/>
       </w:pPr>
       <w:r>
-        <w:t>09. Run the investigation</w:t>
-      </w:r>
-    </w:p>
-    <w:p>
-      <w:r>
-        <w:t>Investigate Reading a research claim. Record the prediction, actual observation or labelled paper trace, explanation and next test separately.</w:t>
-      </w:r>
-    </w:p>
-    <w:p>
-      <w:pPr>
-        <w:pStyle w:val="Heading3"/>
-      </w:pPr>
-      <w:r>
-        <w:t>Predict, investigate and preserve the evidence</w:t>
+        <w:t>09. Run the complete count-to-claim arithmetic investigation</w:t>
+      </w:r>
+    </w:p>
+    <w:p>
+      <w:r>
+        <w:t>Inspect which conclusions the aggregates identify and which they leave unknown.</w:t>
+      </w:r>
+    </w:p>
+    <w:p>
+      <w:pPr>
+        <w:pStyle w:val="Heading2"/>
+      </w:pPr>
+      <w:r>
+        <w:t>Current “B is better” claim investigation</w:t>
       </w:r>
     </w:p>
     <w:p>
@@ -2033,7 +3046,108 @@
         <w:rPr>
           <w:b w:val="0"/>
         </w:rPr>
-        <w:t>A fictional report says method B is better after6/8 supported answers versus baseline5/8 on the same constructed cases. Show the intermediate steps and give the conclusion with its scope.</w:t>
+        <w:t>A fictional report says method B is better after 6/8 supported answers versus baseline 5/8 on the same constructed cases. Show the intermediate steps and give the conclusion with its scope.</w:t>
+      </w:r>
+    </w:p>
+    <w:p>
+      <w:pPr>
+        <w:pStyle w:val="Heading2"/>
+      </w:pPr>
+      <w:r>
+        <w:t>Runnable exact-count and possible-record audit</w:t>
+      </w:r>
+    </w:p>
+    <w:p>
+      <w:r>
+        <w:rPr>
+          <w:rFonts w:ascii="Courier New" w:hAnsi="Courier New"/>
+          <w:sz w:val="18"/>
+        </w:rPr>
+        <w:t>"""Exact arithmetic on fictional claim counts, not a study or statistical test."""</w:t>
+        <w:br/>
+        <w:t>from fractions import Fraction</w:t>
+        <w:br/>
+        <w:br/>
+        <w:t>def proportion(passed,total):</w:t>
+        <w:br/>
+        <w:t xml:space="preserve"> if type(passed) is not int or type(total) is not int or total&lt;=0 or not 0&lt;=passed&lt;=total:</w:t>
+        <w:br/>
+        <w:t xml:space="preserve">  raise ValueError('valid exact count and positive denominator required')</w:t>
+        <w:br/>
+        <w:t xml:space="preserve"> return Fraction(passed,total)</w:t>
+        <w:br/>
+        <w:t>def compare_counts(a_pass,a_total,b_pass,b_total):</w:t>
+        <w:br/>
+        <w:t xml:space="preserve"> a=proportion(a_pass,a_total);b=proportion(b_pass,b_total)</w:t>
+        <w:br/>
+        <w:t xml:space="preserve"> return {'baseline_rate':a,'new_rate':b,'difference_percentage_points':100*(b-a),</w:t>
+        <w:br/>
+        <w:t xml:space="preserve">         'rate_ratio':b/a if a else None,'relative_increase_percent':100*(b-a)/a if a else None}</w:t>
+        <w:br/>
+        <w:t>main=compare_counts(5,8,6,8)</w:t>
+        <w:br/>
+        <w:t>picture=compare_counts(2,10,4,10)</w:t>
+        <w:br/>
+        <w:t>assert main['baseline_rate']==Fraction(5,8) and main['new_rate']==Fraction(3,4)</w:t>
+        <w:br/>
+        <w:t>assert main['difference_percentage_points']==Fraction(25,2) and main['rate_ratio']==Fraction(6,5)</w:t>
+        <w:br/>
+        <w:t>assert picture['difference_percentage_points']==20 and picture['rate_ratio']==2 and picture['relative_increase_percent']==100</w:t>
+        <w:br/>
+        <w:t># Added possible paired records: both fit the same main aggregate counts.</w:t>
+        <w:br/>
+        <w:t>a=[True,True,True,True,True,False,False,False]</w:t>
+        <w:br/>
+        <w:t>b_one_gain=[True,True,True,True,True,True,False,False]</w:t>
+        <w:br/>
+        <w:t>b_gain_and_loss=[True,True,True,True,False,True,True,False]</w:t>
+        <w:br/>
+        <w:t>def paired_changes(a,b):</w:t>
+        <w:br/>
+        <w:t xml:space="preserve"> if not a or len(a)!=len(b) or any(type(v) is not bool for v in a+b):raise ValueError('matched Boolean fixtures required')</w:t>
+        <w:br/>
+        <w:t xml:space="preserve"> return {'gains':sum(not x and y for x,y in zip(a,b)),'losses':sum(x and not y for x,y in zip(a,b))}</w:t>
+        <w:br/>
+        <w:t>pattern_one=paired_changes(a,b_one_gain);pattern_two=paired_changes(a,b_gain_and_loss)</w:t>
+        <w:br/>
+        <w:t>assert sum(a)==5 and sum(b_one_gain)==sum(b_gain_and_loss)==6</w:t>
+        <w:br/>
+        <w:t>assert pattern_one=={'gains':1,'losses':0} and pattern_two=={'gains':2,'losses':1}</w:t>
+        <w:br/>
+        <w:t>assert compare_counts(0,10,1,10)['rate_ratio'] is None</w:t>
+        <w:br/>
+        <w:t>print('Main supported-answer rates:',main,'62.5 percent versus 75 percent on eight supplied cases.')</w:t>
+        <w:br/>
+        <w:t>print('Separate picture correctness rates:',picture,'20 percent versus 40 percent on ten supplied cases.')</w:t>
+        <w:br/>
+        <w:t>print('Two added possible paired patterns with identical main totals:',pattern_one,pattern_two)</w:t>
+        <w:br/>
+        <w:t>print('Aggregates do not reveal every case outcome, individual learning, causal effect or population uncertainty. These are constructed counts/possible records, not a real paper, model run or statistical significance test.')</w:t>
+        <w:br/>
+      </w:r>
+    </w:p>
+    <w:p>
+      <w:pPr>
+        <w:pStyle w:val="Heading2"/>
+      </w:pPr>
+      <w:r>
+        <w:t>Expected arithmetic and evidence-status limits</w:t>
+      </w:r>
+    </w:p>
+    <w:p>
+      <w:pPr>
+        <w:pStyle w:val="ListNumber"/>
+      </w:pPr>
+      <w:r>
+        <w:t>Predict main rates and percentage-point change before running or tracing, then separately compute the picture’s doubling ratio and 20-point absolute change. The exact-fraction code also constructs two possible paired patterns with identical main totals: one gain/no losses versus two gains/one loss. Those are possible illustrations, not recovered case records from the report. A zero baseline has no finite rate ratio. No actual paper, model, participant, statistical significance test or causal estimate is involved. Keep the independent median-time claim for the first individual response.</w:t>
+      </w:r>
+    </w:p>
+    <w:p>
+      <w:pPr>
+        <w:pStyle w:val="Heading2"/>
+      </w:pPr>
+      <w:r>
+        <w:t>Evidence ledger and reflection</w:t>
       </w:r>
     </w:p>
     <w:tbl>
@@ -2185,14 +3299,6 @@
     </w:p>
     <w:p>
       <w:pPr>
-        <w:pStyle w:val="Heading3"/>
-      </w:pPr>
-      <w:r>
-        <w:t>Plan → try → check</w:t>
-      </w:r>
-    </w:p>
-    <w:p>
-      <w:pPr>
         <w:spacing w:line="336" w:lineRule="auto" w:after="180"/>
       </w:pPr>
       <w:r>
@@ -2204,23 +3310,47 @@
     </w:p>
     <w:p>
       <w:pPr>
+        <w:pStyle w:val="Heading2"/>
+      </w:pPr>
+      <w:r>
+        <w:t>Earlier wording, alternatives and picture transcripts · reference / check after trying</w:t>
+      </w:r>
+    </w:p>
+    <w:p>
+      <w:pPr>
+        <w:pStyle w:val="Heading3"/>
+      </w:pPr>
+      <w:r>
+        <w:t>Predict, investigate and preserve the evidence</w:t>
+      </w:r>
+    </w:p>
+    <w:p>
+      <w:pPr>
+        <w:pStyle w:val="Heading3"/>
+      </w:pPr>
+      <w:r>
+        <w:t>Plan → try → check</w:t>
+      </w:r>
+    </w:p>
+    <w:p>
+      <w:pPr>
         <w:pStyle w:val="Heading1"/>
       </w:pPr>
       <w:r>
-        <w:t>10. Build your understanding</w:t>
-      </w:r>
-    </w:p>
-    <w:p>
-      <w:r>
-        <w:t>Move from recall to tracing, diagnosis and transfer in Reading a research claim. Explain why each step is justified.</w:t>
-      </w:r>
-    </w:p>
-    <w:p>
-      <w:pPr>
-        <w:pStyle w:val="Heading3"/>
-      </w:pPr>
-      <w:r>
-        <w:t>Explain → apply → challenge</w:t>
+        <w:t>14. Try alone: four local fixtures and a universal-speed claim</w:t>
+      </w:r>
+    </w:p>
+    <w:p>
+      <w:r>
+        <w:t>Keep the observed median difference while auditing its scope.</w:t>
+      </w:r>
+    </w:p>
+    <w:p>
+      <w:pPr>
+        <w:pStyle w:val="Heading2"/>
+      </w:pPr>
+      <w:r>
+        <w:t>Complete selected independent task</w:t>
       </w:r>
     </w:p>
     <w:p>
@@ -2231,54 +3361,7 @@
         <w:rPr>
           <w:b w:val="0"/>
         </w:rPr>
-        <w:t xml:space="preserve">Explain the weekly </w:t>
-      </w:r>
-      <w:r>
-        <w:rPr>
-          <w:b/>
-        </w:rPr>
-        <w:t>mechanism</w:t>
-      </w:r>
-      <w:r>
-        <w:rPr>
-          <w:b w:val="0"/>
-        </w:rPr>
-        <w:t xml:space="preserve"> in your own words. Use the worked scenario to name its </w:t>
-      </w:r>
-      <w:r>
-        <w:rPr>
-          <w:b/>
-        </w:rPr>
-        <w:t>input</w:t>
-      </w:r>
-      <w:r>
-        <w:rPr>
-          <w:b w:val="0"/>
-        </w:rPr>
-        <w:t xml:space="preserve">, decision rule and </w:t>
-      </w:r>
-      <w:r>
-        <w:rPr>
-          <w:b/>
-        </w:rPr>
-        <w:t>output</w:t>
-      </w:r>
-      <w:r>
-        <w:rPr>
-          <w:b w:val="0"/>
-        </w:rPr>
-        <w:t>.</w:t>
-      </w:r>
-    </w:p>
-    <w:p>
-      <w:pPr>
-        <w:spacing w:line="336" w:lineRule="auto" w:after="180"/>
-      </w:pPr>
-      <w:r>
-        <w:rPr>
-          <w:b w:val="0"/>
-        </w:rPr>
-        <w:t xml:space="preserve">A report omits this qualification: A numerical improvement can be real in the sample while the broader </w:t>
+        <w:t xml:space="preserve">Report </w:t>
       </w:r>
       <w:r>
         <w:rPr>
@@ -2290,7 +3373,58 @@
         <w:rPr>
           <w:b w:val="0"/>
         </w:rPr>
-        <w:t xml:space="preserve"> remains unsupported.</w:t>
+        <w:t>s universal speed after median 2 seconds versus 3 on four local fixtures. Audit scope.</w:t>
+      </w:r>
+    </w:p>
+    <w:p>
+      <w:pPr>
+        <w:pStyle w:val="Heading2"/>
+      </w:pPr>
+      <w:r>
+        <w:t>First attempt and support record</w:t>
+      </w:r>
+    </w:p>
+    <w:p>
+      <w:pPr>
+        <w:pStyle w:val="Heading3"/>
+      </w:pPr>
+      <w:r>
+        <w:t>My independent explanation, trace and limits</w:t>
+      </w:r>
+    </w:p>
+    <w:p>
+      <w:r>
+        <w:t>________________________________________________________________</w:t>
+      </w:r>
+    </w:p>
+    <w:p>
+      <w:r>
+        <w:t>________________________________________________________________</w:t>
+      </w:r>
+    </w:p>
+    <w:p>
+      <w:r>
+        <w:t>________________________________________________________________</w:t>
+      </w:r>
+    </w:p>
+    <w:p>
+      <w:r>
+        <w:t>________________________________________________________________</w:t>
+      </w:r>
+    </w:p>
+    <w:p>
+      <w:r>
+        <w:t>________________________________________________________________</w:t>
+      </w:r>
+    </w:p>
+    <w:p>
+      <w:r>
+        <w:t>________________________________________________________________</w:t>
+      </w:r>
+    </w:p>
+    <w:p>
+      <w:r>
+        <w:t>________________________________________________________________</w:t>
       </w:r>
     </w:p>
     <w:p>
@@ -2301,7 +3435,15 @@
         <w:rPr>
           <w:b w:val="0"/>
         </w:rPr>
-        <w:t>Explain how omitting it could change a reader's interpretation, and write an accurate replacement.</w:t>
+        <w:t>Attempt this case before feedback. Record any help. Earlier examples below are further practice; a case already practised with feedback cannot establish fresh transfer.</w:t>
+      </w:r>
+    </w:p>
+    <w:p>
+      <w:pPr>
+        <w:pStyle w:val="Heading2"/>
+      </w:pPr>
+      <w:r>
+        <w:t>Feedback after trying</w:t>
       </w:r>
     </w:p>
     <w:p>
@@ -2312,7 +3454,7 @@
         <w:rPr>
           <w:b w:val="0"/>
         </w:rPr>
-        <w:t>For the worked scenario, propose one additional case that could reveal a failure, describe its expected outcome before running it, and explain what would need to remain fixed for a fair comparison.</w:t>
+        <w:t>Attempt the independent case before hints. Record whether you worked alone, used a hint or followed a model. After feedback, fix the first unsupported step and explain why it changed.</w:t>
       </w:r>
     </w:p>
     <w:p>
@@ -2323,7 +3465,15 @@
         <w:rPr>
           <w:b w:val="0"/>
         </w:rPr>
-        <w:t>Do not reuse W4 as a new final test after receiving feedback.</w:t>
+        <w:t>A later check uses a changed case, not a copied answer.</w:t>
+      </w:r>
+    </w:p>
+    <w:p>
+      <w:pPr>
+        <w:pStyle w:val="Heading2"/>
+      </w:pPr>
+      <w:r>
+        <w:t>Earlier wording, alternatives and picture transcripts · reference / check after trying</w:t>
       </w:r>
     </w:p>
     <w:p>
@@ -2331,7 +3481,46 @@
         <w:pStyle w:val="Heading3"/>
       </w:pPr>
       <w:r>
-        <w:t>Explain which evidence supports your conclusion and which claim remains unproved.</w:t>
+        <w:t>Independent case: Apply a new case independently</w:t>
+      </w:r>
+    </w:p>
+    <w:p>
+      <w:pPr>
+        <w:pStyle w:val="Heading3"/>
+      </w:pPr>
+      <w:r>
+        <w:t>Attempt this without hints</w:t>
+      </w:r>
+    </w:p>
+    <w:p>
+      <w:pPr>
+        <w:spacing w:line="336" w:lineRule="auto" w:after="180"/>
+      </w:pPr>
+      <w:r>
+        <w:rPr>
+          <w:b w:val="0"/>
+        </w:rPr>
+        <w:t xml:space="preserve">Report </w:t>
+      </w:r>
+      <w:r>
+        <w:rPr>
+          <w:b/>
+        </w:rPr>
+        <w:t>claim</w:t>
+      </w:r>
+      <w:r>
+        <w:rPr>
+          <w:b w:val="0"/>
+        </w:rPr>
+        <w:t>s universal speed after median 2 seconds versus 3 on four local fixtures. Audit scope.</w:t>
+      </w:r>
+    </w:p>
+    <w:p>
+      <w:pPr>
+        <w:pStyle w:val="Heading3"/>
+      </w:pPr>
+      <w:r>
+        <w:t>My independent procedure, result and limitation</w:t>
       </w:r>
     </w:p>
     <w:p>
@@ -2360,16 +3549,58 @@
       </w:r>
     </w:p>
     <w:p>
+      <w:r>
+        <w:t>________________________________________________________________</w:t>
+      </w:r>
+    </w:p>
+    <w:p>
+      <w:r>
+        <w:t>________________________________________________________________</w:t>
+      </w:r>
+    </w:p>
+    <w:p>
+      <w:r>
+        <w:t>________________________________________________________________</w:t>
+      </w:r>
+    </w:p>
+    <w:p>
+      <w:pPr>
+        <w:spacing w:line="336" w:lineRule="auto" w:after="180"/>
+      </w:pPr>
+      <w:r>
+        <w:rPr>
+          <w:b w:val="0"/>
+        </w:rPr>
+        <w:t>Record support used: none, hint or teacher explanation. After feedback, a different case is needed to demonstrate independence.</w:t>
+      </w:r>
+    </w:p>
+    <w:p>
+      <w:pPr>
+        <w:pStyle w:val="Heading3"/>
+      </w:pPr>
+      <w:r>
+        <w:t>Use feedback to improve</w:t>
+      </w:r>
+    </w:p>
+    <w:p>
       <w:pPr>
         <w:pStyle w:val="Heading1"/>
       </w:pPr>
       <w:r>
-        <w:t>11. Connect your project</w:t>
-      </w:r>
-    </w:p>
-    <w:p>
-      <w:r>
-        <w:t>Apply this week’s idea to Reproducible AI Research Study. Keep an annotated decision and the evidence supporting it.</w:t>
+        <w:t>11. Save claim, method, data, comparison and missing uncertainty together</w:t>
+      </w:r>
+    </w:p>
+    <w:p>
+      <w:r>
+        <w:t>Distinguish a faithful summary from a stronger headline.</w:t>
+      </w:r>
+    </w:p>
+    <w:p>
+      <w:pPr>
+        <w:pStyle w:val="Heading2"/>
+      </w:pPr>
+      <w:r>
+        <w:t>Project task and artifact</w:t>
       </w:r>
     </w:p>
     <w:p>
@@ -2584,10 +3815,10 @@
     </w:tbl>
     <w:p>
       <w:pPr>
-        <w:pStyle w:val="Heading3"/>
-      </w:pPr>
-      <w:r>
-        <w:t>Evidence for your project</w:t>
+        <w:pStyle w:val="Heading2"/>
+      </w:pPr>
+      <w:r>
+        <w:t>Actual arithmetic run or paper trace and limitations</w:t>
       </w:r>
     </w:p>
     <w:p>
@@ -2615,15 +3846,88 @@
     </w:p>
     <w:p>
       <w:pPr>
+        <w:pStyle w:val="Heading2"/>
+      </w:pPr>
+      <w:r>
+        <w:t>Earlier wording, alternatives and picture transcripts · reference / check after trying</w:t>
+      </w:r>
+    </w:p>
+    <w:p>
+      <w:pPr>
+        <w:pStyle w:val="Heading3"/>
+      </w:pPr>
+      <w:r>
+        <w:t>Evidence for your project</w:t>
+      </w:r>
+    </w:p>
+    <w:p>
+      <w:pPr>
         <w:pStyle w:val="Heading1"/>
       </w:pPr>
       <w:r>
-        <w:t>12. Show what you know</w:t>
-      </w:r>
-    </w:p>
-    <w:p>
-      <w:r>
-        <w:t>Use a genuinely new case for independent evidence. Previously discussed examples remain practice; use the separately named independent case before feedback.</w:t>
+        <w:t>16. Explain one measured comparison and one unsupported extension</w:t>
+      </w:r>
+    </w:p>
+    <w:p>
+      <w:r>
+        <w:t>A narrow valid result need not justify a broad headline.</w:t>
+      </w:r>
+    </w:p>
+    <w:p>
+      <w:pPr>
+        <w:pStyle w:val="Heading2"/>
+      </w:pPr>
+      <w:r>
+        <w:t>Retrieve and explain</w:t>
+      </w:r>
+    </w:p>
+    <w:p>
+      <w:pPr>
+        <w:pStyle w:val="ListBullet"/>
+      </w:pPr>
+      <w:r>
+        <w:t>Close your notes. Explain this goal in your own words: Explain the mechanism and terminology of reading a research claim</w:t>
+      </w:r>
+    </w:p>
+    <w:p>
+      <w:pPr>
+        <w:pStyle w:val="Heading3"/>
+      </w:pPr>
+      <w:r>
+        <w:t>My deciding step, evidence and one remaining question</w:t>
+      </w:r>
+    </w:p>
+    <w:p>
+      <w:r>
+        <w:t>________________________________________________________________</w:t>
+      </w:r>
+    </w:p>
+    <w:p>
+      <w:r>
+        <w:t>________________________________________________________________</w:t>
+      </w:r>
+    </w:p>
+    <w:p>
+      <w:r>
+        <w:t>________________________________________________________________</w:t>
+      </w:r>
+    </w:p>
+    <w:p>
+      <w:r>
+        <w:t>________________________________________________________________</w:t>
+      </w:r>
+    </w:p>
+    <w:p>
+      <w:r>
+        <w:t>________________________________________________________________</w:t>
+      </w:r>
+    </w:p>
+    <w:p>
+      <w:pPr>
+        <w:pStyle w:val="Heading2"/>
+      </w:pPr>
+      <w:r>
+        <w:t>Plan a changed-case return</w:t>
       </w:r>
     </w:p>
     <w:p>
@@ -2634,62 +3938,31 @@
         <w:rPr>
           <w:b w:val="0"/>
         </w:rPr>
-        <w:t>Complete the supported workbook tasks before attempting W4 independently. Record any hints or help used. After feedback, use the teacher's fresh retry rather than copying the earlier answer.</w:t>
-      </w:r>
-    </w:p>
-    <w:p>
-      <w:pPr>
-        <w:spacing w:line="336" w:lineRule="auto" w:after="180"/>
-      </w:pPr>
+        <w:t xml:space="preserve">If you are unsure, return to the worked picture and explain one arrow. If you are ready, change an </w:t>
+      </w:r>
+      <w:r>
+        <w:rPr>
+          <w:b/>
+        </w:rPr>
+        <w:t>input</w:t>
+      </w:r>
       <w:r>
         <w:rPr>
           <w:b w:val="0"/>
         </w:rPr>
-        <w:t>For a project, select a relevant new case, predict the outcome from the declared rule and preserve the result alongside any revision.</w:t>
-      </w:r>
-    </w:p>
-    <w:p>
-      <w:pPr>
-        <w:pStyle w:val="Heading3"/>
-      </w:pPr>
-      <w:r>
-        <w:t>Exit: propose one revealing change to the worked scenario. State the expected outcome and the evidence that would make you revise your explanation.</w:t>
-      </w:r>
-    </w:p>
-    <w:p>
-      <w:r>
-        <w:t>________________________________________________________________</w:t>
-      </w:r>
-    </w:p>
-    <w:p>
-      <w:r>
-        <w:t>________________________________________________________________</w:t>
-      </w:r>
-    </w:p>
-    <w:p>
-      <w:r>
-        <w:t>________________________________________________________________</w:t>
-      </w:r>
-    </w:p>
-    <w:p>
-      <w:r>
-        <w:t>________________________________________________________________</w:t>
-      </w:r>
-    </w:p>
-    <w:p>
-      <w:r>
-        <w:t>________________________________________________________________</w:t>
-      </w:r>
-    </w:p>
-    <w:p>
-      <w:pPr>
-        <w:spacing w:line="336" w:lineRule="auto" w:after="180"/>
-      </w:pPr>
+        <w:t xml:space="preserve"> or assumption and justify your </w:t>
+      </w:r>
+      <w:r>
+        <w:rPr>
+          <w:b/>
+        </w:rPr>
+        <w:t>prediction</w:t>
+      </w:r>
       <w:r>
         <w:rPr>
           <w:b w:val="0"/>
         </w:rPr>
-        <w:t>For the worked scenario, propose one additional case that could reveal a failure, describe its expected outcome before running it, and explain what would need to remain fixed for a fair comparison.</w:t>
+        <w:t>.</w:t>
       </w:r>
     </w:p>
     <w:p>
@@ -2700,14 +3973,336 @@
         <w:rPr>
           <w:b w:val="0"/>
         </w:rPr>
-        <w:t>Do not reuse W4 as a new final test after receiving feedback.</w:t>
-      </w:r>
-    </w:p>
+        <w:t xml:space="preserve">Save your workbook </w:t>
+      </w:r>
+      <w:r>
+        <w:rPr>
+          <w:b/>
+        </w:rPr>
+        <w:t>evidence</w:t>
+      </w:r>
+      <w:r>
+        <w:rPr>
+          <w:b w:val="0"/>
+        </w:rPr>
+        <w:t>. At the next review, try a different case before opening your old answer.</w:t>
+      </w:r>
+    </w:p>
+    <w:p>
+      <w:pPr>
+        <w:pStyle w:val="Heading1"/>
+      </w:pPr>
+      <w:r>
+        <w:t>Reference bank and extra practice</w:t>
+      </w:r>
+    </w:p>
+    <w:p>
+      <w:pPr>
+        <w:pStyle w:val="Heading1"/>
+      </w:pPr>
+      <w:r>
+        <w:t>05. Reference · Use research vocabulary precisely</w:t>
+      </w:r>
+    </w:p>
+    <w:p>
+      <w:r>
+        <w:t>Connect each term to the question, comparison, measurement or evidence.</w:t>
+      </w:r>
+    </w:p>
+    <w:p>
+      <w:pPr>
+        <w:pStyle w:val="Heading2"/>
+      </w:pPr>
+      <w:r>
+        <w:t>Vocabulary and your explanation</w:t>
+      </w:r>
+    </w:p>
+    <w:tbl>
+      <w:tblPr>
+        <w:tblStyle w:val="LightShading-Accent1"/>
+        <w:tblW w:type="auto" w:w="0"/>
+        <w:tblLook w:firstColumn="1" w:firstRow="1" w:lastColumn="0" w:lastRow="0" w:noHBand="0" w:noVBand="1" w:val="04A0"/>
+      </w:tblPr>
+      <w:tblGrid>
+        <w:gridCol w:w="5112"/>
+        <w:gridCol w:w="5112"/>
+      </w:tblGrid>
+      <w:tr>
+        <w:trPr>
+          <w:tblHeader/>
+        </w:trPr>
+        <w:tc>
+          <w:tcPr>
+            <w:tcW w:type="dxa" w:w="5112"/>
+          </w:tcPr>
+          <w:p>
+            <w:r>
+              <w:t>Word</w:t>
+            </w:r>
+          </w:p>
+        </w:tc>
+        <w:tc>
+          <w:tcPr>
+            <w:tcW w:type="dxa" w:w="5112"/>
+          </w:tcPr>
+          <w:p>
+            <w:r>
+              <w:t>Meaning</w:t>
+            </w:r>
+          </w:p>
+        </w:tc>
+      </w:tr>
+      <w:tr>
+        <w:tc>
+          <w:tcPr>
+            <w:tcW w:type="dxa" w:w="5112"/>
+          </w:tcPr>
+          <w:p>
+            <w:r>
+              <w:t>Claim</w:t>
+            </w:r>
+          </w:p>
+        </w:tc>
+        <w:tc>
+          <w:tcPr>
+            <w:tcW w:type="dxa" w:w="5112"/>
+          </w:tcPr>
+          <w:p>
+            <w:r>
+              <w:t>A statement offered as a conclusion</w:t>
+            </w:r>
+          </w:p>
+        </w:tc>
+      </w:tr>
+      <w:tr>
+        <w:tc>
+          <w:tcPr>
+            <w:tcW w:type="dxa" w:w="5112"/>
+          </w:tcPr>
+          <w:p>
+            <w:r>
+              <w:t>Evidence scope</w:t>
+            </w:r>
+          </w:p>
+        </w:tc>
+        <w:tc>
+          <w:tcPr>
+            <w:tcW w:type="dxa" w:w="5112"/>
+          </w:tcPr>
+          <w:p>
+            <w:r>
+              <w:t>The conditions represented by observations</w:t>
+            </w:r>
+          </w:p>
+        </w:tc>
+      </w:tr>
+      <w:tr>
+        <w:tc>
+          <w:tcPr>
+            <w:tcW w:type="dxa" w:w="5112"/>
+          </w:tcPr>
+          <w:p>
+            <w:r>
+              <w:t>Extrapolation</w:t>
+            </w:r>
+          </w:p>
+        </w:tc>
+        <w:tc>
+          <w:tcPr>
+            <w:tcW w:type="dxa" w:w="5112"/>
+          </w:tcPr>
+          <w:p>
+            <w:r>
+              <w:t>Extending beyond measured conditions</w:t>
+            </w:r>
+          </w:p>
+        </w:tc>
+      </w:tr>
+    </w:tbl>
     <w:p>
       <w:pPr>
         <w:pStyle w:val="Heading3"/>
       </w:pPr>
       <w:r>
+        <w:t>Use two terms to explain a step in this week’s example.</w:t>
+      </w:r>
+    </w:p>
+    <w:p>
+      <w:r>
+        <w:t>________________________________________________________________</w:t>
+      </w:r>
+    </w:p>
+    <w:p>
+      <w:r>
+        <w:t>________________________________________________________________</w:t>
+      </w:r>
+    </w:p>
+    <w:p>
+      <w:r>
+        <w:t>________________________________________________________________</w:t>
+      </w:r>
+    </w:p>
+    <w:p>
+      <w:pPr>
+        <w:pStyle w:val="Heading1"/>
+      </w:pPr>
+      <w:r>
+        <w:t>10. Extra challenge · Explain a stronger case</w:t>
+      </w:r>
+    </w:p>
+    <w:p>
+      <w:r>
+        <w:t>Choose the next challenge after the main route.</w:t>
+      </w:r>
+    </w:p>
+    <w:p>
+      <w:pPr>
+        <w:pStyle w:val="Heading2"/>
+      </w:pPr>
+      <w:r>
+        <w:t>Explain,repair and extend</w:t>
+      </w:r>
+    </w:p>
+    <w:p>
+      <w:pPr>
+        <w:pStyle w:val="Heading3"/>
+      </w:pPr>
+      <w:r>
+        <w:t>Explain → apply → challenge</w:t>
+      </w:r>
+    </w:p>
+    <w:p>
+      <w:pPr>
+        <w:pStyle w:val="ListBullet"/>
+      </w:pPr>
+      <w:r>
+        <w:t>Explain the weekly mechanism in your own words. Use the worked scenario to name its input, decision rule and output.</w:t>
+      </w:r>
+    </w:p>
+    <w:p>
+      <w:pPr>
+        <w:pStyle w:val="ListBullet"/>
+      </w:pPr>
+      <w:r>
+        <w:t>A report omits this qualification: A numerical improvement can be real in the sample while the broader claim remains unsupported. Explain how omitting it could change a reader's interpretation, and write an accurate replacement.</w:t>
+      </w:r>
+    </w:p>
+    <w:p>
+      <w:pPr>
+        <w:pStyle w:val="ListBullet"/>
+      </w:pPr>
+      <w:r>
+        <w:t>For the worked scenario, propose one additional case that could reveal a failure, describe its expected outcome before running it, and explain what would need to remain fixed for a fair comparison. Do not reuse W4 as a new final test after receiving feedback.</w:t>
+      </w:r>
+    </w:p>
+    <w:p>
+      <w:pPr>
+        <w:pStyle w:val="Heading3"/>
+      </w:pPr>
+      <w:r>
+        <w:t>Explain which evidence supports your conclusion and which claim remains unproved.</w:t>
+      </w:r>
+    </w:p>
+    <w:p>
+      <w:r>
+        <w:t>________________________________________________________________</w:t>
+      </w:r>
+    </w:p>
+    <w:p>
+      <w:r>
+        <w:t>________________________________________________________________</w:t>
+      </w:r>
+    </w:p>
+    <w:p>
+      <w:r>
+        <w:t>________________________________________________________________</w:t>
+      </w:r>
+    </w:p>
+    <w:p>
+      <w:r>
+        <w:t>________________________________________________________________</w:t>
+      </w:r>
+    </w:p>
+    <w:p>
+      <w:r>
+        <w:t>________________________________________________________________</w:t>
+      </w:r>
+    </w:p>
+    <w:p>
+      <w:pPr>
+        <w:pStyle w:val="Heading1"/>
+      </w:pPr>
+      <w:r>
+        <w:t>12. Reference · Check the research reasoning and its limits</w:t>
+      </w:r>
+    </w:p>
+    <w:p>
+      <w:r>
+        <w:t>Use after practice; reserve the selected independent case for its first attempt.</w:t>
+      </w:r>
+    </w:p>
+    <w:p>
+      <w:pPr>
+        <w:pStyle w:val="Heading2"/>
+      </w:pPr>
+      <w:r>
+        <w:t>Current explanation and response</w:t>
+      </w:r>
+    </w:p>
+    <w:p>
+      <w:pPr>
+        <w:pStyle w:val="ListBullet"/>
+      </w:pPr>
+      <w:r>
+        <w:t>Complete the supported workbook tasks before attempting W4 independently. Record any hints or help used. After feedback, use the teacher's fresh retry rather than copying the earlier answer. For a project, select a relevant new case, predict the outcome from the declared rule and preserve the result alongside any revision.</w:t>
+      </w:r>
+    </w:p>
+    <w:p>
+      <w:pPr>
+        <w:pStyle w:val="Heading3"/>
+      </w:pPr>
+      <w:r>
+        <w:t>Exit: propose one revealing change to the worked scenario. State the expected outcome and the evidence that would make you revise your explanation.</w:t>
+      </w:r>
+    </w:p>
+    <w:p>
+      <w:r>
+        <w:t>________________________________________________________________</w:t>
+      </w:r>
+    </w:p>
+    <w:p>
+      <w:r>
+        <w:t>________________________________________________________________</w:t>
+      </w:r>
+    </w:p>
+    <w:p>
+      <w:r>
+        <w:t>________________________________________________________________</w:t>
+      </w:r>
+    </w:p>
+    <w:p>
+      <w:r>
+        <w:t>________________________________________________________________</w:t>
+      </w:r>
+    </w:p>
+    <w:p>
+      <w:r>
+        <w:t>________________________________________________________________</w:t>
+      </w:r>
+    </w:p>
+    <w:p>
+      <w:pPr>
+        <w:pStyle w:val="ListBullet"/>
+      </w:pPr>
+      <w:r>
+        <w:t>For the worked scenario, propose one additional case that could reveal a failure, describe its expected outcome before running it, and explain what would need to remain fixed for a fair comparison. Do not reuse W4 as a new final test after receiving feedback.</w:t>
+      </w:r>
+    </w:p>
+    <w:p>
+      <w:pPr>
+        <w:pStyle w:val="Heading3"/>
+      </w:pPr>
+      <w:r>
         <w:t>My limited claim and a useful next check</w:t>
       </w:r>
     </w:p>
@@ -2736,12 +4331,20 @@
         <w:pStyle w:val="Heading1"/>
       </w:pPr>
       <w:r>
-        <w:t>13. Study a complete case</w:t>
-      </w:r>
-    </w:p>
-    <w:p>
-      <w:r>
-        <w:t>Revisit the complete Reading a research claim case for supported practice. Repeated examples do not become fresh assessments.</w:t>
+        <w:t>13. Extra practice · Revisit the complete trace</w:t>
+      </w:r>
+    </w:p>
+    <w:p>
+      <w:r>
+        <w:t>Predict before reading the supplied steps.</w:t>
+      </w:r>
+    </w:p>
+    <w:p>
+      <w:pPr>
+        <w:pStyle w:val="Heading2"/>
+      </w:pPr>
+      <w:r>
+        <w:t>Complete trace and evidence</w:t>
       </w:r>
     </w:p>
     <w:p>
@@ -2813,7 +4416,7 @@
           </w:tcPr>
           <w:p>
             <w:r>
-              <w:t>A fictional report says method B is better after6/8 supported answers versus baseline5/8 on the same constructed cases.</w:t>
+              <w:t>A fictional report says method B is better after 6/8 supported answers versus baseline 5/8 on the same constructed cases.</w:t>
             </w:r>
           </w:p>
         </w:tc>
@@ -2833,7 +4436,7 @@
           </w:tcPr>
           <w:p>
             <w:r>
-              <w:t>B has75% versus62.5%, a12.5-point difference on eight cases. Better in this measured outcome does not establish broader tasks or uncertainty.</w:t>
+              <w:t>B has 75% versus 62.5%, a 12.5-percentage-point difference on eight cases. Better in this measured outcome does not establish broader tasks or uncertainty.</w:t>
             </w:r>
           </w:p>
         </w:tc>
@@ -2910,230 +4513,20 @@
         <w:pStyle w:val="Heading1"/>
       </w:pPr>
       <w:r>
-        <w:t>14. Try a new case independently</w:t>
-      </w:r>
-    </w:p>
-    <w:p>
-      <w:r>
-        <w:t>Attempt the reserved new case before feedback. Record support; the earlier examples below remain additional practice.</w:t>
-      </w:r>
-    </w:p>
-    <w:p>
-      <w:pPr>
-        <w:pStyle w:val="Heading3"/>
-      </w:pPr>
-      <w:r>
-        <w:t>Independent case: Apply a new case independently</w:t>
-      </w:r>
-    </w:p>
-    <w:p>
-      <w:pPr>
-        <w:spacing w:line="336" w:lineRule="auto" w:after="180"/>
-      </w:pPr>
-      <w:r>
-        <w:rPr>
-          <w:b w:val="0"/>
-        </w:rPr>
-        <w:t xml:space="preserve">Report </w:t>
-      </w:r>
-      <w:r>
-        <w:rPr>
-          <w:b/>
-        </w:rPr>
-        <w:t>claim</w:t>
-      </w:r>
-      <w:r>
-        <w:rPr>
-          <w:b w:val="0"/>
-        </w:rPr>
-        <w:t>s universal speed after median2 seconds versus3 on four local fixtures. Audit scope.</w:t>
-      </w:r>
-    </w:p>
-    <w:p>
-      <w:pPr>
-        <w:pStyle w:val="Heading3"/>
-      </w:pPr>
-      <w:r>
-        <w:t>My independent explanation, trace and limits</w:t>
-      </w:r>
-    </w:p>
-    <w:p>
-      <w:r>
-        <w:t>________________________________________________________________</w:t>
-      </w:r>
-    </w:p>
-    <w:p>
-      <w:r>
-        <w:t>________________________________________________________________</w:t>
-      </w:r>
-    </w:p>
-    <w:p>
-      <w:r>
-        <w:t>________________________________________________________________</w:t>
-      </w:r>
-    </w:p>
-    <w:p>
-      <w:r>
-        <w:t>________________________________________________________________</w:t>
-      </w:r>
-    </w:p>
-    <w:p>
-      <w:r>
-        <w:t>________________________________________________________________</w:t>
-      </w:r>
-    </w:p>
-    <w:p>
-      <w:r>
-        <w:t>________________________________________________________________</w:t>
-      </w:r>
-    </w:p>
-    <w:p>
-      <w:r>
-        <w:t>________________________________________________________________</w:t>
-      </w:r>
-    </w:p>
-    <w:p>
-      <w:pPr>
-        <w:spacing w:line="336" w:lineRule="auto" w:after="180"/>
-      </w:pPr>
-      <w:r>
-        <w:rPr>
-          <w:b w:val="0"/>
-        </w:rPr>
-        <w:t>Attempt this case before feedback. Record any help. Earlier examples below are further practice; a case already practised with feedback cannot establish fresh transfer.</w:t>
-      </w:r>
-    </w:p>
-    <w:p>
-      <w:pPr>
-        <w:pStyle w:val="Heading3"/>
-      </w:pPr>
-      <w:r>
-        <w:t>Attempt this without hints</w:t>
-      </w:r>
-    </w:p>
-    <w:p>
-      <w:pPr>
-        <w:spacing w:line="336" w:lineRule="auto" w:after="180"/>
-      </w:pPr>
-      <w:r>
-        <w:rPr>
-          <w:b w:val="0"/>
-        </w:rPr>
-        <w:t xml:space="preserve">Report </w:t>
-      </w:r>
-      <w:r>
-        <w:rPr>
-          <w:b/>
-        </w:rPr>
-        <w:t>claim</w:t>
-      </w:r>
-      <w:r>
-        <w:rPr>
-          <w:b w:val="0"/>
-        </w:rPr>
-        <w:t>s universal speed after median2 seconds versus3 on four local fixtures. Audit scope.</w:t>
-      </w:r>
-    </w:p>
-    <w:p>
-      <w:pPr>
-        <w:pStyle w:val="Heading3"/>
-      </w:pPr>
-      <w:r>
-        <w:t>My independent procedure, result and limitation</w:t>
-      </w:r>
-    </w:p>
-    <w:p>
-      <w:r>
-        <w:t>________________________________________________________________</w:t>
-      </w:r>
-    </w:p>
-    <w:p>
-      <w:r>
-        <w:t>________________________________________________________________</w:t>
-      </w:r>
-    </w:p>
-    <w:p>
-      <w:r>
-        <w:t>________________________________________________________________</w:t>
-      </w:r>
-    </w:p>
-    <w:p>
-      <w:r>
-        <w:t>________________________________________________________________</w:t>
-      </w:r>
-    </w:p>
-    <w:p>
-      <w:r>
-        <w:t>________________________________________________________________</w:t>
-      </w:r>
-    </w:p>
-    <w:p>
-      <w:r>
-        <w:t>________________________________________________________________</w:t>
-      </w:r>
-    </w:p>
-    <w:p>
-      <w:r>
-        <w:t>________________________________________________________________</w:t>
-      </w:r>
-    </w:p>
-    <w:p>
-      <w:r>
-        <w:t>________________________________________________________________</w:t>
-      </w:r>
-    </w:p>
-    <w:p>
-      <w:pPr>
-        <w:spacing w:line="336" w:lineRule="auto" w:after="180"/>
-      </w:pPr>
-      <w:r>
-        <w:rPr>
-          <w:b w:val="0"/>
-        </w:rPr>
-        <w:t>Record support used: none, hint or teacher explanation. After feedback, a different case is needed to demonstrate independence.</w:t>
-      </w:r>
-    </w:p>
-    <w:p>
-      <w:pPr>
-        <w:pStyle w:val="Heading3"/>
-      </w:pPr>
-      <w:r>
-        <w:t>Use feedback to improve</w:t>
-      </w:r>
-    </w:p>
-    <w:p>
-      <w:pPr>
-        <w:spacing w:line="336" w:lineRule="auto" w:after="180"/>
-      </w:pPr>
-      <w:r>
-        <w:rPr>
-          <w:b w:val="0"/>
-        </w:rPr>
-        <w:t>Attempt the independent case before hints. Record whether you worked alone, used a hint or followed a model. After feedback, fix the first unsupported step and explain why it changed.</w:t>
-      </w:r>
-    </w:p>
-    <w:p>
-      <w:pPr>
-        <w:spacing w:line="336" w:lineRule="auto" w:after="180"/>
-      </w:pPr>
-      <w:r>
-        <w:rPr>
-          <w:b w:val="0"/>
-        </w:rPr>
-        <w:t>A later check uses a changed case, not a copied answer.</w:t>
-      </w:r>
-    </w:p>
-    <w:p>
-      <w:pPr>
-        <w:pStyle w:val="Heading1"/>
-      </w:pPr>
-      <w:r>
-        <w:t>15. Your lesson route</w:t>
-      </w:r>
-    </w:p>
-    <w:p>
-      <w:r>
-        <w:t>Use this map to navigate Reading a research claim, connect the goals to tasks and keep one evidence record for each attempt.</w:t>
+        <w:t>15. Reference · The earlier route checklist</w:t>
+      </w:r>
+    </w:p>
+    <w:p>
+      <w:r>
+        <w:t>Use one main route rather than repeating the lesson.</w:t>
+      </w:r>
+    </w:p>
+    <w:p>
+      <w:pPr>
+        <w:pStyle w:val="Heading2"/>
+      </w:pPr>
+      <w:r>
+        <w:t>Targets,route and first prediction</w:t>
       </w:r>
     </w:p>
     <w:p>
@@ -3324,12 +4717,117 @@
         <w:pStyle w:val="Heading1"/>
       </w:pPr>
       <w:r>
-        <w:t>16. Finish and return</w:t>
-      </w:r>
-    </w:p>
-    <w:p>
-      <w:r>
-        <w:t>Explain Reading a research claim without notes, identify a remaining question and plan a later check with a changed case.</w:t>
+        <w:t>17. Extra practice · Predict,check and repair</w:t>
+      </w:r>
+    </w:p>
+    <w:p>
+      <w:r>
+        <w:t>Keep supported feedback separate from the independent case.</w:t>
+      </w:r>
+    </w:p>
+    <w:p>
+      <w:pPr>
+        <w:pStyle w:val="Heading2"/>
+      </w:pPr>
+      <w:r>
+        <w:t>First supported question and optional hint</w:t>
+      </w:r>
+    </w:p>
+    <w:p>
+      <w:pPr>
+        <w:pStyle w:val="ListBullet"/>
+      </w:pPr>
+      <w:r>
+        <w:t>Read a claim with its denominator. A fictional paper headline says a prompt is twice as effective. Its table reports four correct cases instead of two.</w:t>
+      </w:r>
+    </w:p>
+    <w:p>
+      <w:pPr>
+        <w:pStyle w:val="Heading3"/>
+      </w:pPr>
+      <w:r>
+        <w:t>Practice 1: explain the deciding evidence</w:t>
+      </w:r>
+    </w:p>
+    <w:p>
+      <w:pPr>
+        <w:pStyle w:val="ListBullet"/>
+      </w:pPr>
+      <w:r>
+        <w:t>Which labelled step matches this detail? These ten cases support a descriptive comparison, not universal doubling.</w:t>
+      </w:r>
+    </w:p>
+    <w:p>
+      <w:pPr>
+        <w:pStyle w:val="ListBullet"/>
+      </w:pPr>
+      <w:r>
+        <w:t>1. Check claim scope</w:t>
+      </w:r>
+    </w:p>
+    <w:p>
+      <w:pPr>
+        <w:pStyle w:val="ListBullet"/>
+      </w:pPr>
+      <w:r>
+        <w:t>2. Calculate both changes</w:t>
+      </w:r>
+    </w:p>
+    <w:p>
+      <w:pPr>
+        <w:pStyle w:val="ListBullet"/>
+      </w:pPr>
+      <w:r>
+        <w:t>3. Find the measured outcome</w:t>
+      </w:r>
+    </w:p>
+    <w:p>
+      <w:pPr>
+        <w:pStyle w:val="Heading3"/>
+      </w:pPr>
+      <w:r>
+        <w:t>My selected conclusion, deciding fact and explanation</w:t>
+      </w:r>
+    </w:p>
+    <w:p>
+      <w:r>
+        <w:t>________________________________________________________________</w:t>
+      </w:r>
+    </w:p>
+    <w:p>
+      <w:r>
+        <w:t>________________________________________________________________</w:t>
+      </w:r>
+    </w:p>
+    <w:p>
+      <w:r>
+        <w:t>________________________________________________________________</w:t>
+      </w:r>
+    </w:p>
+    <w:p>
+      <w:r>
+        <w:t>________________________________________________________________</w:t>
+      </w:r>
+    </w:p>
+    <w:p>
+      <w:r>
+        <w:t>________________________________________________________________</w:t>
+      </w:r>
+    </w:p>
+    <w:p>
+      <w:pPr>
+        <w:pStyle w:val="ListBullet"/>
+      </w:pPr>
+      <w:r>
+        <w:t>Hint if needed: Read the steps in the pictorial case. Match the supplied detail to the stage that performs or records it.</w:t>
+      </w:r>
+    </w:p>
+    <w:p>
+      <w:pPr>
+        <w:pStyle w:val="Heading2"/>
+      </w:pPr>
+      <w:r>
+        <w:t>Check after the first attempt · reference / check after trying</w:t>
       </w:r>
     </w:p>
     <w:p>
@@ -3340,7 +4838,205 @@
         <w:rPr>
           <w:b w:val="0"/>
         </w:rPr>
-        <w:t xml:space="preserve">Close your notes. Explain this goal in your own words: Explain the </w:t>
+        <w:t xml:space="preserve">After your attempt, compare with the supported explanation: Check </w:t>
+      </w:r>
+      <w:r>
+        <w:rPr>
+          <w:b/>
+        </w:rPr>
+        <w:t>claim</w:t>
+      </w:r>
+      <w:r>
+        <w:rPr>
+          <w:b w:val="0"/>
+        </w:rPr>
+        <w:t xml:space="preserve"> scope These ten cases support a descriptive comparison, not universal doubling. A research </w:t>
+      </w:r>
+      <w:r>
+        <w:rPr>
+          <w:b/>
+        </w:rPr>
+        <w:t>claim</w:t>
+      </w:r>
+      <w:r>
+        <w:rPr>
+          <w:b w:val="0"/>
+        </w:rPr>
+        <w:t xml:space="preserve"> compresses a method and result.</w:t>
+      </w:r>
+    </w:p>
+    <w:p>
+      <w:pPr>
+        <w:spacing w:line="336" w:lineRule="auto" w:after="180"/>
+      </w:pPr>
+      <w:r>
+        <w:rPr>
+          <w:b w:val="0"/>
+        </w:rPr>
+        <w:t>Unpack the measured variable, denominator and comparison before accepting the headline.</w:t>
+      </w:r>
+    </w:p>
+    <w:p>
+      <w:pPr>
+        <w:pStyle w:val="Heading2"/>
+      </w:pPr>
+      <w:r>
+        <w:t>Changed-case question and optional hint</w:t>
+      </w:r>
+    </w:p>
+    <w:p>
+      <w:pPr>
+        <w:pStyle w:val="Heading3"/>
+      </w:pPr>
+      <w:r>
+        <w:t>Practice 2: explain the deciding evidence</w:t>
+      </w:r>
+    </w:p>
+    <w:p>
+      <w:pPr>
+        <w:pStyle w:val="ListBullet"/>
+      </w:pPr>
+      <w:r>
+        <w:t>Changed-case practice: The headline changes to "every learner improves twice as much". Which conclusion is supported by the supplied facts?</w:t>
+      </w:r>
+    </w:p>
+    <w:p>
+      <w:pPr>
+        <w:pStyle w:val="ListBullet"/>
+      </w:pPr>
+      <w:r>
+        <w:t>1. We can decide the result without examining the changed input or the procedure.</w:t>
+      </w:r>
+    </w:p>
+    <w:p>
+      <w:pPr>
+        <w:pStyle w:val="ListBullet"/>
+      </w:pPr>
+      <w:r>
+        <w:t>2. This one example guarantees correct results for every future input.</w:t>
+      </w:r>
+    </w:p>
+    <w:p>
+      <w:pPr>
+        <w:pStyle w:val="ListBullet"/>
+      </w:pPr>
+      <w:r>
+        <w:t>3. That learner claim is unsupported by these answer counts.</w:t>
+      </w:r>
+    </w:p>
+    <w:p>
+      <w:pPr>
+        <w:pStyle w:val="Heading3"/>
+      </w:pPr>
+      <w:r>
+        <w:t>My selected conclusion, deciding fact and explanation</w:t>
+      </w:r>
+    </w:p>
+    <w:p>
+      <w:r>
+        <w:t>________________________________________________________________</w:t>
+      </w:r>
+    </w:p>
+    <w:p>
+      <w:r>
+        <w:t>________________________________________________________________</w:t>
+      </w:r>
+    </w:p>
+    <w:p>
+      <w:r>
+        <w:t>________________________________________________________________</w:t>
+      </w:r>
+    </w:p>
+    <w:p>
+      <w:r>
+        <w:t>________________________________________________________________</w:t>
+      </w:r>
+    </w:p>
+    <w:p>
+      <w:r>
+        <w:t>________________________________________________________________</w:t>
+      </w:r>
+    </w:p>
+    <w:p>
+      <w:pPr>
+        <w:pStyle w:val="ListBullet"/>
+      </w:pPr>
+      <w:r>
+        <w:t>Hint if needed: Use the changed condition and the deciding step in the pictorial trace. The answer must say what follows from those facts.</w:t>
+      </w:r>
+    </w:p>
+    <w:p>
+      <w:pPr>
+        <w:pStyle w:val="Heading2"/>
+      </w:pPr>
+      <w:r>
+        <w:t>Check after the changed attempt · reference / check after trying</w:t>
+      </w:r>
+    </w:p>
+    <w:p>
+      <w:pPr>
+        <w:spacing w:line="336" w:lineRule="auto" w:after="180"/>
+      </w:pPr>
+      <w:r>
+        <w:rPr>
+          <w:b w:val="0"/>
+        </w:rPr>
+        <w:t xml:space="preserve">After your attempt, compare with the supported explanation: That learner </w:t>
+      </w:r>
+      <w:r>
+        <w:rPr>
+          <w:b/>
+        </w:rPr>
+        <w:t>claim</w:t>
+      </w:r>
+      <w:r>
+        <w:rPr>
+          <w:b w:val="0"/>
+        </w:rPr>
+        <w:t xml:space="preserve"> is unsupported by these answer counts. The outcome and experimental unit have changed in the wording without new </w:t>
+      </w:r>
+      <w:r>
+        <w:rPr>
+          <w:b/>
+        </w:rPr>
+        <w:t>evidence</w:t>
+      </w:r>
+      <w:r>
+        <w:rPr>
+          <w:b w:val="0"/>
+        </w:rPr>
+        <w:t>.</w:t>
+      </w:r>
+    </w:p>
+    <w:p>
+      <w:pPr>
+        <w:pStyle w:val="Heading2"/>
+      </w:pPr>
+      <w:r>
+        <w:t>Repair and retain the record</w:t>
+      </w:r>
+    </w:p>
+    <w:p>
+      <w:pPr>
+        <w:spacing w:line="336" w:lineRule="auto" w:after="180"/>
+      </w:pPr>
+      <w:r>
+        <w:rPr>
+          <w:b w:val="0"/>
+        </w:rPr>
+        <w:t xml:space="preserve">Review A question that </w:t>
+      </w:r>
+      <w:r>
+        <w:rPr>
+          <w:b/>
+        </w:rPr>
+        <w:t>evidence</w:t>
+      </w:r>
+      <w:r>
+        <w:rPr>
+          <w:b w:val="0"/>
+        </w:rPr>
+        <w:t xml:space="preserve"> can answer (ai-7/1). Goal: Explain the </w:t>
       </w:r>
       <w:r>
         <w:rPr>
@@ -3352,92 +5048,7 @@
         <w:rPr>
           <w:b w:val="0"/>
         </w:rPr>
-        <w:t xml:space="preserve"> and terminology of reading a research </w:t>
-      </w:r>
-      <w:r>
-        <w:rPr>
-          <w:b/>
-        </w:rPr>
-        <w:t>claim</w:t>
-      </w:r>
-    </w:p>
-    <w:p>
-      <w:pPr>
-        <w:pStyle w:val="Heading3"/>
-      </w:pPr>
-      <w:r>
-        <w:t>My deciding step, evidence and one remaining question</w:t>
-      </w:r>
-    </w:p>
-    <w:p>
-      <w:r>
-        <w:t>________________________________________________________________</w:t>
-      </w:r>
-    </w:p>
-    <w:p>
-      <w:r>
-        <w:t>________________________________________________________________</w:t>
-      </w:r>
-    </w:p>
-    <w:p>
-      <w:r>
-        <w:t>________________________________________________________________</w:t>
-      </w:r>
-    </w:p>
-    <w:p>
-      <w:r>
-        <w:t>________________________________________________________________</w:t>
-      </w:r>
-    </w:p>
-    <w:p>
-      <w:r>
-        <w:t>________________________________________________________________</w:t>
-      </w:r>
-    </w:p>
-    <w:p>
-      <w:pPr>
-        <w:spacing w:line="336" w:lineRule="auto" w:after="180"/>
-      </w:pPr>
-      <w:r>
-        <w:rPr>
-          <w:b w:val="0"/>
-        </w:rPr>
-        <w:t xml:space="preserve">If you are unsure, return to the worked picture and explain one arrow. If you are ready, change an </w:t>
-      </w:r>
-      <w:r>
-        <w:rPr>
-          <w:b/>
-        </w:rPr>
-        <w:t>input</w:t>
-      </w:r>
-      <w:r>
-        <w:rPr>
-          <w:b w:val="0"/>
-        </w:rPr>
-        <w:t xml:space="preserve"> or assumption and justify your </w:t>
-      </w:r>
-      <w:r>
-        <w:rPr>
-          <w:b/>
-        </w:rPr>
-        <w:t>prediction</w:t>
-      </w:r>
-      <w:r>
-        <w:rPr>
-          <w:b w:val="0"/>
-        </w:rPr>
-        <w:t>.</w:t>
-      </w:r>
-    </w:p>
-    <w:p>
-      <w:pPr>
-        <w:spacing w:line="336" w:lineRule="auto" w:after="180"/>
-      </w:pPr>
-      <w:r>
-        <w:rPr>
-          <w:b w:val="0"/>
-        </w:rPr>
-        <w:t xml:space="preserve">Save your workbook </w:t>
+        <w:t xml:space="preserve"> and terminology of a question that </w:t>
       </w:r>
       <w:r>
         <w:rPr>
@@ -3449,20 +5060,60 @@
         <w:rPr>
           <w:b w:val="0"/>
         </w:rPr>
-        <w:t>. At the next review, try a different case before opening your old answer.</w:t>
-      </w:r>
-    </w:p>
-    <w:p>
-      <w:pPr>
-        <w:pStyle w:val="Heading1"/>
-      </w:pPr>
-      <w:r>
-        <w:t>17. Supported practice, repair and portfolio</w:t>
-      </w:r>
-    </w:p>
-    <w:p>
-      <w:r>
-        <w:t>Attempt supported questions before using hints or feedback. Review a missing building block, then keep the completed work.</w:t>
+        <w:t xml:space="preserve"> can answer. Short practice: Which proposed diagram question has a measurable outcome?</w:t>
+      </w:r>
+    </w:p>
+    <w:p>
+      <w:pPr>
+        <w:spacing w:line="336" w:lineRule="auto" w:after="180"/>
+      </w:pPr>
+      <w:r>
+        <w:rPr>
+          <w:b w:val="0"/>
+        </w:rPr>
+        <w:t>Name its versions, six-case denominator and fixed scoring, then explain why giving only B easier tasks spoils the comparison.. Return to this week and explain what you changed.</w:t>
+      </w:r>
+    </w:p>
+    <w:p>
+      <w:pPr>
+        <w:spacing w:line="336" w:lineRule="auto" w:after="180"/>
+      </w:pPr>
+      <w:r>
+        <w:rPr>
+          <w:b w:val="0"/>
+        </w:rPr>
+        <w:t xml:space="preserve">Use Download completed work in the hosted lesson to export your answers, reflections, practice feedback and code-run </w:t>
+      </w:r>
+      <w:r>
+        <w:rPr>
+          <w:b/>
+        </w:rPr>
+        <w:t>evidence</w:t>
+      </w:r>
+      <w:r>
+        <w:rPr>
+          <w:b w:val="0"/>
+        </w:rPr>
+        <w:t>. Open the HTML copy to read or print it.</w:t>
+      </w:r>
+    </w:p>
+    <w:p>
+      <w:pPr>
+        <w:spacing w:line="336" w:lineRule="auto" w:after="180"/>
+      </w:pPr>
+      <w:r>
+        <w:rPr>
+          <w:b w:val="0"/>
+        </w:rPr>
+        <w:t>Drafts stay in this browser when storage is available; clear drafts on a shared device.</w:t>
+      </w:r>
+    </w:p>
+    <w:p>
+      <w:pPr>
+        <w:pStyle w:val="Heading2"/>
+      </w:pPr>
+      <w:r>
+        <w:t>Earlier wording, alternatives and picture transcripts · reference / check after trying</w:t>
       </w:r>
     </w:p>
     <w:p>
@@ -3478,92 +5129,10 @@
     </w:p>
     <w:p>
       <w:pPr>
-        <w:spacing w:line="336" w:lineRule="auto" w:after="180"/>
-      </w:pPr>
-      <w:r>
-        <w:rPr>
-          <w:b w:val="0"/>
-        </w:rPr>
-        <w:t xml:space="preserve">Read a </w:t>
-      </w:r>
-      <w:r>
-        <w:rPr>
-          <w:b/>
-        </w:rPr>
-        <w:t>claim</w:t>
-      </w:r>
-      <w:r>
-        <w:rPr>
-          <w:b w:val="0"/>
-        </w:rPr>
-        <w:t xml:space="preserve"> with its denominator. A fictional paper headline says a prompt is twice as effective. Its table reports four correct cases instead of two.</w:t>
-      </w:r>
-    </w:p>
-    <w:p>
-      <w:pPr>
         <w:pStyle w:val="Heading3"/>
       </w:pPr>
       <w:r>
-        <w:t>Practice 1: explain the deciding evidence</w:t>
-      </w:r>
-    </w:p>
-    <w:p>
-      <w:pPr>
-        <w:spacing w:line="336" w:lineRule="auto" w:after="180"/>
-      </w:pPr>
-      <w:r>
-        <w:rPr>
-          <w:b w:val="0"/>
-        </w:rPr>
-        <w:t>Which labelled step matches this detail? These ten cases support a descriptive comparison, not universal doubling.</w:t>
-      </w:r>
-    </w:p>
-    <w:p>
-      <w:pPr>
-        <w:spacing w:line="336" w:lineRule="auto" w:after="180"/>
-        <w:shd w:fill="F4F9FC"/>
-      </w:pPr>
-      <w:r>
-        <w:rPr>
-          <w:b w:val="0"/>
-        </w:rPr>
-        <w:t xml:space="preserve">1. Check </w:t>
-      </w:r>
-      <w:r>
-        <w:rPr>
-          <w:b/>
-        </w:rPr>
-        <w:t>claim</w:t>
-      </w:r>
-      <w:r>
-        <w:rPr>
-          <w:b w:val="0"/>
-        </w:rPr>
-        <w:t xml:space="preserve"> scope</w:t>
-      </w:r>
-    </w:p>
-    <w:p>
-      <w:pPr>
-        <w:spacing w:line="336" w:lineRule="auto" w:after="180"/>
-        <w:shd w:fill="F4F9FC"/>
-      </w:pPr>
-      <w:r>
-        <w:rPr>
-          <w:b w:val="0"/>
-        </w:rPr>
-        <w:t>2. Calculate both changes</w:t>
-      </w:r>
-    </w:p>
-    <w:p>
-      <w:pPr>
-        <w:spacing w:line="336" w:lineRule="auto" w:after="180"/>
-        <w:shd w:fill="F4F9FC"/>
-      </w:pPr>
-      <w:r>
-        <w:rPr>
-          <w:b w:val="0"/>
-        </w:rPr>
-        <w:t>3. Find the measured outcome</w:t>
+        <w:t>Repair a missing building block</w:t>
       </w:r>
     </w:p>
     <w:p>
@@ -3571,431 +5140,25 @@
         <w:pStyle w:val="Heading3"/>
       </w:pPr>
       <w:r>
-        <w:t>My selected conclusion, deciding fact and explanation</w:t>
-      </w:r>
-    </w:p>
-    <w:p>
-      <w:r>
-        <w:t>________________________________________________________________</w:t>
-      </w:r>
-    </w:p>
-    <w:p>
-      <w:r>
-        <w:t>________________________________________________________________</w:t>
-      </w:r>
-    </w:p>
-    <w:p>
-      <w:r>
-        <w:t>________________________________________________________________</w:t>
-      </w:r>
-    </w:p>
-    <w:p>
-      <w:r>
-        <w:t>________________________________________________________________</w:t>
-      </w:r>
-    </w:p>
-    <w:p>
-      <w:r>
-        <w:t>________________________________________________________________</w:t>
-      </w:r>
-    </w:p>
-    <w:p>
-      <w:pPr>
-        <w:pStyle w:val="Heading3"/>
-      </w:pPr>
-      <w:r>
-        <w:t>Hint · try first</w:t>
-      </w:r>
-    </w:p>
-    <w:p>
-      <w:pPr>
-        <w:spacing w:line="336" w:lineRule="auto" w:after="180"/>
-        <w:shd w:fill="F1F6F8"/>
-      </w:pPr>
-      <w:r>
-        <w:rPr>
-          <w:b w:val="0"/>
-        </w:rPr>
-        <w:t>Hint if needed: Read the steps in the pictorial case. Match the supplied detail to the stage that performs or records it.</w:t>
-      </w:r>
-    </w:p>
-    <w:p>
-      <w:pPr>
-        <w:pStyle w:val="Heading3"/>
-      </w:pPr>
-      <w:r>
-        <w:t>Feedback · compare after trying</w:t>
-      </w:r>
-    </w:p>
-    <w:p>
-      <w:pPr>
-        <w:spacing w:line="336" w:lineRule="auto" w:after="180"/>
-        <w:shd w:fill="F1F6FC"/>
-      </w:pPr>
-      <w:r>
-        <w:rPr>
-          <w:b w:val="0"/>
-        </w:rPr>
-        <w:t xml:space="preserve">After your attempt, compare with the supported explanation: Check </w:t>
-      </w:r>
-      <w:r>
-        <w:rPr>
-          <w:b/>
-        </w:rPr>
-        <w:t>claim</w:t>
-      </w:r>
-      <w:r>
-        <w:rPr>
-          <w:b w:val="0"/>
-        </w:rPr>
-        <w:t xml:space="preserve"> scope These ten cases support a descriptive comparison, not universal doubling. A research </w:t>
-      </w:r>
-      <w:r>
-        <w:rPr>
-          <w:b/>
-        </w:rPr>
-        <w:t>claim</w:t>
-      </w:r>
-      <w:r>
-        <w:rPr>
-          <w:b w:val="0"/>
-        </w:rPr>
-        <w:t xml:space="preserve"> compresses a method and result.</w:t>
-      </w:r>
-    </w:p>
-    <w:p>
-      <w:pPr>
-        <w:spacing w:line="336" w:lineRule="auto" w:after="180"/>
-        <w:shd w:fill="F1F6FC"/>
-      </w:pPr>
-      <w:r>
-        <w:rPr>
-          <w:b w:val="0"/>
-        </w:rPr>
-        <w:t>Unpack the measured variable, denominator and comparison before accepting the headline.</w:t>
-      </w:r>
-    </w:p>
-    <w:p>
-      <w:pPr>
-        <w:pStyle w:val="Heading3"/>
-      </w:pPr>
-      <w:r>
-        <w:t>Practice 2: explain the deciding evidence</w:t>
-      </w:r>
-    </w:p>
-    <w:p>
-      <w:pPr>
-        <w:pStyle w:val="Heading3"/>
-      </w:pPr>
-      <w:r>
-        <w:t>Changed case · predict first</w:t>
-      </w:r>
-    </w:p>
-    <w:p>
-      <w:pPr>
-        <w:spacing w:line="336" w:lineRule="auto" w:after="180"/>
-        <w:shd w:fill="F5F1FB"/>
-      </w:pPr>
-      <w:r>
-        <w:rPr>
-          <w:b w:val="0"/>
-        </w:rPr>
-        <w:t>Changed-case practice: The headline changes to "every learner improves twice as much". Which conclusion is supported by the supplied facts?</w:t>
-      </w:r>
-    </w:p>
-    <w:p>
-      <w:pPr>
-        <w:spacing w:line="336" w:lineRule="auto" w:after="180"/>
-        <w:shd w:fill="F4F9FC"/>
-      </w:pPr>
-      <w:r>
-        <w:rPr>
-          <w:b w:val="0"/>
-        </w:rPr>
-        <w:t xml:space="preserve">1. We can decide the result without examining the changed </w:t>
-      </w:r>
-      <w:r>
-        <w:rPr>
-          <w:b/>
-        </w:rPr>
-        <w:t>input</w:t>
-      </w:r>
-      <w:r>
-        <w:rPr>
-          <w:b w:val="0"/>
-        </w:rPr>
-        <w:t xml:space="preserve"> or the procedure.</w:t>
-      </w:r>
-    </w:p>
-    <w:p>
-      <w:pPr>
-        <w:spacing w:line="336" w:lineRule="auto" w:after="180"/>
-        <w:shd w:fill="F4F9FC"/>
-      </w:pPr>
-      <w:r>
-        <w:rPr>
-          <w:b w:val="0"/>
-        </w:rPr>
-        <w:t xml:space="preserve">2. This one example guarantees correct results for every future </w:t>
-      </w:r>
-      <w:r>
-        <w:rPr>
-          <w:b/>
-        </w:rPr>
-        <w:t>input</w:t>
-      </w:r>
-      <w:r>
-        <w:rPr>
-          <w:b w:val="0"/>
-        </w:rPr>
-        <w:t>.</w:t>
-      </w:r>
-    </w:p>
-    <w:p>
-      <w:pPr>
-        <w:spacing w:line="336" w:lineRule="auto" w:after="180"/>
-        <w:shd w:fill="F4F9FC"/>
-      </w:pPr>
-      <w:r>
-        <w:rPr>
-          <w:b w:val="0"/>
-        </w:rPr>
-        <w:t xml:space="preserve">3. That learner </w:t>
-      </w:r>
-      <w:r>
-        <w:rPr>
-          <w:b/>
-        </w:rPr>
-        <w:t>claim</w:t>
-      </w:r>
-      <w:r>
-        <w:rPr>
-          <w:b w:val="0"/>
-        </w:rPr>
-        <w:t xml:space="preserve"> is unsupported by these answer counts.</w:t>
-      </w:r>
-    </w:p>
-    <w:p>
-      <w:pPr>
-        <w:pStyle w:val="Heading3"/>
-      </w:pPr>
-      <w:r>
-        <w:t>My selected conclusion, deciding fact and explanation</w:t>
-      </w:r>
-    </w:p>
-    <w:p>
-      <w:r>
-        <w:t>________________________________________________________________</w:t>
-      </w:r>
-    </w:p>
-    <w:p>
-      <w:r>
-        <w:t>________________________________________________________________</w:t>
-      </w:r>
-    </w:p>
-    <w:p>
-      <w:r>
-        <w:t>________________________________________________________________</w:t>
-      </w:r>
-    </w:p>
-    <w:p>
-      <w:r>
-        <w:t>________________________________________________________________</w:t>
-      </w:r>
-    </w:p>
-    <w:p>
-      <w:r>
-        <w:t>________________________________________________________________</w:t>
-      </w:r>
-    </w:p>
-    <w:p>
-      <w:pPr>
-        <w:pStyle w:val="Heading3"/>
-      </w:pPr>
-      <w:r>
-        <w:t>Hint · try first</w:t>
-      </w:r>
-    </w:p>
-    <w:p>
-      <w:pPr>
-        <w:spacing w:line="336" w:lineRule="auto" w:after="180"/>
-        <w:shd w:fill="F1F6F8"/>
-      </w:pPr>
-      <w:r>
-        <w:rPr>
-          <w:b w:val="0"/>
-        </w:rPr>
-        <w:t>Hint if needed: Use the changed condition and the deciding step in the pictorial trace. The answer must say what follows from those facts.</w:t>
-      </w:r>
-    </w:p>
-    <w:p>
-      <w:pPr>
-        <w:pStyle w:val="Heading3"/>
-      </w:pPr>
-      <w:r>
-        <w:t>Feedback · compare after trying</w:t>
-      </w:r>
-    </w:p>
-    <w:p>
-      <w:pPr>
-        <w:spacing w:line="336" w:lineRule="auto" w:after="180"/>
-        <w:shd w:fill="F1F6FC"/>
-      </w:pPr>
-      <w:r>
-        <w:rPr>
-          <w:b w:val="0"/>
-        </w:rPr>
-        <w:t xml:space="preserve">After your attempt, compare with the supported explanation: That learner </w:t>
-      </w:r>
-      <w:r>
-        <w:rPr>
-          <w:b/>
-        </w:rPr>
-        <w:t>claim</w:t>
-      </w:r>
-      <w:r>
-        <w:rPr>
-          <w:b w:val="0"/>
-        </w:rPr>
-        <w:t xml:space="preserve"> is unsupported by these answer counts. The outcome and experimental unit have changed in the wording without new </w:t>
-      </w:r>
-      <w:r>
-        <w:rPr>
-          <w:b/>
-        </w:rPr>
-        <w:t>evidence</w:t>
-      </w:r>
-      <w:r>
-        <w:rPr>
-          <w:b w:val="0"/>
-        </w:rPr>
-        <w:t>.</w:t>
-      </w:r>
-    </w:p>
-    <w:p>
-      <w:pPr>
-        <w:pStyle w:val="Heading3"/>
-      </w:pPr>
-      <w:r>
-        <w:t>Repair a missing building block</w:t>
-      </w:r>
-    </w:p>
-    <w:p>
-      <w:pPr>
-        <w:spacing w:line="336" w:lineRule="auto" w:after="180"/>
-      </w:pPr>
-      <w:r>
-        <w:rPr>
-          <w:b w:val="0"/>
-        </w:rPr>
-        <w:t xml:space="preserve">Review A question that </w:t>
-      </w:r>
-      <w:r>
-        <w:rPr>
-          <w:b/>
-        </w:rPr>
-        <w:t>evidence</w:t>
-      </w:r>
-      <w:r>
-        <w:rPr>
-          <w:b w:val="0"/>
-        </w:rPr>
-        <w:t xml:space="preserve"> can answer (ai-7/1). Goal: Explain the </w:t>
-      </w:r>
-      <w:r>
-        <w:rPr>
-          <w:b/>
-        </w:rPr>
-        <w:t>mechanism</w:t>
-      </w:r>
-      <w:r>
-        <w:rPr>
-          <w:b w:val="0"/>
-        </w:rPr>
-        <w:t xml:space="preserve"> and terminology of a question that </w:t>
-      </w:r>
-      <w:r>
-        <w:rPr>
-          <w:b/>
-        </w:rPr>
-        <w:t>evidence</w:t>
-      </w:r>
-      <w:r>
-        <w:rPr>
-          <w:b w:val="0"/>
-        </w:rPr>
-        <w:t xml:space="preserve"> can answer. Short practice: Which proposed diagram question has a measurable outcome?</w:t>
-      </w:r>
-    </w:p>
-    <w:p>
-      <w:pPr>
-        <w:spacing w:line="336" w:lineRule="auto" w:after="180"/>
-      </w:pPr>
-      <w:r>
-        <w:rPr>
-          <w:b w:val="0"/>
-        </w:rPr>
-        <w:t>Name its versions, six-case denominator and fixed scoring, then explain why giving only B easier tasks spoils the comparison.. Return to this week and explain what you changed.</w:t>
-      </w:r>
-    </w:p>
-    <w:p>
-      <w:pPr>
-        <w:pStyle w:val="Heading3"/>
-      </w:pPr>
-      <w:r>
         <w:t>Keep your completed work</w:t>
       </w:r>
     </w:p>
     <w:p>
       <w:pPr>
-        <w:spacing w:line="336" w:lineRule="auto" w:after="180"/>
-      </w:pPr>
-      <w:r>
-        <w:rPr>
-          <w:b w:val="0"/>
-        </w:rPr>
-        <w:t xml:space="preserve">Use Download completed work in the hosted lesson to export your answers, reflections, practice feedback and code-run </w:t>
-      </w:r>
-      <w:r>
-        <w:rPr>
-          <w:b/>
-        </w:rPr>
-        <w:t>evidence</w:t>
-      </w:r>
-      <w:r>
-        <w:rPr>
-          <w:b w:val="0"/>
-        </w:rPr>
-        <w:t>. Open the HTML copy to read or print it.</w:t>
-      </w:r>
-    </w:p>
-    <w:p>
-      <w:pPr>
-        <w:spacing w:line="336" w:lineRule="auto" w:after="180"/>
-      </w:pPr>
-      <w:r>
-        <w:rPr>
-          <w:b w:val="0"/>
-        </w:rPr>
-        <w:t>Drafts stay in this browser when storage is available; clear drafts on a shared device.</w:t>
-      </w:r>
-    </w:p>
-    <w:p>
-      <w:pPr>
         <w:pStyle w:val="Heading1"/>
       </w:pPr>
       <w:r>
-        <w:t>18. Visual concept journey</w:t>
-      </w:r>
-    </w:p>
-    <w:p>
-      <w:r>
-        <w:t>Explain each Reading a research claim graphic using its labels, deciding evidence and relevant limitation.</w:t>
-      </w:r>
-    </w:p>
-    <w:p>
-      <w:pPr>
-        <w:pStyle w:val="Heading3"/>
+        <w:t>18. Reference · Six-picture concept journey</w:t>
+      </w:r>
+    </w:p>
+    <w:p>
+      <w:r>
+        <w:t>Choose the picture that supports the current explanation.</w:t>
+      </w:r>
+    </w:p>
+    <w:p>
+      <w:pPr>
+        <w:pStyle w:val="Heading2"/>
       </w:pPr>
       <w:r>
         <w:t>01. Reading a research claim: the case</w:t>
@@ -4006,7 +5169,7 @@
         <w:drawing>
           <wp:inline xmlns:a="http://schemas.openxmlformats.org/drawingml/2006/main" xmlns:pic="http://schemas.openxmlformats.org/drawingml/2006/picture">
             <wp:extent cx="5486400" cy="2834640"/>
-            <wp:docPr id="3" name="Picture 3" descr="Read a claim with its denominator. A fictional paper headline says a prompt is twice as effective. Its table reports four correct cases instead of two. Supplied facts: Baseline: 2/10 correct. New prompt: 4/10 on the same ten cases. Scoring is fixed."/>
+            <wp:docPr id="5" name="Picture 5" descr="Read a claim with its denominator. A fictional paper headline says a prompt is twice as effective. Its table reports four correct cases instead of two. Supplied facts: Baseline: 2/10 correct. New prompt: 4/10 on the same ten cases. Scoring is fixed."/>
             <wp:cNvGraphicFramePr>
               <a:graphicFrameLocks noChangeAspect="1"/>
             </wp:cNvGraphicFramePr>
@@ -4015,187 +5178,6 @@
                 <pic:pic>
                   <pic:nvPicPr>
                     <pic:cNvPr id="0" name="academy-story-ai-7-2-01.png"/>
-                    <pic:cNvPicPr/>
-                  </pic:nvPicPr>
-                  <pic:blipFill>
-                    <a:blip r:embed="rId11"/>
-                    <a:stretch>
-                      <a:fillRect/>
-                    </a:stretch>
-                  </pic:blipFill>
-                  <pic:spPr>
-                    <a:xfrm>
-                      <a:off x="0" y="0"/>
-                      <a:ext cx="5486400" cy="2834640"/>
-                    </a:xfrm>
-                    <a:prstGeom prst="rect"/>
-                  </pic:spPr>
-                </pic:pic>
-              </a:graphicData>
-            </a:graphic>
-          </wp:inline>
-        </w:drawing>
-      </w:r>
-    </w:p>
-    <w:p>
-      <w:pPr>
-        <w:spacing w:line="336" w:lineRule="auto" w:after="180"/>
-      </w:pPr>
-      <w:r>
-        <w:rPr>
-          <w:b w:val="0"/>
-        </w:rPr>
-        <w:t xml:space="preserve">Read a </w:t>
-      </w:r>
-      <w:r>
-        <w:rPr>
-          <w:b/>
-        </w:rPr>
-        <w:t>claim</w:t>
-      </w:r>
-      <w:r>
-        <w:rPr>
-          <w:b w:val="0"/>
-        </w:rPr>
-        <w:t xml:space="preserve"> with its denominator. A fictional paper headline says a prompt is twice as effective. Its table reports four correct cases instead of two. Supplied facts: Baseline: 2/10 correct.</w:t>
-      </w:r>
-    </w:p>
-    <w:p>
-      <w:pPr>
-        <w:spacing w:line="336" w:lineRule="auto" w:after="180"/>
-      </w:pPr>
-      <w:r>
-        <w:rPr>
-          <w:b w:val="0"/>
-        </w:rPr>
-        <w:t>New prompt: 4/10 on the same ten cases. Scoring is fixed.</w:t>
-      </w:r>
-    </w:p>
-    <w:p>
-      <w:pPr>
-        <w:spacing w:line="336" w:lineRule="auto" w:after="180"/>
-        <w:shd w:fill="F5F1FB"/>
-      </w:pPr>
-      <w:r>
-        <w:rPr>
-          <w:b w:val="0"/>
-        </w:rPr>
-        <w:t>Point to the given fact that matters most. Explain why it matters.</w:t>
-      </w:r>
-    </w:p>
-    <w:p>
-      <w:pPr>
-        <w:pStyle w:val="Heading3"/>
-      </w:pPr>
-      <w:r>
-        <w:t>02. Follow the deciding steps</w:t>
-      </w:r>
-    </w:p>
-    <w:p>
-      <w:r>
-        <w:drawing>
-          <wp:inline xmlns:a="http://schemas.openxmlformats.org/drawingml/2006/main" xmlns:pic="http://schemas.openxmlformats.org/drawingml/2006/picture">
-            <wp:extent cx="5486400" cy="3182112"/>
-            <wp:docPr id="4" name="Picture 4" descr="Find the measured outcome: The table counts correct answers, not learning or satisfaction. → Calculate both changes: 20%→40% is twice the rate and a 20-percentage-point increase. → Check claim scope: These ten cases support a descriptive comparison, not universal doubling."/>
-            <wp:cNvGraphicFramePr>
-              <a:graphicFrameLocks noChangeAspect="1"/>
-            </wp:cNvGraphicFramePr>
-            <a:graphic>
-              <a:graphicData uri="http://schemas.openxmlformats.org/drawingml/2006/picture">
-                <pic:pic>
-                  <pic:nvPicPr>
-                    <pic:cNvPr id="0" name="academy-story-ai-7-2-02.png"/>
-                    <pic:cNvPicPr/>
-                  </pic:nvPicPr>
-                  <pic:blipFill>
-                    <a:blip r:embed="rId12"/>
-                    <a:stretch>
-                      <a:fillRect/>
-                    </a:stretch>
-                  </pic:blipFill>
-                  <pic:spPr>
-                    <a:xfrm>
-                      <a:off x="0" y="0"/>
-                      <a:ext cx="5486400" cy="3182112"/>
-                    </a:xfrm>
-                    <a:prstGeom prst="rect"/>
-                  </pic:spPr>
-                </pic:pic>
-              </a:graphicData>
-            </a:graphic>
-          </wp:inline>
-        </w:drawing>
-      </w:r>
-    </w:p>
-    <w:p>
-      <w:pPr>
-        <w:spacing w:line="336" w:lineRule="auto" w:after="180"/>
-      </w:pPr>
-      <w:r>
-        <w:rPr>
-          <w:b w:val="0"/>
-        </w:rPr>
-        <w:t xml:space="preserve">Find the measured outcome: The table counts correct answers, not learning or satisfaction. → Calculate both changes: 20%→40% is twice the rate and a 20-percentage-point increase. → Check </w:t>
-      </w:r>
-      <w:r>
-        <w:rPr>
-          <w:b/>
-        </w:rPr>
-        <w:t>claim</w:t>
-      </w:r>
-      <w:r>
-        <w:rPr>
-          <w:b w:val="0"/>
-        </w:rPr>
-        <w:t xml:space="preserve"> scope: These ten cases support a descriptive comparison, not universal doubling.</w:t>
-      </w:r>
-    </w:p>
-    <w:p>
-      <w:pPr>
-        <w:spacing w:line="336" w:lineRule="auto" w:after="180"/>
-        <w:shd w:fill="F5F1FB"/>
-      </w:pPr>
-      <w:r>
-        <w:rPr>
-          <w:b w:val="0"/>
-        </w:rPr>
-        <w:t xml:space="preserve">Point to each numbered stage and explain which recorded </w:t>
-      </w:r>
-      <w:r>
-        <w:rPr>
-          <w:b/>
-        </w:rPr>
-        <w:t>input</w:t>
-      </w:r>
-      <w:r>
-        <w:rPr>
-          <w:b w:val="0"/>
-        </w:rPr>
-        <w:t xml:space="preserve"> it uses.</w:t>
-      </w:r>
-    </w:p>
-    <w:p>
-      <w:pPr>
-        <w:pStyle w:val="Heading3"/>
-      </w:pPr>
-      <w:r>
-        <w:t>03. Correctness on ten shared cases</w:t>
-      </w:r>
-    </w:p>
-    <w:p>
-      <w:r>
-        <w:drawing>
-          <wp:inline xmlns:a="http://schemas.openxmlformats.org/drawingml/2006/main" xmlns:pic="http://schemas.openxmlformats.org/drawingml/2006/picture">
-            <wp:extent cx="5486400" cy="2834640"/>
-            <wp:docPr id="5" name="Picture 5" descr="Correctness on ten shared cases. Units: correct answers out of 10. Baseline: 2. New prompt: 4."/>
-            <wp:cNvGraphicFramePr>
-              <a:graphicFrameLocks noChangeAspect="1"/>
-            </wp:cNvGraphicFramePr>
-            <a:graphic>
-              <a:graphicData uri="http://schemas.openxmlformats.org/drawingml/2006/picture">
-                <pic:pic>
-                  <pic:nvPicPr>
-                    <pic:cNvPr id="0" name="academy-story-ai-7-2-03.png"/>
                     <pic:cNvPicPr/>
                   </pic:nvPicPr>
                   <pic:blipFill>
@@ -4226,13 +5208,191 @@
         <w:rPr>
           <w:b w:val="0"/>
         </w:rPr>
+        <w:t xml:space="preserve">Read a </w:t>
+      </w:r>
+      <w:r>
+        <w:rPr>
+          <w:b/>
+        </w:rPr>
+        <w:t>claim</w:t>
+      </w:r>
+      <w:r>
+        <w:rPr>
+          <w:b w:val="0"/>
+        </w:rPr>
+        <w:t xml:space="preserve"> with its denominator. A fictional paper headline says a prompt is twice as effective. Its table reports four correct cases instead of two. Supplied facts: Baseline: 2/10 correct.</w:t>
+      </w:r>
+    </w:p>
+    <w:p>
+      <w:pPr>
+        <w:spacing w:line="336" w:lineRule="auto" w:after="180"/>
+      </w:pPr>
+      <w:r>
+        <w:rPr>
+          <w:b w:val="0"/>
+        </w:rPr>
+        <w:t>New prompt: 4/10 on the same ten cases. Scoring is fixed.</w:t>
+      </w:r>
+    </w:p>
+    <w:p>
+      <w:pPr>
+        <w:spacing w:line="336" w:lineRule="auto" w:after="180"/>
+      </w:pPr>
+      <w:r>
+        <w:rPr>
+          <w:b w:val="0"/>
+        </w:rPr>
+        <w:t>Point to the given fact that matters most. Explain why it matters.</w:t>
+      </w:r>
+    </w:p>
+    <w:p>
+      <w:pPr>
+        <w:pStyle w:val="Heading2"/>
+      </w:pPr>
+      <w:r>
+        <w:t>02. Follow the deciding steps</w:t>
+      </w:r>
+    </w:p>
+    <w:p>
+      <w:r>
+        <w:drawing>
+          <wp:inline xmlns:a="http://schemas.openxmlformats.org/drawingml/2006/main" xmlns:pic="http://schemas.openxmlformats.org/drawingml/2006/picture">
+            <wp:extent cx="5486400" cy="3182112"/>
+            <wp:docPr id="6" name="Picture 6" descr="Find the measured outcome: The table counts correct answers, not learning or satisfaction. → Calculate both changes: 20%→40% is twice the rate and a 20-percentage-point increase. → Check claim scope: These ten cases support a descriptive comparison, not universal doubling."/>
+            <wp:cNvGraphicFramePr>
+              <a:graphicFrameLocks noChangeAspect="1"/>
+            </wp:cNvGraphicFramePr>
+            <a:graphic>
+              <a:graphicData uri="http://schemas.openxmlformats.org/drawingml/2006/picture">
+                <pic:pic>
+                  <pic:nvPicPr>
+                    <pic:cNvPr id="0" name="academy-story-ai-7-2-02.png"/>
+                    <pic:cNvPicPr/>
+                  </pic:nvPicPr>
+                  <pic:blipFill>
+                    <a:blip r:embed="rId9"/>
+                    <a:stretch>
+                      <a:fillRect/>
+                    </a:stretch>
+                  </pic:blipFill>
+                  <pic:spPr>
+                    <a:xfrm>
+                      <a:off x="0" y="0"/>
+                      <a:ext cx="5486400" cy="3182112"/>
+                    </a:xfrm>
+                    <a:prstGeom prst="rect"/>
+                  </pic:spPr>
+                </pic:pic>
+              </a:graphicData>
+            </a:graphic>
+          </wp:inline>
+        </w:drawing>
+      </w:r>
+    </w:p>
+    <w:p>
+      <w:pPr>
+        <w:spacing w:line="336" w:lineRule="auto" w:after="180"/>
+      </w:pPr>
+      <w:r>
+        <w:rPr>
+          <w:b w:val="0"/>
+        </w:rPr>
+        <w:t xml:space="preserve">Find the measured outcome: The table counts correct answers, not learning or satisfaction. → Calculate both changes: 20%→40% is twice the rate and a 20-percentage-point increase. → Check </w:t>
+      </w:r>
+      <w:r>
+        <w:rPr>
+          <w:b/>
+        </w:rPr>
+        <w:t>claim</w:t>
+      </w:r>
+      <w:r>
+        <w:rPr>
+          <w:b w:val="0"/>
+        </w:rPr>
+        <w:t xml:space="preserve"> scope: These ten cases support a descriptive comparison, not universal doubling.</w:t>
+      </w:r>
+    </w:p>
+    <w:p>
+      <w:pPr>
+        <w:spacing w:line="336" w:lineRule="auto" w:after="180"/>
+      </w:pPr>
+      <w:r>
+        <w:rPr>
+          <w:b w:val="0"/>
+        </w:rPr>
+        <w:t xml:space="preserve">Point to each numbered stage and explain which recorded </w:t>
+      </w:r>
+      <w:r>
+        <w:rPr>
+          <w:b/>
+        </w:rPr>
+        <w:t>input</w:t>
+      </w:r>
+      <w:r>
+        <w:rPr>
+          <w:b w:val="0"/>
+        </w:rPr>
+        <w:t xml:space="preserve"> it uses.</w:t>
+      </w:r>
+    </w:p>
+    <w:p>
+      <w:pPr>
+        <w:pStyle w:val="Heading2"/>
+      </w:pPr>
+      <w:r>
+        <w:t>03. Correctness on ten shared cases</w:t>
+      </w:r>
+    </w:p>
+    <w:p>
+      <w:r>
+        <w:drawing>
+          <wp:inline xmlns:a="http://schemas.openxmlformats.org/drawingml/2006/main" xmlns:pic="http://schemas.openxmlformats.org/drawingml/2006/picture">
+            <wp:extent cx="5486400" cy="2834640"/>
+            <wp:docPr id="7" name="Picture 7" descr="Correctness on ten shared cases. Units: correct answers out of 10. Baseline: 2. New prompt: 4."/>
+            <wp:cNvGraphicFramePr>
+              <a:graphicFrameLocks noChangeAspect="1"/>
+            </wp:cNvGraphicFramePr>
+            <a:graphic>
+              <a:graphicData uri="http://schemas.openxmlformats.org/drawingml/2006/picture">
+                <pic:pic>
+                  <pic:nvPicPr>
+                    <pic:cNvPr id="0" name="academy-story-ai-7-2-03.png"/>
+                    <pic:cNvPicPr/>
+                  </pic:nvPicPr>
+                  <pic:blipFill>
+                    <a:blip r:embed="rId14"/>
+                    <a:stretch>
+                      <a:fillRect/>
+                    </a:stretch>
+                  </pic:blipFill>
+                  <pic:spPr>
+                    <a:xfrm>
+                      <a:off x="0" y="0"/>
+                      <a:ext cx="5486400" cy="2834640"/>
+                    </a:xfrm>
+                    <a:prstGeom prst="rect"/>
+                  </pic:spPr>
+                </pic:pic>
+              </a:graphicData>
+            </a:graphic>
+          </wp:inline>
+        </w:drawing>
+      </w:r>
+    </w:p>
+    <w:p>
+      <w:pPr>
+        <w:spacing w:line="336" w:lineRule="auto" w:after="180"/>
+      </w:pPr>
+      <w:r>
+        <w:rPr>
+          <w:b w:val="0"/>
+        </w:rPr>
         <w:t>Correctness on ten shared cases. Units: correct answers out of 10. Baseline: 2. New prompt: 4.</w:t>
       </w:r>
     </w:p>
     <w:p>
       <w:pPr>
         <w:spacing w:line="336" w:lineRule="auto" w:after="180"/>
-        <w:shd w:fill="F5F1FB"/>
       </w:pPr>
       <w:r>
         <w:rPr>
@@ -4243,7 +5403,7 @@
     </w:p>
     <w:p>
       <w:pPr>
-        <w:pStyle w:val="Heading3"/>
+        <w:pStyle w:val="Heading2"/>
       </w:pPr>
       <w:r>
         <w:t>04. Change one thing. Trace what follows.</w:t>
@@ -4254,7 +5414,7 @@
         <w:drawing>
           <wp:inline xmlns:a="http://schemas.openxmlformats.org/drawingml/2006/main" xmlns:pic="http://schemas.openxmlformats.org/drawingml/2006/picture">
             <wp:extent cx="5486400" cy="3026664"/>
-            <wp:docPr id="6" name="Picture 6" descr="Original case: These ten cases support a descriptive comparison, not universal doubling. Changed condition: The headline changes to &quot;every learner improves twice as much&quot;. Expected result: That learner claim is unsupported by these answer counts. Reason: The outcome and experimental unit have changed in the wording without new evidence."/>
+            <wp:docPr id="8" name="Picture 8" descr="Original case: These ten cases support a descriptive comparison, not universal doubling. Changed condition: The headline changes to &quot;every learner improves twice as much&quot;. Expected result: That learner claim is unsupported by these answer counts. Reason: The outcome and experimental unit have changed in the wording without new evidence."/>
             <wp:cNvGraphicFramePr>
               <a:graphicFrameLocks noChangeAspect="1"/>
             </wp:cNvGraphicFramePr>
@@ -4266,7 +5426,7 @@
                     <pic:cNvPicPr/>
                   </pic:nvPicPr>
                   <pic:blipFill>
-                    <a:blip r:embed="rId14"/>
+                    <a:blip r:embed="rId10"/>
                     <a:stretch>
                       <a:fillRect/>
                     </a:stretch>
@@ -4334,7 +5494,6 @@
     <w:p>
       <w:pPr>
         <w:spacing w:line="336" w:lineRule="auto" w:after="180"/>
-        <w:shd w:fill="F5F1FB"/>
       </w:pPr>
       <w:r>
         <w:rPr>
@@ -4345,7 +5504,7 @@
     </w:p>
     <w:p>
       <w:pPr>
-        <w:pStyle w:val="Heading3"/>
+        <w:pStyle w:val="Heading2"/>
       </w:pPr>
       <w:r>
         <w:t>05. Connect the explanation to its limit</w:t>
@@ -4356,7 +5515,7 @@
         <w:drawing>
           <wp:inline xmlns:a="http://schemas.openxmlformats.org/drawingml/2006/main" xmlns:pic="http://schemas.openxmlformats.org/drawingml/2006/picture">
             <wp:extent cx="5486400" cy="2834640"/>
-            <wp:docPr id="7" name="Picture 7" descr="A research claim compresses a method and result. Unpack the measured variable, denominator and comparison before accepting the headline. Limit: Small case counts leave substantial uncertainty; no significance or causal effect is supplied."/>
+            <wp:docPr id="9" name="Picture 9" descr="A research claim compresses a method and result. Unpack the measured variable, denominator and comparison before accepting the headline. Limit: Small case counts leave substantial uncertainty; no significance or causal effect is supplied."/>
             <wp:cNvGraphicFramePr>
               <a:graphicFrameLocks noChangeAspect="1"/>
             </wp:cNvGraphicFramePr>
@@ -4424,7 +5583,6 @@
     <w:p>
       <w:pPr>
         <w:spacing w:line="336" w:lineRule="auto" w:after="180"/>
-        <w:shd w:fill="F5F1FB"/>
       </w:pPr>
       <w:r>
         <w:rPr>
@@ -4447,7 +5605,7 @@
     </w:p>
     <w:p>
       <w:pPr>
-        <w:pStyle w:val="Heading3"/>
+        <w:pStyle w:val="Heading2"/>
       </w:pPr>
       <w:r>
         <w:t>06. Make the idea visible in your project</w:t>
@@ -4458,7 +5616,7 @@
         <w:drawing>
           <wp:inline xmlns:a="http://schemas.openxmlformats.org/drawingml/2006/main" xmlns:pic="http://schemas.openxmlformats.org/drawingml/2006/picture">
             <wp:extent cx="5486400" cy="3681984"/>
-            <wp:docPr id="8" name="Picture 8" descr="For the Reproducible AI Research Study, retain an annotated worked trace and the changed-case reasoning. Connect the claim to its records, units and assumptions so another investigator can challenge or reproduce it. Draw your input, deciding step, result and limit. Supported question: Calculate the baseline and new rates for 2/10 and 4/10. Explain both twice the rate and the percentage-point change, and say why neither measures every learner’s improvement."/>
+            <wp:docPr id="10" name="Picture 10" descr="For the Reproducible AI Research Study, retain an annotated worked trace and the changed-case reasoning. Connect the claim to its records, units and assumptions so another investigator can challenge or reproduce it. Draw your input, deciding step, result and limit. Supported question: Calculate the baseline and new rates for 2/10 and 4/10. Explain both twice the rate and the percentage-point change, and say why neither measures every learner’s improvement."/>
             <wp:cNvGraphicFramePr>
               <a:graphicFrameLocks noChangeAspect="1"/>
             </wp:cNvGraphicFramePr>
@@ -4549,7 +5707,6 @@
     <w:p>
       <w:pPr>
         <w:spacing w:line="336" w:lineRule="auto" w:after="180"/>
-        <w:shd w:fill="F5F1FB"/>
       </w:pPr>
       <w:r>
         <w:rPr>
@@ -4568,6 +5725,62 @@
           <w:b w:val="0"/>
         </w:rPr>
         <w:t>.</w:t>
+      </w:r>
+    </w:p>
+    <w:p>
+      <w:pPr>
+        <w:pStyle w:val="Heading2"/>
+      </w:pPr>
+      <w:r>
+        <w:t>Earlier wording, alternatives and picture transcripts · reference / check after trying</w:t>
+      </w:r>
+    </w:p>
+    <w:p>
+      <w:pPr>
+        <w:pStyle w:val="Heading3"/>
+      </w:pPr>
+      <w:r>
+        <w:t>01. Reading a research claim: the case</w:t>
+      </w:r>
+    </w:p>
+    <w:p>
+      <w:pPr>
+        <w:pStyle w:val="Heading3"/>
+      </w:pPr>
+      <w:r>
+        <w:t>02. Follow the deciding steps</w:t>
+      </w:r>
+    </w:p>
+    <w:p>
+      <w:pPr>
+        <w:pStyle w:val="Heading3"/>
+      </w:pPr>
+      <w:r>
+        <w:t>03. Correctness on ten shared cases</w:t>
+      </w:r>
+    </w:p>
+    <w:p>
+      <w:pPr>
+        <w:pStyle w:val="Heading3"/>
+      </w:pPr>
+      <w:r>
+        <w:t>04. Change one thing. Trace what follows.</w:t>
+      </w:r>
+    </w:p>
+    <w:p>
+      <w:pPr>
+        <w:pStyle w:val="Heading3"/>
+      </w:pPr>
+      <w:r>
+        <w:t>05. Connect the explanation to its limit</w:t>
+      </w:r>
+    </w:p>
+    <w:p>
+      <w:pPr>
+        <w:pStyle w:val="Heading3"/>
+      </w:pPr>
+      <w:r>
+        <w:t>06. Make the idea visible in your project</w:t>
       </w:r>
     </w:p>
     <w:sectPr>
